--- a/OFHcrosssectional_plan.docx
+++ b/OFHcrosssectional_plan.docx
@@ -489,49 +489,1406 @@
           <w:color w:val="0A0A0A"/>
         </w:rPr>
       </w:pPr>
+    </w:p>
+    <w:p>
+      <w:pPr>
+        <w:pStyle w:val="NormalWeb"/>
+        <w:numPr>
+          <w:ilvl w:val="0"/>
+          <w:numId w:val="7"/>
+        </w:numPr>
+        <w:spacing w:before="0" w:beforeAutospacing="0" w:after="0" w:afterAutospacing="0"/>
+        <w:rPr>
+          <w:rFonts w:asciiTheme="minorHAnsi" w:hAnsiTheme="minorHAnsi" w:cstheme="minorHAnsi"/>
+          <w:color w:val="0A0A0A"/>
+        </w:rPr>
+      </w:pPr>
+      <w:r>
+        <w:rPr>
+          <w:rFonts w:asciiTheme="minorHAnsi" w:hAnsiTheme="minorHAnsi" w:cstheme="minorHAnsi"/>
+          <w:color w:val="0A0A0A"/>
+        </w:rPr>
+        <w:t>Menopause</w:t>
+      </w:r>
+      <w:r>
+        <w:rPr>
+          <w:rFonts w:asciiTheme="minorHAnsi" w:hAnsiTheme="minorHAnsi" w:cstheme="minorHAnsi"/>
+          <w:color w:val="0A0A0A"/>
+        </w:rPr>
+        <w:t xml:space="preserve"> </w:t>
+      </w:r>
+      <w:r>
+        <w:rPr>
+          <w:rFonts w:asciiTheme="minorHAnsi" w:hAnsiTheme="minorHAnsi" w:cstheme="minorHAnsi"/>
+          <w:color w:val="0A0A0A"/>
+        </w:rPr>
+        <w:t xml:space="preserve">&amp; HRT </w:t>
+      </w:r>
+      <w:r>
+        <w:rPr>
+          <w:rFonts w:asciiTheme="minorHAnsi" w:hAnsiTheme="minorHAnsi" w:cstheme="minorHAnsi"/>
+          <w:color w:val="0A0A0A"/>
+        </w:rPr>
+        <w:t>stratified shift work/asthma</w:t>
+      </w:r>
+    </w:p>
+    <w:p>
+      <w:pPr>
+        <w:pStyle w:val="NormalWeb"/>
+        <w:numPr>
+          <w:ilvl w:val="1"/>
+          <w:numId w:val="7"/>
+        </w:numPr>
+        <w:spacing w:before="0" w:beforeAutospacing="0" w:after="0" w:afterAutospacing="0"/>
+        <w:rPr>
+          <w:rFonts w:asciiTheme="minorHAnsi" w:hAnsiTheme="minorHAnsi" w:cstheme="minorHAnsi"/>
+          <w:color w:val="0A0A0A"/>
+        </w:rPr>
+      </w:pPr>
+      <w:r>
+        <w:rPr>
+          <w:rFonts w:asciiTheme="minorHAnsi" w:hAnsiTheme="minorHAnsi" w:cstheme="minorHAnsi"/>
+          <w:color w:val="0A0A0A"/>
+        </w:rPr>
+        <w:t>Verify results found in UKB</w:t>
+      </w:r>
+    </w:p>
+    <w:p>
+      <w:pPr>
+        <w:pStyle w:val="NormalWeb"/>
+        <w:numPr>
+          <w:ilvl w:val="1"/>
+          <w:numId w:val="7"/>
+        </w:numPr>
+        <w:spacing w:before="0" w:beforeAutospacing="0" w:after="0" w:afterAutospacing="0"/>
+        <w:rPr>
+          <w:rFonts w:asciiTheme="minorHAnsi" w:hAnsiTheme="minorHAnsi" w:cstheme="minorHAnsi"/>
+          <w:color w:val="0A0A0A"/>
+        </w:rPr>
+      </w:pPr>
+      <w:r>
+        <w:rPr>
+          <w:rFonts w:asciiTheme="minorHAnsi" w:hAnsiTheme="minorHAnsi" w:cstheme="minorHAnsi"/>
+          <w:color w:val="0A0A0A"/>
+        </w:rPr>
+        <w:t>Can look at both use of HRT as well as amount of time on it</w:t>
+      </w:r>
+    </w:p>
+    <w:p>
+      <w:pPr>
+        <w:pStyle w:val="NormalWeb"/>
+        <w:spacing w:before="0" w:beforeAutospacing="0" w:after="0" w:afterAutospacing="0"/>
+        <w:rPr>
+          <w:rFonts w:asciiTheme="minorHAnsi" w:hAnsiTheme="minorHAnsi" w:cstheme="minorHAnsi"/>
+          <w:color w:val="0A0A0A"/>
+        </w:rPr>
+      </w:pPr>
+    </w:p>
+    <w:p>
+      <w:pPr>
+        <w:pStyle w:val="NormalWeb"/>
+        <w:spacing w:before="0" w:beforeAutospacing="0" w:after="0" w:afterAutospacing="0"/>
+        <w:rPr>
+          <w:rFonts w:asciiTheme="minorHAnsi" w:hAnsiTheme="minorHAnsi" w:cstheme="minorHAnsi"/>
+          <w:b/>
+          <w:color w:val="0A0A0A"/>
+          <w:u w:val="single"/>
+        </w:rPr>
+      </w:pPr>
+    </w:p>
+    <w:p>
+      <w:pPr>
+        <w:pStyle w:val="NormalWeb"/>
+        <w:spacing w:before="0" w:beforeAutospacing="0" w:after="0" w:afterAutospacing="0"/>
+        <w:rPr>
+          <w:rFonts w:asciiTheme="minorHAnsi" w:hAnsiTheme="minorHAnsi" w:cstheme="minorHAnsi"/>
+          <w:b/>
+          <w:color w:val="0A0A0A"/>
+          <w:u w:val="single"/>
+        </w:rPr>
+      </w:pPr>
+      <w:r>
+        <w:rPr>
+          <w:rFonts w:asciiTheme="minorHAnsi" w:hAnsiTheme="minorHAnsi" w:cstheme="minorHAnsi"/>
+          <w:b/>
+          <w:color w:val="0A0A0A"/>
+          <w:u w:val="single"/>
+        </w:rPr>
+        <w:t>Asthma definition</w:t>
+      </w:r>
+    </w:p>
+    <w:p>
+      <w:pPr>
+        <w:pStyle w:val="NormalWeb"/>
+        <w:spacing w:before="0" w:beforeAutospacing="0" w:after="0" w:afterAutospacing="0"/>
+        <w:rPr>
+          <w:rFonts w:asciiTheme="minorHAnsi" w:hAnsiTheme="minorHAnsi" w:cstheme="minorHAnsi"/>
+          <w:b/>
+          <w:color w:val="0A0A0A"/>
+        </w:rPr>
+      </w:pPr>
+    </w:p>
+    <w:p>
+      <w:pPr>
+        <w:pStyle w:val="NormalWeb"/>
+        <w:spacing w:before="0" w:beforeAutospacing="0" w:after="0" w:afterAutospacing="0"/>
+        <w:rPr>
+          <w:rFonts w:asciiTheme="minorHAnsi" w:hAnsiTheme="minorHAnsi" w:cstheme="minorHAnsi"/>
+          <w:i/>
+          <w:color w:val="0A0A0A"/>
+        </w:rPr>
+      </w:pPr>
+      <w:r>
+        <w:rPr>
+          <w:rFonts w:asciiTheme="minorHAnsi" w:hAnsiTheme="minorHAnsi" w:cstheme="minorHAnsi"/>
+          <w:i/>
+          <w:color w:val="0A0A0A"/>
+        </w:rPr>
+        <w:t>Currently used DIAG_RESP_1_M includes “Asthma” and MEDICAT_1_M. includes “Lung or breathing problems”</w:t>
+      </w:r>
+      <w:r>
+        <w:rPr>
+          <w:rFonts w:asciiTheme="minorHAnsi" w:hAnsiTheme="minorHAnsi" w:cstheme="minorHAnsi"/>
+          <w:i/>
+          <w:color w:val="0A0A0A"/>
+        </w:rPr>
+        <w:t>. Can maybe split asthma from mod-severe asthma by also including medicat_resp_1_m.</w:t>
+      </w:r>
+    </w:p>
+    <w:p>
+      <w:pPr>
+        <w:pStyle w:val="NormalWeb"/>
+        <w:spacing w:before="0" w:beforeAutospacing="0" w:after="0" w:afterAutospacing="0"/>
+        <w:rPr>
+          <w:rFonts w:asciiTheme="minorHAnsi" w:hAnsiTheme="minorHAnsi" w:cstheme="minorHAnsi"/>
+          <w:b/>
+          <w:color w:val="0A0A0A"/>
+        </w:rPr>
+      </w:pPr>
+    </w:p>
+    <w:p>
+      <w:pPr>
+        <w:pStyle w:val="NormalWeb"/>
+        <w:spacing w:before="0" w:beforeAutospacing="0" w:after="0" w:afterAutospacing="0"/>
+        <w:rPr>
+          <w:rFonts w:asciiTheme="minorHAnsi" w:hAnsiTheme="minorHAnsi" w:cstheme="minorHAnsi"/>
+          <w:color w:val="0A0A0A"/>
+        </w:rPr>
+      </w:pPr>
+      <w:r>
+        <w:rPr>
+          <w:rFonts w:asciiTheme="minorHAnsi" w:hAnsiTheme="minorHAnsi" w:cstheme="minorHAnsi"/>
+          <w:color w:val="0A0A0A"/>
+        </w:rPr>
+        <w:t>DIAG_RESP_1_M</w:t>
+      </w:r>
+      <w:r>
+        <w:rPr>
+          <w:rFonts w:asciiTheme="minorHAnsi" w:hAnsiTheme="minorHAnsi" w:cstheme="minorHAnsi"/>
+          <w:color w:val="0A0A0A"/>
+        </w:rPr>
+        <w:t>: H</w:t>
+      </w:r>
+      <w:r>
+        <w:rPr>
+          <w:rFonts w:asciiTheme="minorHAnsi" w:hAnsiTheme="minorHAnsi" w:cstheme="minorHAnsi"/>
+          <w:color w:val="0A0A0A"/>
+        </w:rPr>
+        <w:t>ave you ever been diagnosed with any of the following lung or respiratory conditions by a doctor or other health professional?</w:t>
+      </w:r>
+      <w:r>
+        <w:rPr>
+          <w:rFonts w:asciiTheme="minorHAnsi" w:hAnsiTheme="minorHAnsi" w:cstheme="minorHAnsi"/>
+          <w:color w:val="0A0A0A"/>
+        </w:rPr>
+        <w:t xml:space="preserve"> Do not know, prefer not to answer, none of the above, COPD, lung fibrosis, bronchiectasis, asthma, hay fever, other</w:t>
+      </w:r>
+    </w:p>
+    <w:p>
+      <w:pPr>
+        <w:pStyle w:val="NormalWeb"/>
+        <w:spacing w:before="0" w:beforeAutospacing="0" w:after="0" w:afterAutospacing="0"/>
+        <w:rPr>
+          <w:rFonts w:asciiTheme="minorHAnsi" w:hAnsiTheme="minorHAnsi" w:cstheme="minorHAnsi"/>
+          <w:color w:val="0A0A0A"/>
+        </w:rPr>
+      </w:pPr>
+    </w:p>
+    <w:p>
+      <w:pPr>
+        <w:pStyle w:val="NormalWeb"/>
+        <w:spacing w:before="0" w:beforeAutospacing="0" w:after="0" w:afterAutospacing="0"/>
+        <w:rPr>
+          <w:rFonts w:asciiTheme="minorHAnsi" w:hAnsiTheme="minorHAnsi" w:cstheme="minorHAnsi"/>
+          <w:color w:val="0A0A0A"/>
+        </w:rPr>
+      </w:pPr>
+      <w:r>
+        <w:rPr>
+          <w:rFonts w:asciiTheme="minorHAnsi" w:hAnsiTheme="minorHAnsi" w:cstheme="minorHAnsi"/>
+          <w:color w:val="0A0A0A"/>
+        </w:rPr>
+        <w:lastRenderedPageBreak/>
+        <w:t>MEDICAT_1_M. Do you regularly take medications for any of the following reasons?</w:t>
+      </w:r>
+      <w:r>
+        <w:rPr>
+          <w:rFonts w:asciiTheme="minorHAnsi" w:hAnsiTheme="minorHAnsi" w:cstheme="minorHAnsi"/>
+          <w:color w:val="0A0A0A"/>
+        </w:rPr>
+        <w:t xml:space="preserve"> Do not know, prefer not to answer, none of the above, autoimmune disorder, neurological disorders, pain relief, reproductive or sexual health, supplements/nutritional health, bone health, cancer, diabetic health, digestive problems, endocrine disorder, heart or circulatory health, lung or breathing problems, mental health conditions or insomnia </w:t>
+      </w:r>
+    </w:p>
+    <w:p>
+      <w:pPr>
+        <w:pStyle w:val="NormalWeb"/>
+        <w:spacing w:before="0" w:beforeAutospacing="0" w:after="0" w:afterAutospacing="0"/>
+        <w:rPr>
+          <w:rFonts w:asciiTheme="minorHAnsi" w:hAnsiTheme="minorHAnsi" w:cstheme="minorHAnsi"/>
+          <w:color w:val="0A0A0A"/>
+        </w:rPr>
+      </w:pPr>
+    </w:p>
+    <w:p>
+      <w:pPr>
+        <w:pStyle w:val="NormalWeb"/>
+        <w:spacing w:before="0" w:beforeAutospacing="0" w:after="0" w:afterAutospacing="0"/>
+        <w:rPr>
+          <w:rFonts w:asciiTheme="minorHAnsi" w:hAnsiTheme="minorHAnsi" w:cstheme="minorHAnsi"/>
+          <w:color w:val="0A0A0A"/>
+        </w:rPr>
+      </w:pPr>
+      <w:r>
+        <w:rPr>
+          <w:rFonts w:asciiTheme="minorHAnsi" w:hAnsiTheme="minorHAnsi" w:cstheme="minorHAnsi"/>
+          <w:color w:val="0A0A0A"/>
+        </w:rPr>
+        <w:t xml:space="preserve">MEDICAT_RESP_1_M. </w:t>
+      </w:r>
+      <w:r>
+        <w:rPr>
+          <w:rFonts w:asciiTheme="minorHAnsi" w:hAnsiTheme="minorHAnsi" w:cstheme="minorHAnsi"/>
+          <w:color w:val="0A0A0A"/>
+        </w:rPr>
+        <w:t>Do you regularly take any of the following medication for lung or breathing problems?</w:t>
+      </w:r>
+      <w:r>
+        <w:rPr>
+          <w:rFonts w:asciiTheme="minorHAnsi" w:hAnsiTheme="minorHAnsi" w:cstheme="minorHAnsi"/>
+          <w:color w:val="0A0A0A"/>
+        </w:rPr>
+        <w:t xml:space="preserve"> </w:t>
+      </w:r>
+      <w:r>
+        <w:rPr>
+          <w:rFonts w:asciiTheme="minorHAnsi" w:hAnsiTheme="minorHAnsi" w:cstheme="minorHAnsi"/>
+          <w:color w:val="0A0A0A"/>
+        </w:rPr>
+        <w:t>(</w:t>
+      </w:r>
+      <w:proofErr w:type="gramStart"/>
+      <w:r>
+        <w:rPr>
+          <w:rFonts w:asciiTheme="minorHAnsi" w:hAnsiTheme="minorHAnsi" w:cstheme="minorHAnsi"/>
+          <w:color w:val="0A0A0A"/>
+        </w:rPr>
+        <w:t>numbers</w:t>
+      </w:r>
+      <w:proofErr w:type="gramEnd"/>
+      <w:r>
+        <w:rPr>
+          <w:rFonts w:asciiTheme="minorHAnsi" w:hAnsiTheme="minorHAnsi" w:cstheme="minorHAnsi"/>
+          <w:color w:val="0A0A0A"/>
+        </w:rPr>
+        <w:t xml:space="preserve"> in current workers only ~944,511)</w:t>
+      </w:r>
+    </w:p>
+    <w:p>
+      <w:pPr>
+        <w:pStyle w:val="NormalWeb"/>
+        <w:numPr>
+          <w:ilvl w:val="0"/>
+          <w:numId w:val="4"/>
+        </w:numPr>
+        <w:spacing w:before="0" w:beforeAutospacing="0" w:after="0" w:afterAutospacing="0"/>
+        <w:rPr>
+          <w:rFonts w:asciiTheme="minorHAnsi" w:hAnsiTheme="minorHAnsi" w:cstheme="minorHAnsi"/>
+          <w:color w:val="0A0A0A"/>
+        </w:rPr>
+      </w:pPr>
+      <w:r>
+        <w:rPr>
+          <w:rFonts w:asciiTheme="minorHAnsi" w:hAnsiTheme="minorHAnsi" w:cstheme="minorHAnsi"/>
+          <w:color w:val="0A0A0A"/>
+        </w:rPr>
+        <w:t xml:space="preserve">Do not know, </w:t>
+      </w:r>
+      <w:r>
+        <w:rPr>
+          <w:rFonts w:asciiTheme="minorHAnsi" w:hAnsiTheme="minorHAnsi" w:cstheme="minorHAnsi"/>
+          <w:color w:val="0A0A0A"/>
+        </w:rPr>
+        <w:t>637</w:t>
+      </w:r>
+    </w:p>
+    <w:p>
+      <w:pPr>
+        <w:pStyle w:val="NormalWeb"/>
+        <w:numPr>
+          <w:ilvl w:val="0"/>
+          <w:numId w:val="4"/>
+        </w:numPr>
+        <w:spacing w:before="0" w:beforeAutospacing="0" w:after="0" w:afterAutospacing="0"/>
+        <w:rPr>
+          <w:rFonts w:asciiTheme="minorHAnsi" w:hAnsiTheme="minorHAnsi" w:cstheme="minorHAnsi"/>
+          <w:color w:val="0A0A0A"/>
+        </w:rPr>
+      </w:pPr>
+      <w:r>
+        <w:rPr>
+          <w:rFonts w:asciiTheme="minorHAnsi" w:hAnsiTheme="minorHAnsi" w:cstheme="minorHAnsi"/>
+          <w:color w:val="0A0A0A"/>
+        </w:rPr>
+        <w:t>prefer not to answer,</w:t>
+      </w:r>
+      <w:r>
+        <w:rPr>
+          <w:rFonts w:asciiTheme="minorHAnsi" w:hAnsiTheme="minorHAnsi" w:cstheme="minorHAnsi"/>
+          <w:color w:val="0A0A0A"/>
+        </w:rPr>
+        <w:t xml:space="preserve"> 51</w:t>
+      </w:r>
+    </w:p>
+    <w:p>
+      <w:pPr>
+        <w:pStyle w:val="NormalWeb"/>
+        <w:numPr>
+          <w:ilvl w:val="0"/>
+          <w:numId w:val="4"/>
+        </w:numPr>
+        <w:spacing w:before="0" w:beforeAutospacing="0" w:after="0" w:afterAutospacing="0"/>
+        <w:rPr>
+          <w:rFonts w:asciiTheme="minorHAnsi" w:hAnsiTheme="minorHAnsi" w:cstheme="minorHAnsi"/>
+          <w:color w:val="0A0A0A"/>
+        </w:rPr>
+      </w:pPr>
+      <w:r>
+        <w:rPr>
+          <w:rFonts w:asciiTheme="minorHAnsi" w:hAnsiTheme="minorHAnsi" w:cstheme="minorHAnsi"/>
+          <w:color w:val="0A0A0A"/>
+        </w:rPr>
+        <w:t xml:space="preserve"> none of the above,</w:t>
+      </w:r>
+      <w:r>
+        <w:rPr>
+          <w:rFonts w:asciiTheme="minorHAnsi" w:hAnsiTheme="minorHAnsi" w:cstheme="minorHAnsi"/>
+          <w:color w:val="0A0A0A"/>
+        </w:rPr>
+        <w:t xml:space="preserve"> 2705</w:t>
+      </w:r>
+    </w:p>
+    <w:p>
+      <w:pPr>
+        <w:pStyle w:val="NormalWeb"/>
+        <w:numPr>
+          <w:ilvl w:val="0"/>
+          <w:numId w:val="4"/>
+        </w:numPr>
+        <w:spacing w:before="0" w:beforeAutospacing="0" w:after="0" w:afterAutospacing="0"/>
+        <w:rPr>
+          <w:rFonts w:asciiTheme="minorHAnsi" w:hAnsiTheme="minorHAnsi" w:cstheme="minorHAnsi"/>
+          <w:color w:val="0A0A0A"/>
+        </w:rPr>
+      </w:pPr>
+      <w:r>
+        <w:rPr>
+          <w:rFonts w:asciiTheme="minorHAnsi" w:hAnsiTheme="minorHAnsi" w:cstheme="minorHAnsi"/>
+          <w:color w:val="0A0A0A"/>
+        </w:rPr>
+        <w:t xml:space="preserve"> asthma reliever inhaler (usually blue), </w:t>
+      </w:r>
+      <w:r>
+        <w:rPr>
+          <w:rFonts w:asciiTheme="minorHAnsi" w:hAnsiTheme="minorHAnsi" w:cstheme="minorHAnsi"/>
+          <w:color w:val="0A0A0A"/>
+        </w:rPr>
+        <w:t>71419</w:t>
+      </w:r>
+    </w:p>
+    <w:p>
+      <w:pPr>
+        <w:pStyle w:val="NormalWeb"/>
+        <w:numPr>
+          <w:ilvl w:val="0"/>
+          <w:numId w:val="4"/>
+        </w:numPr>
+        <w:spacing w:before="0" w:beforeAutospacing="0" w:after="0" w:afterAutospacing="0"/>
+        <w:rPr>
+          <w:rFonts w:asciiTheme="minorHAnsi" w:hAnsiTheme="minorHAnsi" w:cstheme="minorHAnsi"/>
+          <w:color w:val="0A0A0A"/>
+        </w:rPr>
+      </w:pPr>
+      <w:r>
+        <w:rPr>
+          <w:rFonts w:asciiTheme="minorHAnsi" w:hAnsiTheme="minorHAnsi" w:cstheme="minorHAnsi"/>
+          <w:color w:val="0A0A0A"/>
+        </w:rPr>
+        <w:t xml:space="preserve">asthma preventer inhaler (containing steroid medicine), </w:t>
+      </w:r>
+      <w:r>
+        <w:rPr>
+          <w:rFonts w:asciiTheme="minorHAnsi" w:hAnsiTheme="minorHAnsi" w:cstheme="minorHAnsi"/>
+          <w:color w:val="0A0A0A"/>
+        </w:rPr>
+        <w:t>71836</w:t>
+      </w:r>
+    </w:p>
+    <w:p>
+      <w:pPr>
+        <w:pStyle w:val="NormalWeb"/>
+        <w:numPr>
+          <w:ilvl w:val="0"/>
+          <w:numId w:val="4"/>
+        </w:numPr>
+        <w:spacing w:before="0" w:beforeAutospacing="0" w:after="0" w:afterAutospacing="0"/>
+        <w:rPr>
+          <w:rFonts w:asciiTheme="minorHAnsi" w:hAnsiTheme="minorHAnsi" w:cstheme="minorHAnsi"/>
+          <w:color w:val="0A0A0A"/>
+        </w:rPr>
+      </w:pPr>
+      <w:r>
+        <w:rPr>
+          <w:rFonts w:asciiTheme="minorHAnsi" w:hAnsiTheme="minorHAnsi" w:cstheme="minorHAnsi"/>
+          <w:color w:val="0A0A0A"/>
+        </w:rPr>
+        <w:t xml:space="preserve">asthma combination inhaler, </w:t>
+      </w:r>
+      <w:r>
+        <w:rPr>
+          <w:rFonts w:asciiTheme="minorHAnsi" w:hAnsiTheme="minorHAnsi" w:cstheme="minorHAnsi"/>
+          <w:color w:val="0A0A0A"/>
+        </w:rPr>
+        <w:t>20759</w:t>
+      </w:r>
+    </w:p>
+    <w:p>
+      <w:pPr>
+        <w:pStyle w:val="NormalWeb"/>
+        <w:numPr>
+          <w:ilvl w:val="0"/>
+          <w:numId w:val="4"/>
+        </w:numPr>
+        <w:spacing w:before="0" w:beforeAutospacing="0" w:after="0" w:afterAutospacing="0"/>
+        <w:rPr>
+          <w:rFonts w:asciiTheme="minorHAnsi" w:hAnsiTheme="minorHAnsi" w:cstheme="minorHAnsi"/>
+          <w:color w:val="0A0A0A"/>
+        </w:rPr>
+      </w:pPr>
+      <w:r>
+        <w:rPr>
+          <w:rFonts w:asciiTheme="minorHAnsi" w:hAnsiTheme="minorHAnsi" w:cstheme="minorHAnsi"/>
+          <w:color w:val="0A0A0A"/>
+        </w:rPr>
+        <w:t>anticholinergic inhaler (for COPD or asthma, e.g. Tiotropium or Spiriva),</w:t>
+      </w:r>
+      <w:r>
+        <w:rPr>
+          <w:rFonts w:asciiTheme="minorHAnsi" w:hAnsiTheme="minorHAnsi" w:cstheme="minorHAnsi"/>
+          <w:color w:val="0A0A0A"/>
+        </w:rPr>
+        <w:t xml:space="preserve"> 9368</w:t>
+      </w:r>
+    </w:p>
+    <w:p>
+      <w:pPr>
+        <w:pStyle w:val="NormalWeb"/>
+        <w:numPr>
+          <w:ilvl w:val="0"/>
+          <w:numId w:val="4"/>
+        </w:numPr>
+        <w:spacing w:before="0" w:beforeAutospacing="0" w:after="0" w:afterAutospacing="0"/>
+        <w:rPr>
+          <w:rFonts w:asciiTheme="minorHAnsi" w:hAnsiTheme="minorHAnsi" w:cstheme="minorHAnsi"/>
+          <w:color w:val="0A0A0A"/>
+        </w:rPr>
+      </w:pPr>
+      <w:r>
+        <w:rPr>
+          <w:rFonts w:asciiTheme="minorHAnsi" w:hAnsiTheme="minorHAnsi" w:cstheme="minorHAnsi"/>
+          <w:color w:val="0A0A0A"/>
+        </w:rPr>
+        <w:t xml:space="preserve"> leukotriene receptor antagonist (LTRAs) tablets (e.g. </w:t>
+      </w:r>
+      <w:proofErr w:type="spellStart"/>
+      <w:r>
+        <w:rPr>
+          <w:rFonts w:asciiTheme="minorHAnsi" w:hAnsiTheme="minorHAnsi" w:cstheme="minorHAnsi"/>
+          <w:color w:val="0A0A0A"/>
+        </w:rPr>
+        <w:t>Montelukast</w:t>
+      </w:r>
+      <w:proofErr w:type="spellEnd"/>
+      <w:r>
+        <w:rPr>
+          <w:rFonts w:asciiTheme="minorHAnsi" w:hAnsiTheme="minorHAnsi" w:cstheme="minorHAnsi"/>
+          <w:color w:val="0A0A0A"/>
+        </w:rPr>
+        <w:t>),</w:t>
+      </w:r>
+      <w:r>
+        <w:rPr>
+          <w:rFonts w:asciiTheme="minorHAnsi" w:hAnsiTheme="minorHAnsi" w:cstheme="minorHAnsi"/>
+          <w:color w:val="0A0A0A"/>
+        </w:rPr>
+        <w:t xml:space="preserve"> 7357</w:t>
+      </w:r>
+    </w:p>
+    <w:p>
+      <w:pPr>
+        <w:pStyle w:val="NormalWeb"/>
+        <w:numPr>
+          <w:ilvl w:val="0"/>
+          <w:numId w:val="4"/>
+        </w:numPr>
+        <w:spacing w:before="0" w:beforeAutospacing="0" w:after="0" w:afterAutospacing="0"/>
+        <w:rPr>
+          <w:rFonts w:asciiTheme="minorHAnsi" w:hAnsiTheme="minorHAnsi" w:cstheme="minorHAnsi"/>
+          <w:color w:val="0A0A0A"/>
+        </w:rPr>
+      </w:pPr>
+      <w:r>
+        <w:rPr>
+          <w:rFonts w:asciiTheme="minorHAnsi" w:hAnsiTheme="minorHAnsi" w:cstheme="minorHAnsi"/>
+          <w:color w:val="0A0A0A"/>
+        </w:rPr>
+        <w:t xml:space="preserve"> tablet bronchodilator (e.g. theophylline), </w:t>
+      </w:r>
+      <w:r>
+        <w:rPr>
+          <w:rFonts w:asciiTheme="minorHAnsi" w:hAnsiTheme="minorHAnsi" w:cstheme="minorHAnsi"/>
+          <w:color w:val="0A0A0A"/>
+        </w:rPr>
+        <w:t>923</w:t>
+      </w:r>
+    </w:p>
+    <w:p>
+      <w:pPr>
+        <w:pStyle w:val="NormalWeb"/>
+        <w:numPr>
+          <w:ilvl w:val="0"/>
+          <w:numId w:val="4"/>
+        </w:numPr>
+        <w:spacing w:before="0" w:beforeAutospacing="0" w:after="0" w:afterAutospacing="0"/>
+        <w:rPr>
+          <w:rFonts w:asciiTheme="minorHAnsi" w:hAnsiTheme="minorHAnsi" w:cstheme="minorHAnsi"/>
+          <w:color w:val="0A0A0A"/>
+        </w:rPr>
+      </w:pPr>
+      <w:r>
+        <w:rPr>
+          <w:rFonts w:asciiTheme="minorHAnsi" w:hAnsiTheme="minorHAnsi" w:cstheme="minorHAnsi"/>
+          <w:color w:val="0A0A0A"/>
+        </w:rPr>
+        <w:t xml:space="preserve">corticosteroids (e.g. prednisolone), </w:t>
+      </w:r>
+      <w:r>
+        <w:rPr>
+          <w:rFonts w:asciiTheme="minorHAnsi" w:hAnsiTheme="minorHAnsi" w:cstheme="minorHAnsi"/>
+          <w:color w:val="0A0A0A"/>
+        </w:rPr>
+        <w:t xml:space="preserve"> 4610</w:t>
+      </w:r>
+    </w:p>
+    <w:p>
+      <w:pPr>
+        <w:pStyle w:val="NormalWeb"/>
+        <w:numPr>
+          <w:ilvl w:val="0"/>
+          <w:numId w:val="4"/>
+        </w:numPr>
+        <w:spacing w:before="0" w:beforeAutospacing="0" w:after="0" w:afterAutospacing="0"/>
+        <w:rPr>
+          <w:rFonts w:asciiTheme="minorHAnsi" w:hAnsiTheme="minorHAnsi" w:cstheme="minorHAnsi"/>
+          <w:color w:val="0A0A0A"/>
+        </w:rPr>
+      </w:pPr>
+      <w:r>
+        <w:rPr>
+          <w:rFonts w:asciiTheme="minorHAnsi" w:hAnsiTheme="minorHAnsi" w:cstheme="minorHAnsi"/>
+          <w:color w:val="0A0A0A"/>
+        </w:rPr>
+        <w:t>other</w:t>
+      </w:r>
+      <w:r>
+        <w:rPr>
+          <w:rFonts w:asciiTheme="minorHAnsi" w:hAnsiTheme="minorHAnsi" w:cstheme="minorHAnsi"/>
+          <w:color w:val="0A0A0A"/>
+        </w:rPr>
+        <w:t xml:space="preserve"> not listed 7872</w:t>
+      </w:r>
+    </w:p>
+    <w:p>
+      <w:pPr>
+        <w:pStyle w:val="NormalWeb"/>
+        <w:spacing w:before="0" w:beforeAutospacing="0" w:after="0" w:afterAutospacing="0"/>
+        <w:rPr>
+          <w:rFonts w:asciiTheme="minorHAnsi" w:hAnsiTheme="minorHAnsi" w:cstheme="minorHAnsi"/>
+          <w:b/>
+          <w:color w:val="0A0A0A"/>
+        </w:rPr>
+      </w:pPr>
+    </w:p>
+    <w:p>
+      <w:pPr>
+        <w:pStyle w:val="NormalWeb"/>
+        <w:spacing w:before="0" w:beforeAutospacing="0" w:after="0" w:afterAutospacing="0"/>
+        <w:rPr>
+          <w:rFonts w:asciiTheme="minorHAnsi" w:hAnsiTheme="minorHAnsi" w:cstheme="minorHAnsi"/>
+          <w:b/>
+          <w:color w:val="0A0A0A"/>
+          <w:u w:val="single"/>
+        </w:rPr>
+      </w:pPr>
+      <w:r>
+        <w:rPr>
+          <w:rFonts w:asciiTheme="minorHAnsi" w:hAnsiTheme="minorHAnsi" w:cstheme="minorHAnsi"/>
+          <w:b/>
+          <w:color w:val="0A0A0A"/>
+          <w:u w:val="single"/>
+        </w:rPr>
+        <w:t>Shift work definition</w:t>
+      </w:r>
+    </w:p>
+    <w:p>
+      <w:pPr>
+        <w:pStyle w:val="NormalWeb"/>
+        <w:spacing w:before="0" w:beforeAutospacing="0" w:after="0" w:afterAutospacing="0"/>
+        <w:rPr>
+          <w:rFonts w:asciiTheme="minorHAnsi" w:hAnsiTheme="minorHAnsi" w:cstheme="minorHAnsi"/>
+          <w:b/>
+          <w:color w:val="0A0A0A"/>
+        </w:rPr>
+      </w:pPr>
+    </w:p>
+    <w:p>
+      <w:pPr>
+        <w:pStyle w:val="NormalWeb"/>
+        <w:spacing w:before="0" w:beforeAutospacing="0" w:after="0" w:afterAutospacing="0"/>
+        <w:rPr>
+          <w:rFonts w:asciiTheme="minorHAnsi" w:hAnsiTheme="minorHAnsi" w:cstheme="minorHAnsi"/>
+          <w:color w:val="0A0A0A"/>
+        </w:rPr>
+      </w:pPr>
+      <w:r>
+        <w:rPr>
+          <w:rFonts w:asciiTheme="minorHAnsi" w:hAnsiTheme="minorHAnsi" w:cstheme="minorHAnsi"/>
+          <w:color w:val="0A0A0A"/>
+        </w:rPr>
+        <w:t xml:space="preserve">WORK_SHIFTS_1_1: Does your work involve shift work? Do not </w:t>
+      </w:r>
+      <w:proofErr w:type="gramStart"/>
+      <w:r>
+        <w:rPr>
+          <w:rFonts w:asciiTheme="minorHAnsi" w:hAnsiTheme="minorHAnsi" w:cstheme="minorHAnsi"/>
+          <w:color w:val="0A0A0A"/>
+        </w:rPr>
+        <w:t>know,</w:t>
+      </w:r>
+      <w:proofErr w:type="gramEnd"/>
+      <w:r>
+        <w:rPr>
+          <w:rFonts w:asciiTheme="minorHAnsi" w:hAnsiTheme="minorHAnsi" w:cstheme="minorHAnsi"/>
+          <w:color w:val="0A0A0A"/>
+        </w:rPr>
+        <w:t xml:space="preserve"> prefer not </w:t>
+      </w:r>
+      <w:r>
+        <w:rPr>
+          <w:rFonts w:asciiTheme="minorHAnsi" w:hAnsiTheme="minorHAnsi" w:cstheme="minorHAnsi"/>
+          <w:color w:val="0A0A0A"/>
+        </w:rPr>
+        <w:t>to</w:t>
+      </w:r>
+      <w:r>
+        <w:rPr>
+          <w:rFonts w:asciiTheme="minorHAnsi" w:hAnsiTheme="minorHAnsi" w:cstheme="minorHAnsi"/>
+          <w:color w:val="0A0A0A"/>
+        </w:rPr>
+        <w:t xml:space="preserve"> answer, never/rarely, sometimes, usually, always</w:t>
+      </w:r>
+    </w:p>
+    <w:p>
+      <w:pPr>
+        <w:pStyle w:val="NormalWeb"/>
+        <w:spacing w:before="0" w:beforeAutospacing="0" w:after="0" w:afterAutospacing="0"/>
+        <w:rPr>
+          <w:rFonts w:asciiTheme="minorHAnsi" w:hAnsiTheme="minorHAnsi" w:cstheme="minorHAnsi"/>
+          <w:color w:val="0A0A0A"/>
+        </w:rPr>
+      </w:pPr>
+    </w:p>
+    <w:p>
+      <w:pPr>
+        <w:pStyle w:val="NormalWeb"/>
+        <w:spacing w:before="0" w:beforeAutospacing="0" w:after="0" w:afterAutospacing="0"/>
+        <w:rPr>
+          <w:rFonts w:asciiTheme="minorHAnsi" w:hAnsiTheme="minorHAnsi" w:cstheme="minorHAnsi"/>
+          <w:color w:val="0A0A0A"/>
+        </w:rPr>
+      </w:pPr>
+      <w:r>
+        <w:rPr>
+          <w:rFonts w:asciiTheme="minorHAnsi" w:hAnsiTheme="minorHAnsi" w:cstheme="minorHAnsi"/>
+          <w:color w:val="0A0A0A"/>
+        </w:rPr>
+        <w:t>WORK_</w:t>
+      </w:r>
+      <w:r>
+        <w:rPr>
+          <w:rFonts w:asciiTheme="minorHAnsi" w:hAnsiTheme="minorHAnsi" w:cstheme="minorHAnsi"/>
+          <w:color w:val="0A0A0A"/>
+        </w:rPr>
+        <w:t>NIGHTS</w:t>
+      </w:r>
+      <w:r>
+        <w:rPr>
+          <w:rFonts w:asciiTheme="minorHAnsi" w:hAnsiTheme="minorHAnsi" w:cstheme="minorHAnsi"/>
+          <w:color w:val="0A0A0A"/>
+        </w:rPr>
+        <w:t xml:space="preserve">_1_1: Does your work involve </w:t>
+      </w:r>
+      <w:r>
+        <w:rPr>
+          <w:rFonts w:asciiTheme="minorHAnsi" w:hAnsiTheme="minorHAnsi" w:cstheme="minorHAnsi"/>
+          <w:color w:val="0A0A0A"/>
+        </w:rPr>
+        <w:t>night shifts</w:t>
+      </w:r>
+      <w:r>
+        <w:rPr>
+          <w:rFonts w:asciiTheme="minorHAnsi" w:hAnsiTheme="minorHAnsi" w:cstheme="minorHAnsi"/>
+          <w:color w:val="0A0A0A"/>
+        </w:rPr>
+        <w:t xml:space="preserve">? Do not </w:t>
+      </w:r>
+      <w:proofErr w:type="gramStart"/>
+      <w:r>
+        <w:rPr>
+          <w:rFonts w:asciiTheme="minorHAnsi" w:hAnsiTheme="minorHAnsi" w:cstheme="minorHAnsi"/>
+          <w:color w:val="0A0A0A"/>
+        </w:rPr>
+        <w:t>know,</w:t>
+      </w:r>
+      <w:proofErr w:type="gramEnd"/>
+      <w:r>
+        <w:rPr>
+          <w:rFonts w:asciiTheme="minorHAnsi" w:hAnsiTheme="minorHAnsi" w:cstheme="minorHAnsi"/>
+          <w:color w:val="0A0A0A"/>
+        </w:rPr>
+        <w:t xml:space="preserve"> prefer not </w:t>
+      </w:r>
+      <w:r>
+        <w:rPr>
+          <w:rFonts w:asciiTheme="minorHAnsi" w:hAnsiTheme="minorHAnsi" w:cstheme="minorHAnsi"/>
+          <w:color w:val="0A0A0A"/>
+        </w:rPr>
+        <w:t xml:space="preserve">to </w:t>
+      </w:r>
+      <w:r>
+        <w:rPr>
+          <w:rFonts w:asciiTheme="minorHAnsi" w:hAnsiTheme="minorHAnsi" w:cstheme="minorHAnsi"/>
+          <w:color w:val="0A0A0A"/>
+        </w:rPr>
+        <w:t>answer, never/rarely, sometimes, usually, always</w:t>
+      </w:r>
+    </w:p>
+    <w:p>
+      <w:pPr>
+        <w:pStyle w:val="NormalWeb"/>
+        <w:spacing w:before="0" w:beforeAutospacing="0" w:after="0" w:afterAutospacing="0"/>
+        <w:rPr>
+          <w:rFonts w:asciiTheme="minorHAnsi" w:hAnsiTheme="minorHAnsi" w:cstheme="minorHAnsi"/>
+          <w:color w:val="0A0A0A"/>
+        </w:rPr>
+      </w:pPr>
+    </w:p>
+    <w:p>
+      <w:pPr>
+        <w:pStyle w:val="NormalWeb"/>
+        <w:spacing w:before="0" w:beforeAutospacing="0" w:after="0" w:afterAutospacing="0"/>
+        <w:rPr>
+          <w:rFonts w:asciiTheme="minorHAnsi" w:hAnsiTheme="minorHAnsi" w:cstheme="minorHAnsi"/>
+          <w:i/>
+          <w:color w:val="0A0A0A"/>
+        </w:rPr>
+      </w:pPr>
+      <w:proofErr w:type="gramStart"/>
+      <w:r>
+        <w:rPr>
+          <w:rFonts w:asciiTheme="minorHAnsi" w:hAnsiTheme="minorHAnsi" w:cstheme="minorHAnsi"/>
+          <w:i/>
+          <w:color w:val="0A0A0A"/>
+        </w:rPr>
+        <w:t>Currently defining groups in same way as in UKB.</w:t>
+      </w:r>
+      <w:proofErr w:type="gramEnd"/>
+      <w:r>
+        <w:rPr>
+          <w:rFonts w:asciiTheme="minorHAnsi" w:hAnsiTheme="minorHAnsi" w:cstheme="minorHAnsi"/>
+          <w:i/>
+          <w:color w:val="0A0A0A"/>
+        </w:rPr>
+        <w:t xml:space="preserve"> “</w:t>
+      </w:r>
+      <w:proofErr w:type="gramStart"/>
+      <w:r>
+        <w:rPr>
+          <w:rFonts w:asciiTheme="minorHAnsi" w:hAnsiTheme="minorHAnsi" w:cstheme="minorHAnsi"/>
+          <w:i/>
+          <w:color w:val="0A0A0A"/>
+        </w:rPr>
+        <w:t>no</w:t>
+      </w:r>
+      <w:proofErr w:type="gramEnd"/>
+      <w:r>
+        <w:rPr>
+          <w:rFonts w:asciiTheme="minorHAnsi" w:hAnsiTheme="minorHAnsi" w:cstheme="minorHAnsi"/>
+          <w:i/>
+          <w:color w:val="0A0A0A"/>
+        </w:rPr>
+        <w:t xml:space="preserve"> shift work” if answered “never/rarely” to work_shifts_1_1, else take values from work_nights_1_1 combining “usually” and “sometimes”. </w:t>
+      </w:r>
+    </w:p>
+    <w:p>
+      <w:pPr>
+        <w:pStyle w:val="NormalWeb"/>
+        <w:spacing w:before="0" w:beforeAutospacing="0" w:after="0" w:afterAutospacing="0"/>
+        <w:rPr>
+          <w:rFonts w:asciiTheme="minorHAnsi" w:hAnsiTheme="minorHAnsi" w:cstheme="minorHAnsi"/>
+          <w:b/>
+          <w:color w:val="0A0A0A"/>
+        </w:rPr>
+      </w:pPr>
+    </w:p>
+    <w:p>
+      <w:pPr>
+        <w:pStyle w:val="NormalWeb"/>
+        <w:spacing w:before="0" w:beforeAutospacing="0" w:after="0" w:afterAutospacing="0"/>
+        <w:rPr>
+          <w:rFonts w:asciiTheme="minorHAnsi" w:hAnsiTheme="minorHAnsi" w:cstheme="minorHAnsi"/>
+          <w:color w:val="0A0A0A"/>
+          <w:u w:val="single"/>
+        </w:rPr>
+      </w:pPr>
+      <w:r>
+        <w:rPr>
+          <w:rFonts w:asciiTheme="minorHAnsi" w:hAnsiTheme="minorHAnsi" w:cstheme="minorHAnsi"/>
+          <w:b/>
+          <w:color w:val="0A0A0A"/>
+          <w:u w:val="single"/>
+        </w:rPr>
+        <w:t>Models</w:t>
+      </w:r>
+      <w:r>
+        <w:rPr>
+          <w:rFonts w:asciiTheme="minorHAnsi" w:hAnsiTheme="minorHAnsi" w:cstheme="minorHAnsi"/>
+          <w:b/>
+          <w:color w:val="0A0A0A"/>
+          <w:u w:val="single"/>
+        </w:rPr>
+        <w:t>:</w:t>
+      </w:r>
+      <w:r>
+        <w:rPr>
+          <w:rFonts w:asciiTheme="minorHAnsi" w:hAnsiTheme="minorHAnsi" w:cstheme="minorHAnsi"/>
+          <w:color w:val="0A0A0A"/>
+          <w:u w:val="single"/>
+        </w:rPr>
+        <w:t xml:space="preserve"> </w:t>
+      </w:r>
+    </w:p>
+    <w:p>
+      <w:pPr>
+        <w:pStyle w:val="NormalWeb"/>
+        <w:spacing w:before="0" w:beforeAutospacing="0" w:after="0" w:afterAutospacing="0"/>
+        <w:rPr>
+          <w:rFonts w:asciiTheme="minorHAnsi" w:hAnsiTheme="minorHAnsi" w:cstheme="minorHAnsi"/>
+          <w:color w:val="0A0A0A"/>
+        </w:rPr>
+      </w:pPr>
+    </w:p>
+    <w:p>
+      <w:pPr>
+        <w:pStyle w:val="NormalWeb"/>
+        <w:spacing w:before="0" w:beforeAutospacing="0" w:after="0" w:afterAutospacing="0"/>
+        <w:rPr>
+          <w:rFonts w:asciiTheme="minorHAnsi" w:hAnsiTheme="minorHAnsi" w:cstheme="minorHAnsi"/>
+          <w:color w:val="0A0A0A"/>
+        </w:rPr>
+      </w:pPr>
+      <w:r>
+        <w:rPr>
+          <w:rFonts w:asciiTheme="minorHAnsi" w:hAnsiTheme="minorHAnsi" w:cstheme="minorHAnsi"/>
+          <w:color w:val="0A0A0A"/>
+        </w:rPr>
+        <w:t>Model 1:</w:t>
+      </w:r>
+    </w:p>
+    <w:p>
+      <w:pPr>
+        <w:pStyle w:val="NormalWeb"/>
+        <w:numPr>
+          <w:ilvl w:val="0"/>
+          <w:numId w:val="2"/>
+        </w:numPr>
+        <w:spacing w:before="0" w:beforeAutospacing="0" w:after="0" w:afterAutospacing="0"/>
+        <w:rPr>
+          <w:rFonts w:asciiTheme="minorHAnsi" w:hAnsiTheme="minorHAnsi" w:cstheme="minorHAnsi"/>
+          <w:color w:val="0A0A0A"/>
+        </w:rPr>
+      </w:pPr>
+      <w:r>
+        <w:rPr>
+          <w:rFonts w:asciiTheme="minorHAnsi" w:hAnsiTheme="minorHAnsi" w:cstheme="minorHAnsi"/>
+          <w:color w:val="0A0A0A"/>
+        </w:rPr>
+        <w:t>Age</w:t>
+      </w:r>
+    </w:p>
+    <w:p>
+      <w:pPr>
+        <w:pStyle w:val="NormalWeb"/>
+        <w:numPr>
+          <w:ilvl w:val="1"/>
+          <w:numId w:val="2"/>
+        </w:numPr>
+        <w:spacing w:before="0" w:beforeAutospacing="0" w:after="0" w:afterAutospacing="0"/>
+        <w:rPr>
+          <w:rFonts w:asciiTheme="minorHAnsi" w:hAnsiTheme="minorHAnsi" w:cstheme="minorHAnsi"/>
+          <w:color w:val="0A0A0A"/>
+        </w:rPr>
+      </w:pPr>
+      <w:r>
+        <w:rPr>
+          <w:rFonts w:asciiTheme="minorHAnsi" w:hAnsiTheme="minorHAnsi" w:cstheme="minorHAnsi"/>
+          <w:color w:val="0A0A0A"/>
+        </w:rPr>
+        <w:t>SUBMISSION_YEAR – BIRTH_YEAR</w:t>
+      </w:r>
+    </w:p>
+    <w:p>
+      <w:pPr>
+        <w:pStyle w:val="NormalWeb"/>
+        <w:numPr>
+          <w:ilvl w:val="2"/>
+          <w:numId w:val="2"/>
+        </w:numPr>
+        <w:spacing w:before="0" w:beforeAutospacing="0" w:after="0" w:afterAutospacing="0"/>
+        <w:rPr>
+          <w:rFonts w:asciiTheme="minorHAnsi" w:hAnsiTheme="minorHAnsi" w:cstheme="minorHAnsi"/>
+          <w:color w:val="0A0A0A"/>
+        </w:rPr>
+      </w:pPr>
+      <w:proofErr w:type="spellStart"/>
+      <w:r>
+        <w:rPr>
+          <w:rFonts w:asciiTheme="minorHAnsi" w:hAnsiTheme="minorHAnsi" w:cstheme="minorHAnsi"/>
+          <w:color w:val="0A0A0A"/>
+        </w:rPr>
+        <w:t>Submission_year</w:t>
+      </w:r>
+      <w:proofErr w:type="spellEnd"/>
+      <w:r>
+        <w:rPr>
+          <w:rFonts w:asciiTheme="minorHAnsi" w:hAnsiTheme="minorHAnsi" w:cstheme="minorHAnsi"/>
+          <w:color w:val="0A0A0A"/>
+        </w:rPr>
+        <w:t xml:space="preserve"> taken from </w:t>
+      </w:r>
+      <w:proofErr w:type="spellStart"/>
+      <w:r>
+        <w:rPr>
+          <w:rFonts w:asciiTheme="minorHAnsi" w:hAnsiTheme="minorHAnsi" w:cstheme="minorHAnsi"/>
+          <w:color w:val="0A0A0A"/>
+        </w:rPr>
+        <w:t>submission_date</w:t>
+      </w:r>
+      <w:proofErr w:type="spellEnd"/>
+    </w:p>
+    <w:p>
+      <w:pPr>
+        <w:pStyle w:val="NormalWeb"/>
+        <w:numPr>
+          <w:ilvl w:val="0"/>
+          <w:numId w:val="2"/>
+        </w:numPr>
+        <w:spacing w:before="0" w:beforeAutospacing="0" w:after="0" w:afterAutospacing="0"/>
+        <w:rPr>
+          <w:rFonts w:asciiTheme="minorHAnsi" w:hAnsiTheme="minorHAnsi" w:cstheme="minorHAnsi"/>
+          <w:color w:val="0A0A0A"/>
+        </w:rPr>
+      </w:pPr>
+      <w:r>
+        <w:rPr>
+          <w:rFonts w:asciiTheme="minorHAnsi" w:hAnsiTheme="minorHAnsi" w:cstheme="minorHAnsi"/>
+          <w:color w:val="0A0A0A"/>
+        </w:rPr>
+        <w:t>Ethnicity</w:t>
+      </w:r>
+    </w:p>
+    <w:p>
+      <w:pPr>
+        <w:pStyle w:val="NormalWeb"/>
+        <w:numPr>
+          <w:ilvl w:val="1"/>
+          <w:numId w:val="2"/>
+        </w:numPr>
+        <w:spacing w:before="0" w:beforeAutospacing="0" w:after="0" w:afterAutospacing="0"/>
+        <w:rPr>
+          <w:rFonts w:asciiTheme="minorHAnsi" w:hAnsiTheme="minorHAnsi" w:cstheme="minorHAnsi"/>
+          <w:color w:val="0A0A0A"/>
+        </w:rPr>
+      </w:pPr>
+      <w:r>
+        <w:rPr>
+          <w:rFonts w:asciiTheme="minorHAnsi" w:hAnsiTheme="minorHAnsi" w:cstheme="minorHAnsi"/>
+          <w:color w:val="0A0A0A"/>
+        </w:rPr>
+        <w:t>DEMOG_ETHNICITY_1_1: What is your ethnic group?</w:t>
+      </w:r>
+    </w:p>
+    <w:p>
+      <w:pPr>
+        <w:pStyle w:val="NormalWeb"/>
+        <w:numPr>
+          <w:ilvl w:val="2"/>
+          <w:numId w:val="2"/>
+        </w:numPr>
+        <w:spacing w:before="0" w:beforeAutospacing="0" w:after="0" w:afterAutospacing="0"/>
+        <w:rPr>
+          <w:rFonts w:asciiTheme="minorHAnsi" w:hAnsiTheme="minorHAnsi" w:cstheme="minorHAnsi"/>
+          <w:color w:val="0A0A0A"/>
+        </w:rPr>
+      </w:pPr>
+      <w:r>
+        <w:rPr>
+          <w:rFonts w:asciiTheme="minorHAnsi" w:hAnsiTheme="minorHAnsi" w:cstheme="minorHAnsi"/>
+          <w:color w:val="0A0A0A"/>
+        </w:rPr>
+        <w:t xml:space="preserve">Prefer not to answer, white (sub cats for </w:t>
+      </w:r>
+      <w:proofErr w:type="spellStart"/>
+      <w:r>
+        <w:rPr>
+          <w:rFonts w:asciiTheme="minorHAnsi" w:hAnsiTheme="minorHAnsi" w:cstheme="minorHAnsi"/>
+          <w:color w:val="0A0A0A"/>
+        </w:rPr>
+        <w:t>british</w:t>
+      </w:r>
+      <w:proofErr w:type="spellEnd"/>
+      <w:r>
+        <w:rPr>
+          <w:rFonts w:asciiTheme="minorHAnsi" w:hAnsiTheme="minorHAnsi" w:cstheme="minorHAnsi"/>
+          <w:color w:val="0A0A0A"/>
+        </w:rPr>
+        <w:t xml:space="preserve">, </w:t>
+      </w:r>
+      <w:proofErr w:type="spellStart"/>
+      <w:r>
+        <w:rPr>
+          <w:rFonts w:asciiTheme="minorHAnsi" w:hAnsiTheme="minorHAnsi" w:cstheme="minorHAnsi"/>
+          <w:color w:val="0A0A0A"/>
+        </w:rPr>
+        <w:t>irish</w:t>
+      </w:r>
+      <w:proofErr w:type="spellEnd"/>
+      <w:r>
+        <w:rPr>
+          <w:rFonts w:asciiTheme="minorHAnsi" w:hAnsiTheme="minorHAnsi" w:cstheme="minorHAnsi"/>
+          <w:color w:val="0A0A0A"/>
+        </w:rPr>
+        <w:t xml:space="preserve">, gypsy or </w:t>
+      </w:r>
+      <w:proofErr w:type="spellStart"/>
+      <w:r>
+        <w:rPr>
+          <w:rFonts w:asciiTheme="minorHAnsi" w:hAnsiTheme="minorHAnsi" w:cstheme="minorHAnsi"/>
+          <w:color w:val="0A0A0A"/>
+        </w:rPr>
+        <w:t>irish</w:t>
+      </w:r>
+      <w:proofErr w:type="spellEnd"/>
+      <w:r>
+        <w:rPr>
+          <w:rFonts w:asciiTheme="minorHAnsi" w:hAnsiTheme="minorHAnsi" w:cstheme="minorHAnsi"/>
+          <w:color w:val="0A0A0A"/>
+        </w:rPr>
+        <w:t xml:space="preserve"> traveller, polish, other), Asian or Asian </w:t>
+      </w:r>
+      <w:proofErr w:type="spellStart"/>
+      <w:r>
+        <w:rPr>
+          <w:rFonts w:asciiTheme="minorHAnsi" w:hAnsiTheme="minorHAnsi" w:cstheme="minorHAnsi"/>
+          <w:color w:val="0A0A0A"/>
+        </w:rPr>
+        <w:t>british</w:t>
+      </w:r>
+      <w:proofErr w:type="spellEnd"/>
+      <w:r>
+        <w:rPr>
+          <w:rFonts w:asciiTheme="minorHAnsi" w:hAnsiTheme="minorHAnsi" w:cstheme="minorHAnsi"/>
+          <w:color w:val="0A0A0A"/>
+        </w:rPr>
+        <w:t xml:space="preserve"> (sub cats for </w:t>
+      </w:r>
+      <w:proofErr w:type="spellStart"/>
+      <w:r>
+        <w:rPr>
+          <w:rFonts w:asciiTheme="minorHAnsi" w:hAnsiTheme="minorHAnsi" w:cstheme="minorHAnsi"/>
+          <w:color w:val="0A0A0A"/>
+        </w:rPr>
+        <w:t>indian</w:t>
+      </w:r>
+      <w:proofErr w:type="spellEnd"/>
+      <w:r>
+        <w:rPr>
+          <w:rFonts w:asciiTheme="minorHAnsi" w:hAnsiTheme="minorHAnsi" w:cstheme="minorHAnsi"/>
+          <w:color w:val="0A0A0A"/>
+        </w:rPr>
+        <w:t xml:space="preserve">, Pakistani, </w:t>
+      </w:r>
+      <w:proofErr w:type="spellStart"/>
+      <w:r>
+        <w:rPr>
+          <w:rFonts w:asciiTheme="minorHAnsi" w:hAnsiTheme="minorHAnsi" w:cstheme="minorHAnsi"/>
+          <w:color w:val="0A0A0A"/>
+        </w:rPr>
+        <w:t>banglasdeshi,other</w:t>
+      </w:r>
+      <w:proofErr w:type="spellEnd"/>
+      <w:r>
+        <w:rPr>
+          <w:rFonts w:asciiTheme="minorHAnsi" w:hAnsiTheme="minorHAnsi" w:cstheme="minorHAnsi"/>
+          <w:color w:val="0A0A0A"/>
+        </w:rPr>
+        <w:t xml:space="preserve">), Chinese, black or black </w:t>
+      </w:r>
+      <w:proofErr w:type="spellStart"/>
+      <w:r>
+        <w:rPr>
+          <w:rFonts w:asciiTheme="minorHAnsi" w:hAnsiTheme="minorHAnsi" w:cstheme="minorHAnsi"/>
+          <w:color w:val="0A0A0A"/>
+        </w:rPr>
+        <w:t>british</w:t>
+      </w:r>
+      <w:proofErr w:type="spellEnd"/>
+      <w:r>
+        <w:rPr>
+          <w:rFonts w:asciiTheme="minorHAnsi" w:hAnsiTheme="minorHAnsi" w:cstheme="minorHAnsi"/>
+          <w:color w:val="0A0A0A"/>
+        </w:rPr>
+        <w:t xml:space="preserve"> (sub cats for African, </w:t>
+      </w:r>
+      <w:proofErr w:type="spellStart"/>
+      <w:r>
+        <w:rPr>
+          <w:rFonts w:asciiTheme="minorHAnsi" w:hAnsiTheme="minorHAnsi" w:cstheme="minorHAnsi"/>
+          <w:color w:val="0A0A0A"/>
+        </w:rPr>
+        <w:t>Carribean</w:t>
+      </w:r>
+      <w:proofErr w:type="spellEnd"/>
+      <w:r>
+        <w:rPr>
+          <w:rFonts w:asciiTheme="minorHAnsi" w:hAnsiTheme="minorHAnsi" w:cstheme="minorHAnsi"/>
+          <w:color w:val="0A0A0A"/>
+        </w:rPr>
+        <w:t>, other</w:t>
+      </w:r>
+      <w:r>
+        <w:rPr>
+          <w:rFonts w:asciiTheme="minorHAnsi" w:hAnsiTheme="minorHAnsi" w:cstheme="minorHAnsi"/>
+          <w:color w:val="0A0A0A"/>
+        </w:rPr>
+        <w:t xml:space="preserve">), </w:t>
+      </w:r>
+      <w:proofErr w:type="spellStart"/>
+      <w:r>
+        <w:rPr>
+          <w:rFonts w:asciiTheme="minorHAnsi" w:hAnsiTheme="minorHAnsi" w:cstheme="minorHAnsi"/>
+          <w:color w:val="0A0A0A"/>
+        </w:rPr>
+        <w:t>arab</w:t>
+      </w:r>
+      <w:proofErr w:type="spellEnd"/>
+      <w:r>
+        <w:rPr>
+          <w:rFonts w:asciiTheme="minorHAnsi" w:hAnsiTheme="minorHAnsi" w:cstheme="minorHAnsi"/>
+          <w:color w:val="0A0A0A"/>
+        </w:rPr>
+        <w:t xml:space="preserve">, mixed (sub cats for white/black </w:t>
+      </w:r>
+      <w:proofErr w:type="spellStart"/>
+      <w:r>
+        <w:rPr>
+          <w:rFonts w:asciiTheme="minorHAnsi" w:hAnsiTheme="minorHAnsi" w:cstheme="minorHAnsi"/>
+          <w:color w:val="0A0A0A"/>
+        </w:rPr>
+        <w:t>carribean</w:t>
+      </w:r>
+      <w:proofErr w:type="spellEnd"/>
+      <w:r>
+        <w:rPr>
+          <w:rFonts w:asciiTheme="minorHAnsi" w:hAnsiTheme="minorHAnsi" w:cstheme="minorHAnsi"/>
+          <w:color w:val="0A0A0A"/>
+        </w:rPr>
+        <w:t>, white/black African, white/</w:t>
+      </w:r>
+      <w:proofErr w:type="spellStart"/>
+      <w:r>
+        <w:rPr>
+          <w:rFonts w:asciiTheme="minorHAnsi" w:hAnsiTheme="minorHAnsi" w:cstheme="minorHAnsi"/>
+          <w:color w:val="0A0A0A"/>
+        </w:rPr>
+        <w:t>asian</w:t>
+      </w:r>
+      <w:proofErr w:type="spellEnd"/>
+      <w:r>
+        <w:rPr>
+          <w:rFonts w:asciiTheme="minorHAnsi" w:hAnsiTheme="minorHAnsi" w:cstheme="minorHAnsi"/>
+          <w:color w:val="0A0A0A"/>
+        </w:rPr>
+        <w:t>, other), other</w:t>
+      </w:r>
+    </w:p>
+    <w:p>
+      <w:pPr>
+        <w:pStyle w:val="NormalWeb"/>
+        <w:spacing w:before="0" w:beforeAutospacing="0" w:after="0" w:afterAutospacing="0"/>
+        <w:rPr>
+          <w:rFonts w:asciiTheme="minorHAnsi" w:hAnsiTheme="minorHAnsi" w:cstheme="minorHAnsi"/>
+          <w:color w:val="0A0A0A"/>
+        </w:rPr>
+      </w:pPr>
+    </w:p>
+    <w:p>
+      <w:pPr>
+        <w:pStyle w:val="NormalWeb"/>
+        <w:spacing w:before="0" w:beforeAutospacing="0" w:after="0" w:afterAutospacing="0"/>
+        <w:rPr>
+          <w:rFonts w:asciiTheme="minorHAnsi" w:hAnsiTheme="minorHAnsi" w:cstheme="minorHAnsi"/>
+          <w:color w:val="0A0A0A"/>
+        </w:rPr>
+      </w:pPr>
+      <w:r>
+        <w:rPr>
+          <w:rFonts w:asciiTheme="minorHAnsi" w:hAnsiTheme="minorHAnsi" w:cstheme="minorHAnsi"/>
+          <w:color w:val="0A0A0A"/>
+        </w:rPr>
+        <w:t>Model 2:</w:t>
+      </w:r>
+    </w:p>
+    <w:p>
+      <w:pPr>
+        <w:pStyle w:val="NormalWeb"/>
+        <w:numPr>
+          <w:ilvl w:val="0"/>
+          <w:numId w:val="2"/>
+        </w:numPr>
+        <w:spacing w:before="0" w:beforeAutospacing="0" w:after="0" w:afterAutospacing="0"/>
+        <w:rPr>
+          <w:rFonts w:asciiTheme="minorHAnsi" w:hAnsiTheme="minorHAnsi" w:cstheme="minorHAnsi"/>
+          <w:color w:val="0A0A0A"/>
+        </w:rPr>
+      </w:pPr>
+      <w:r>
+        <w:rPr>
+          <w:rFonts w:asciiTheme="minorHAnsi" w:hAnsiTheme="minorHAnsi" w:cstheme="minorHAnsi"/>
+          <w:color w:val="0A0A0A"/>
+        </w:rPr>
+        <w:lastRenderedPageBreak/>
+        <w:t>TDI</w:t>
+      </w:r>
+    </w:p>
+    <w:p>
+      <w:pPr>
+        <w:pStyle w:val="NormalWeb"/>
+        <w:numPr>
+          <w:ilvl w:val="1"/>
+          <w:numId w:val="2"/>
+        </w:numPr>
+        <w:spacing w:before="0" w:beforeAutospacing="0" w:after="0" w:afterAutospacing="0"/>
+        <w:rPr>
+          <w:rFonts w:asciiTheme="minorHAnsi" w:hAnsiTheme="minorHAnsi" w:cstheme="minorHAnsi"/>
+          <w:color w:val="0A0A0A"/>
+        </w:rPr>
+      </w:pPr>
+      <w:r>
+        <w:rPr>
+          <w:rFonts w:asciiTheme="minorHAnsi" w:hAnsiTheme="minorHAnsi" w:cstheme="minorHAnsi"/>
+          <w:color w:val="0A0A0A"/>
+        </w:rPr>
+        <w:t>No fields in OFH</w:t>
+      </w:r>
+    </w:p>
+    <w:p>
+      <w:pPr>
+        <w:pStyle w:val="NormalWeb"/>
+        <w:numPr>
+          <w:ilvl w:val="1"/>
+          <w:numId w:val="2"/>
+        </w:numPr>
+        <w:spacing w:before="0" w:beforeAutospacing="0" w:after="0" w:afterAutospacing="0"/>
+        <w:rPr>
+          <w:rFonts w:asciiTheme="minorHAnsi" w:hAnsiTheme="minorHAnsi" w:cstheme="minorHAnsi"/>
+          <w:color w:val="0A0A0A"/>
+        </w:rPr>
+      </w:pPr>
+      <w:r>
+        <w:rPr>
+          <w:rFonts w:asciiTheme="minorHAnsi" w:hAnsiTheme="minorHAnsi" w:cstheme="minorHAnsi"/>
+          <w:color w:val="0A0A0A"/>
+        </w:rPr>
+        <w:t xml:space="preserve">Or geographic location data I </w:t>
+      </w:r>
+      <w:proofErr w:type="gramStart"/>
+      <w:r>
+        <w:rPr>
+          <w:rFonts w:asciiTheme="minorHAnsi" w:hAnsiTheme="minorHAnsi" w:cstheme="minorHAnsi"/>
+          <w:color w:val="0A0A0A"/>
+        </w:rPr>
+        <w:t>think ??</w:t>
+      </w:r>
+      <w:proofErr w:type="gramEnd"/>
+    </w:p>
+    <w:p>
+      <w:pPr>
+        <w:pStyle w:val="NormalWeb"/>
+        <w:numPr>
+          <w:ilvl w:val="1"/>
+          <w:numId w:val="2"/>
+        </w:numPr>
+        <w:spacing w:before="0" w:beforeAutospacing="0" w:after="0" w:afterAutospacing="0"/>
+        <w:rPr>
+          <w:rFonts w:asciiTheme="minorHAnsi" w:hAnsiTheme="minorHAnsi" w:cstheme="minorHAnsi"/>
+          <w:color w:val="0A0A0A"/>
+        </w:rPr>
+      </w:pPr>
+      <w:r>
+        <w:rPr>
+          <w:rFonts w:asciiTheme="minorHAnsi" w:hAnsiTheme="minorHAnsi" w:cstheme="minorHAnsi"/>
+          <w:color w:val="0A0A0A"/>
+        </w:rPr>
+        <w:t xml:space="preserve">Region in September (e.g. </w:t>
+      </w:r>
       <w:bookmarkStart w:id="0" w:name="_GoBack"/>
       <w:bookmarkEnd w:id="0"/>
-    </w:p>
-    <w:p>
-      <w:pPr>
-        <w:pStyle w:val="NormalWeb"/>
-        <w:numPr>
-          <w:ilvl w:val="0"/>
-          <w:numId w:val="7"/>
-        </w:numPr>
-        <w:spacing w:before="0" w:beforeAutospacing="0" w:after="0" w:afterAutospacing="0"/>
-        <w:rPr>
-          <w:rFonts w:asciiTheme="minorHAnsi" w:hAnsiTheme="minorHAnsi" w:cstheme="minorHAnsi"/>
-          <w:color w:val="0A0A0A"/>
-        </w:rPr>
-      </w:pPr>
-      <w:r>
-        <w:rPr>
-          <w:rFonts w:asciiTheme="minorHAnsi" w:hAnsiTheme="minorHAnsi" w:cstheme="minorHAnsi"/>
-          <w:color w:val="0A0A0A"/>
-        </w:rPr>
-        <w:t>Menopause</w:t>
-      </w:r>
-      <w:r>
-        <w:rPr>
-          <w:rFonts w:asciiTheme="minorHAnsi" w:hAnsiTheme="minorHAnsi" w:cstheme="minorHAnsi"/>
-          <w:color w:val="0A0A0A"/>
-        </w:rPr>
-        <w:t xml:space="preserve"> </w:t>
-      </w:r>
-      <w:r>
-        <w:rPr>
-          <w:rFonts w:asciiTheme="minorHAnsi" w:hAnsiTheme="minorHAnsi" w:cstheme="minorHAnsi"/>
-          <w:color w:val="0A0A0A"/>
-        </w:rPr>
-        <w:t xml:space="preserve">&amp; HRT </w:t>
-      </w:r>
-      <w:r>
-        <w:rPr>
-          <w:rFonts w:asciiTheme="minorHAnsi" w:hAnsiTheme="minorHAnsi" w:cstheme="minorHAnsi"/>
-          <w:color w:val="0A0A0A"/>
-        </w:rPr>
-        <w:t>stratified shift work/asthma</w:t>
+      <w:r>
+        <w:rPr>
+          <w:rFonts w:asciiTheme="minorHAnsi" w:hAnsiTheme="minorHAnsi" w:cstheme="minorHAnsi"/>
+          <w:color w:val="0A0A0A"/>
+        </w:rPr>
+        <w:t>North East, East of England)</w:t>
       </w:r>
     </w:p>
     <w:p>
@@ -539,957 +1896,20 @@
         <w:pStyle w:val="NormalWeb"/>
         <w:numPr>
           <w:ilvl w:val="1"/>
-          <w:numId w:val="7"/>
-        </w:numPr>
-        <w:spacing w:before="0" w:beforeAutospacing="0" w:after="0" w:afterAutospacing="0"/>
-        <w:rPr>
-          <w:rFonts w:asciiTheme="minorHAnsi" w:hAnsiTheme="minorHAnsi" w:cstheme="minorHAnsi"/>
-          <w:color w:val="0A0A0A"/>
-        </w:rPr>
-      </w:pPr>
-      <w:r>
-        <w:rPr>
-          <w:rFonts w:asciiTheme="minorHAnsi" w:hAnsiTheme="minorHAnsi" w:cstheme="minorHAnsi"/>
-          <w:color w:val="0A0A0A"/>
-        </w:rPr>
-        <w:t>Verify results found in UKB</w:t>
-      </w:r>
-    </w:p>
-    <w:p>
-      <w:pPr>
-        <w:pStyle w:val="NormalWeb"/>
-        <w:numPr>
-          <w:ilvl w:val="1"/>
-          <w:numId w:val="7"/>
-        </w:numPr>
-        <w:spacing w:before="0" w:beforeAutospacing="0" w:after="0" w:afterAutospacing="0"/>
-        <w:rPr>
-          <w:rFonts w:asciiTheme="minorHAnsi" w:hAnsiTheme="minorHAnsi" w:cstheme="minorHAnsi"/>
-          <w:color w:val="0A0A0A"/>
-        </w:rPr>
-      </w:pPr>
-      <w:r>
-        <w:rPr>
-          <w:rFonts w:asciiTheme="minorHAnsi" w:hAnsiTheme="minorHAnsi" w:cstheme="minorHAnsi"/>
-          <w:color w:val="0A0A0A"/>
-        </w:rPr>
-        <w:t>Can look at both use of HRT as well as amount of time on it</w:t>
-      </w:r>
-    </w:p>
-    <w:p>
-      <w:pPr>
-        <w:pStyle w:val="NormalWeb"/>
-        <w:spacing w:before="0" w:beforeAutospacing="0" w:after="0" w:afterAutospacing="0"/>
-        <w:rPr>
-          <w:rFonts w:asciiTheme="minorHAnsi" w:hAnsiTheme="minorHAnsi" w:cstheme="minorHAnsi"/>
-          <w:color w:val="0A0A0A"/>
-        </w:rPr>
-      </w:pPr>
-    </w:p>
-    <w:p>
-      <w:pPr>
-        <w:pStyle w:val="NormalWeb"/>
-        <w:spacing w:before="0" w:beforeAutospacing="0" w:after="0" w:afterAutospacing="0"/>
-        <w:rPr>
-          <w:rFonts w:asciiTheme="minorHAnsi" w:hAnsiTheme="minorHAnsi" w:cstheme="minorHAnsi"/>
-          <w:b/>
-          <w:color w:val="0A0A0A"/>
-          <w:u w:val="single"/>
-        </w:rPr>
-      </w:pPr>
-    </w:p>
-    <w:p>
-      <w:pPr>
-        <w:pStyle w:val="NormalWeb"/>
-        <w:spacing w:before="0" w:beforeAutospacing="0" w:after="0" w:afterAutospacing="0"/>
-        <w:rPr>
-          <w:rFonts w:asciiTheme="minorHAnsi" w:hAnsiTheme="minorHAnsi" w:cstheme="minorHAnsi"/>
-          <w:b/>
-          <w:color w:val="0A0A0A"/>
-          <w:u w:val="single"/>
-        </w:rPr>
-      </w:pPr>
-      <w:r>
-        <w:rPr>
-          <w:rFonts w:asciiTheme="minorHAnsi" w:hAnsiTheme="minorHAnsi" w:cstheme="minorHAnsi"/>
-          <w:b/>
-          <w:color w:val="0A0A0A"/>
-          <w:u w:val="single"/>
-        </w:rPr>
-        <w:t>Asthma definition</w:t>
-      </w:r>
-    </w:p>
-    <w:p>
-      <w:pPr>
-        <w:pStyle w:val="NormalWeb"/>
-        <w:spacing w:before="0" w:beforeAutospacing="0" w:after="0" w:afterAutospacing="0"/>
-        <w:rPr>
-          <w:rFonts w:asciiTheme="minorHAnsi" w:hAnsiTheme="minorHAnsi" w:cstheme="minorHAnsi"/>
-          <w:b/>
-          <w:color w:val="0A0A0A"/>
-        </w:rPr>
-      </w:pPr>
-    </w:p>
-    <w:p>
-      <w:pPr>
-        <w:pStyle w:val="NormalWeb"/>
-        <w:spacing w:before="0" w:beforeAutospacing="0" w:after="0" w:afterAutospacing="0"/>
-        <w:rPr>
-          <w:rFonts w:asciiTheme="minorHAnsi" w:hAnsiTheme="minorHAnsi" w:cstheme="minorHAnsi"/>
-          <w:i/>
-          <w:color w:val="0A0A0A"/>
-        </w:rPr>
-      </w:pPr>
-      <w:r>
-        <w:rPr>
-          <w:rFonts w:asciiTheme="minorHAnsi" w:hAnsiTheme="minorHAnsi" w:cstheme="minorHAnsi"/>
-          <w:i/>
-          <w:color w:val="0A0A0A"/>
-        </w:rPr>
-        <w:t xml:space="preserve">Currently used </w:t>
-      </w:r>
-      <w:r>
-        <w:rPr>
-          <w:rFonts w:asciiTheme="minorHAnsi" w:hAnsiTheme="minorHAnsi" w:cstheme="minorHAnsi"/>
-          <w:i/>
-          <w:color w:val="0A0A0A"/>
-        </w:rPr>
-        <w:t>DIAG_RESP_1_M</w:t>
-      </w:r>
-      <w:r>
-        <w:rPr>
-          <w:rFonts w:asciiTheme="minorHAnsi" w:hAnsiTheme="minorHAnsi" w:cstheme="minorHAnsi"/>
-          <w:i/>
-          <w:color w:val="0A0A0A"/>
-        </w:rPr>
-        <w:t xml:space="preserve"> includes</w:t>
-      </w:r>
-      <w:r>
-        <w:rPr>
-          <w:rFonts w:asciiTheme="minorHAnsi" w:hAnsiTheme="minorHAnsi" w:cstheme="minorHAnsi"/>
-          <w:i/>
-          <w:color w:val="0A0A0A"/>
-        </w:rPr>
-        <w:t xml:space="preserve"> “Asthma” </w:t>
-      </w:r>
-      <w:r>
-        <w:rPr>
-          <w:rFonts w:asciiTheme="minorHAnsi" w:hAnsiTheme="minorHAnsi" w:cstheme="minorHAnsi"/>
-          <w:i/>
-          <w:color w:val="0A0A0A"/>
-        </w:rPr>
-        <w:t xml:space="preserve">and </w:t>
-      </w:r>
-      <w:r>
-        <w:rPr>
-          <w:rFonts w:asciiTheme="minorHAnsi" w:hAnsiTheme="minorHAnsi" w:cstheme="minorHAnsi"/>
-          <w:i/>
-          <w:color w:val="0A0A0A"/>
-        </w:rPr>
-        <w:t xml:space="preserve">MEDICAT_1_M. </w:t>
-      </w:r>
-      <w:r>
-        <w:rPr>
-          <w:rFonts w:asciiTheme="minorHAnsi" w:hAnsiTheme="minorHAnsi" w:cstheme="minorHAnsi"/>
-          <w:i/>
-          <w:color w:val="0A0A0A"/>
-        </w:rPr>
-        <w:t xml:space="preserve">includes </w:t>
-      </w:r>
-      <w:r>
-        <w:rPr>
-          <w:rFonts w:asciiTheme="minorHAnsi" w:hAnsiTheme="minorHAnsi" w:cstheme="minorHAnsi"/>
-          <w:i/>
-          <w:color w:val="0A0A0A"/>
-        </w:rPr>
-        <w:t>“Lung or breathing problems”</w:t>
-      </w:r>
-      <w:r>
-        <w:rPr>
-          <w:rFonts w:asciiTheme="minorHAnsi" w:hAnsiTheme="minorHAnsi" w:cstheme="minorHAnsi"/>
-          <w:i/>
-          <w:color w:val="0A0A0A"/>
-        </w:rPr>
-        <w:t>. Can maybe split asthma from mod-severe asthma by also including medicat_resp_1_m.</w:t>
-      </w:r>
-    </w:p>
-    <w:p>
-      <w:pPr>
-        <w:pStyle w:val="NormalWeb"/>
-        <w:spacing w:before="0" w:beforeAutospacing="0" w:after="0" w:afterAutospacing="0"/>
-        <w:rPr>
-          <w:rFonts w:asciiTheme="minorHAnsi" w:hAnsiTheme="minorHAnsi" w:cstheme="minorHAnsi"/>
-          <w:b/>
-          <w:color w:val="0A0A0A"/>
-        </w:rPr>
-      </w:pPr>
-    </w:p>
-    <w:p>
-      <w:pPr>
-        <w:pStyle w:val="NormalWeb"/>
-        <w:spacing w:before="0" w:beforeAutospacing="0" w:after="0" w:afterAutospacing="0"/>
-        <w:rPr>
-          <w:rFonts w:asciiTheme="minorHAnsi" w:hAnsiTheme="minorHAnsi" w:cstheme="minorHAnsi"/>
-          <w:color w:val="0A0A0A"/>
-        </w:rPr>
-      </w:pPr>
-      <w:r>
-        <w:rPr>
-          <w:rFonts w:asciiTheme="minorHAnsi" w:hAnsiTheme="minorHAnsi" w:cstheme="minorHAnsi"/>
-          <w:color w:val="0A0A0A"/>
-        </w:rPr>
-        <w:t>DIAG_RESP_1_M</w:t>
-      </w:r>
-      <w:r>
-        <w:rPr>
-          <w:rFonts w:asciiTheme="minorHAnsi" w:hAnsiTheme="minorHAnsi" w:cstheme="minorHAnsi"/>
-          <w:color w:val="0A0A0A"/>
-        </w:rPr>
-        <w:t>: H</w:t>
-      </w:r>
-      <w:r>
-        <w:rPr>
-          <w:rFonts w:asciiTheme="minorHAnsi" w:hAnsiTheme="minorHAnsi" w:cstheme="minorHAnsi"/>
-          <w:color w:val="0A0A0A"/>
-        </w:rPr>
-        <w:t>ave you ever been diagnosed with any of the following lung or respiratory conditions by a doctor or other health professional?</w:t>
-      </w:r>
-      <w:r>
-        <w:rPr>
-          <w:rFonts w:asciiTheme="minorHAnsi" w:hAnsiTheme="minorHAnsi" w:cstheme="minorHAnsi"/>
-          <w:color w:val="0A0A0A"/>
-        </w:rPr>
-        <w:t xml:space="preserve"> Do not know, prefer not to answer, none of the above, COPD, lung fibrosis, bronchiectasis, asthma, hay fever, other</w:t>
-      </w:r>
-    </w:p>
-    <w:p>
-      <w:pPr>
-        <w:pStyle w:val="NormalWeb"/>
-        <w:spacing w:before="0" w:beforeAutospacing="0" w:after="0" w:afterAutospacing="0"/>
-        <w:rPr>
-          <w:rFonts w:asciiTheme="minorHAnsi" w:hAnsiTheme="minorHAnsi" w:cstheme="minorHAnsi"/>
-          <w:color w:val="0A0A0A"/>
-        </w:rPr>
-      </w:pPr>
-    </w:p>
-    <w:p>
-      <w:pPr>
-        <w:pStyle w:val="NormalWeb"/>
-        <w:spacing w:before="0" w:beforeAutospacing="0" w:after="0" w:afterAutospacing="0"/>
-        <w:rPr>
-          <w:rFonts w:asciiTheme="minorHAnsi" w:hAnsiTheme="minorHAnsi" w:cstheme="minorHAnsi"/>
-          <w:color w:val="0A0A0A"/>
-        </w:rPr>
-      </w:pPr>
-      <w:r>
-        <w:rPr>
-          <w:rFonts w:asciiTheme="minorHAnsi" w:hAnsiTheme="minorHAnsi" w:cstheme="minorHAnsi"/>
-          <w:color w:val="0A0A0A"/>
-        </w:rPr>
-        <w:lastRenderedPageBreak/>
-        <w:t>MEDICAT_1_M. Do you regularly take medications for any of the following reasons?</w:t>
-      </w:r>
-      <w:r>
-        <w:rPr>
-          <w:rFonts w:asciiTheme="minorHAnsi" w:hAnsiTheme="minorHAnsi" w:cstheme="minorHAnsi"/>
-          <w:color w:val="0A0A0A"/>
-        </w:rPr>
-        <w:t xml:space="preserve"> Do not know, prefer not to answer, none of the above, autoimmune disorder, neurological disorders, pain relief, reproductive or sexual health, supplements/nutritional health, bone health, cancer, diabetic health, digestive problems, endocrine disorder, heart or circulatory health, lung or breathing problems, mental health conditions or insomnia </w:t>
-      </w:r>
-    </w:p>
-    <w:p>
-      <w:pPr>
-        <w:pStyle w:val="NormalWeb"/>
-        <w:spacing w:before="0" w:beforeAutospacing="0" w:after="0" w:afterAutospacing="0"/>
-        <w:rPr>
-          <w:rFonts w:asciiTheme="minorHAnsi" w:hAnsiTheme="minorHAnsi" w:cstheme="minorHAnsi"/>
-          <w:color w:val="0A0A0A"/>
-        </w:rPr>
-      </w:pPr>
-    </w:p>
-    <w:p>
-      <w:pPr>
-        <w:pStyle w:val="NormalWeb"/>
-        <w:spacing w:before="0" w:beforeAutospacing="0" w:after="0" w:afterAutospacing="0"/>
-        <w:rPr>
-          <w:rFonts w:asciiTheme="minorHAnsi" w:hAnsiTheme="minorHAnsi" w:cstheme="minorHAnsi"/>
-          <w:color w:val="0A0A0A"/>
-        </w:rPr>
-      </w:pPr>
-      <w:r>
-        <w:rPr>
-          <w:rFonts w:asciiTheme="minorHAnsi" w:hAnsiTheme="minorHAnsi" w:cstheme="minorHAnsi"/>
-          <w:color w:val="0A0A0A"/>
-        </w:rPr>
-        <w:t xml:space="preserve">MEDICAT_RESP_1_M. </w:t>
-      </w:r>
-      <w:r>
-        <w:rPr>
-          <w:rFonts w:asciiTheme="minorHAnsi" w:hAnsiTheme="minorHAnsi" w:cstheme="minorHAnsi"/>
-          <w:color w:val="0A0A0A"/>
-        </w:rPr>
-        <w:t>Do you regularly take any of the following medication for lung or breathing problems?</w:t>
-      </w:r>
-      <w:r>
-        <w:rPr>
-          <w:rFonts w:asciiTheme="minorHAnsi" w:hAnsiTheme="minorHAnsi" w:cstheme="minorHAnsi"/>
-          <w:color w:val="0A0A0A"/>
-        </w:rPr>
-        <w:t xml:space="preserve"> </w:t>
-      </w:r>
-      <w:r>
-        <w:rPr>
-          <w:rFonts w:asciiTheme="minorHAnsi" w:hAnsiTheme="minorHAnsi" w:cstheme="minorHAnsi"/>
-          <w:color w:val="0A0A0A"/>
-        </w:rPr>
-        <w:t>(</w:t>
-      </w:r>
-      <w:proofErr w:type="gramStart"/>
-      <w:r>
-        <w:rPr>
-          <w:rFonts w:asciiTheme="minorHAnsi" w:hAnsiTheme="minorHAnsi" w:cstheme="minorHAnsi"/>
-          <w:color w:val="0A0A0A"/>
-        </w:rPr>
-        <w:t>numbers</w:t>
-      </w:r>
-      <w:proofErr w:type="gramEnd"/>
-      <w:r>
-        <w:rPr>
-          <w:rFonts w:asciiTheme="minorHAnsi" w:hAnsiTheme="minorHAnsi" w:cstheme="minorHAnsi"/>
-          <w:color w:val="0A0A0A"/>
-        </w:rPr>
-        <w:t xml:space="preserve"> in current workers only ~944,511)</w:t>
-      </w:r>
-    </w:p>
-    <w:p>
-      <w:pPr>
-        <w:pStyle w:val="NormalWeb"/>
-        <w:numPr>
-          <w:ilvl w:val="0"/>
-          <w:numId w:val="4"/>
-        </w:numPr>
-        <w:spacing w:before="0" w:beforeAutospacing="0" w:after="0" w:afterAutospacing="0"/>
-        <w:rPr>
-          <w:rFonts w:asciiTheme="minorHAnsi" w:hAnsiTheme="minorHAnsi" w:cstheme="minorHAnsi"/>
-          <w:color w:val="0A0A0A"/>
-        </w:rPr>
-      </w:pPr>
-      <w:r>
-        <w:rPr>
-          <w:rFonts w:asciiTheme="minorHAnsi" w:hAnsiTheme="minorHAnsi" w:cstheme="minorHAnsi"/>
-          <w:color w:val="0A0A0A"/>
-        </w:rPr>
-        <w:t xml:space="preserve">Do not know, </w:t>
-      </w:r>
-      <w:r>
-        <w:rPr>
-          <w:rFonts w:asciiTheme="minorHAnsi" w:hAnsiTheme="minorHAnsi" w:cstheme="minorHAnsi"/>
-          <w:color w:val="0A0A0A"/>
-        </w:rPr>
-        <w:t>637</w:t>
-      </w:r>
-    </w:p>
-    <w:p>
-      <w:pPr>
-        <w:pStyle w:val="NormalWeb"/>
-        <w:numPr>
-          <w:ilvl w:val="0"/>
-          <w:numId w:val="4"/>
-        </w:numPr>
-        <w:spacing w:before="0" w:beforeAutospacing="0" w:after="0" w:afterAutospacing="0"/>
-        <w:rPr>
-          <w:rFonts w:asciiTheme="minorHAnsi" w:hAnsiTheme="minorHAnsi" w:cstheme="minorHAnsi"/>
-          <w:color w:val="0A0A0A"/>
-        </w:rPr>
-      </w:pPr>
-      <w:r>
-        <w:rPr>
-          <w:rFonts w:asciiTheme="minorHAnsi" w:hAnsiTheme="minorHAnsi" w:cstheme="minorHAnsi"/>
-          <w:color w:val="0A0A0A"/>
-        </w:rPr>
-        <w:t>prefer not to answer,</w:t>
-      </w:r>
-      <w:r>
-        <w:rPr>
-          <w:rFonts w:asciiTheme="minorHAnsi" w:hAnsiTheme="minorHAnsi" w:cstheme="minorHAnsi"/>
-          <w:color w:val="0A0A0A"/>
-        </w:rPr>
-        <w:t xml:space="preserve"> 51</w:t>
-      </w:r>
-    </w:p>
-    <w:p>
-      <w:pPr>
-        <w:pStyle w:val="NormalWeb"/>
-        <w:numPr>
-          <w:ilvl w:val="0"/>
-          <w:numId w:val="4"/>
-        </w:numPr>
-        <w:spacing w:before="0" w:beforeAutospacing="0" w:after="0" w:afterAutospacing="0"/>
-        <w:rPr>
-          <w:rFonts w:asciiTheme="minorHAnsi" w:hAnsiTheme="minorHAnsi" w:cstheme="minorHAnsi"/>
-          <w:color w:val="0A0A0A"/>
-        </w:rPr>
-      </w:pPr>
-      <w:r>
-        <w:rPr>
-          <w:rFonts w:asciiTheme="minorHAnsi" w:hAnsiTheme="minorHAnsi" w:cstheme="minorHAnsi"/>
-          <w:color w:val="0A0A0A"/>
-        </w:rPr>
-        <w:t xml:space="preserve"> none of the above,</w:t>
-      </w:r>
-      <w:r>
-        <w:rPr>
-          <w:rFonts w:asciiTheme="minorHAnsi" w:hAnsiTheme="minorHAnsi" w:cstheme="minorHAnsi"/>
-          <w:color w:val="0A0A0A"/>
-        </w:rPr>
-        <w:t xml:space="preserve"> 2705</w:t>
-      </w:r>
-    </w:p>
-    <w:p>
-      <w:pPr>
-        <w:pStyle w:val="NormalWeb"/>
-        <w:numPr>
-          <w:ilvl w:val="0"/>
-          <w:numId w:val="4"/>
-        </w:numPr>
-        <w:spacing w:before="0" w:beforeAutospacing="0" w:after="0" w:afterAutospacing="0"/>
-        <w:rPr>
-          <w:rFonts w:asciiTheme="minorHAnsi" w:hAnsiTheme="minorHAnsi" w:cstheme="minorHAnsi"/>
-          <w:color w:val="0A0A0A"/>
-        </w:rPr>
-      </w:pPr>
-      <w:r>
-        <w:rPr>
-          <w:rFonts w:asciiTheme="minorHAnsi" w:hAnsiTheme="minorHAnsi" w:cstheme="minorHAnsi"/>
-          <w:color w:val="0A0A0A"/>
-        </w:rPr>
-        <w:t xml:space="preserve"> asthma reliever inhaler (usually blue), </w:t>
-      </w:r>
-      <w:r>
-        <w:rPr>
-          <w:rFonts w:asciiTheme="minorHAnsi" w:hAnsiTheme="minorHAnsi" w:cstheme="minorHAnsi"/>
-          <w:color w:val="0A0A0A"/>
-        </w:rPr>
-        <w:t>71419</w:t>
-      </w:r>
-    </w:p>
-    <w:p>
-      <w:pPr>
-        <w:pStyle w:val="NormalWeb"/>
-        <w:numPr>
-          <w:ilvl w:val="0"/>
-          <w:numId w:val="4"/>
-        </w:numPr>
-        <w:spacing w:before="0" w:beforeAutospacing="0" w:after="0" w:afterAutospacing="0"/>
-        <w:rPr>
-          <w:rFonts w:asciiTheme="minorHAnsi" w:hAnsiTheme="minorHAnsi" w:cstheme="minorHAnsi"/>
-          <w:color w:val="0A0A0A"/>
-        </w:rPr>
-      </w:pPr>
-      <w:r>
-        <w:rPr>
-          <w:rFonts w:asciiTheme="minorHAnsi" w:hAnsiTheme="minorHAnsi" w:cstheme="minorHAnsi"/>
-          <w:color w:val="0A0A0A"/>
-        </w:rPr>
-        <w:t xml:space="preserve">asthma preventer inhaler (containing steroid medicine), </w:t>
-      </w:r>
-      <w:r>
-        <w:rPr>
-          <w:rFonts w:asciiTheme="minorHAnsi" w:hAnsiTheme="minorHAnsi" w:cstheme="minorHAnsi"/>
-          <w:color w:val="0A0A0A"/>
-        </w:rPr>
-        <w:t>71836</w:t>
-      </w:r>
-    </w:p>
-    <w:p>
-      <w:pPr>
-        <w:pStyle w:val="NormalWeb"/>
-        <w:numPr>
-          <w:ilvl w:val="0"/>
-          <w:numId w:val="4"/>
-        </w:numPr>
-        <w:spacing w:before="0" w:beforeAutospacing="0" w:after="0" w:afterAutospacing="0"/>
-        <w:rPr>
-          <w:rFonts w:asciiTheme="minorHAnsi" w:hAnsiTheme="minorHAnsi" w:cstheme="minorHAnsi"/>
-          <w:color w:val="0A0A0A"/>
-        </w:rPr>
-      </w:pPr>
-      <w:r>
-        <w:rPr>
-          <w:rFonts w:asciiTheme="minorHAnsi" w:hAnsiTheme="minorHAnsi" w:cstheme="minorHAnsi"/>
-          <w:color w:val="0A0A0A"/>
-        </w:rPr>
-        <w:t xml:space="preserve">asthma combination inhaler, </w:t>
-      </w:r>
-      <w:r>
-        <w:rPr>
-          <w:rFonts w:asciiTheme="minorHAnsi" w:hAnsiTheme="minorHAnsi" w:cstheme="minorHAnsi"/>
-          <w:color w:val="0A0A0A"/>
-        </w:rPr>
-        <w:t>20759</w:t>
-      </w:r>
-    </w:p>
-    <w:p>
-      <w:pPr>
-        <w:pStyle w:val="NormalWeb"/>
-        <w:numPr>
-          <w:ilvl w:val="0"/>
-          <w:numId w:val="4"/>
-        </w:numPr>
-        <w:spacing w:before="0" w:beforeAutospacing="0" w:after="0" w:afterAutospacing="0"/>
-        <w:rPr>
-          <w:rFonts w:asciiTheme="minorHAnsi" w:hAnsiTheme="minorHAnsi" w:cstheme="minorHAnsi"/>
-          <w:color w:val="0A0A0A"/>
-        </w:rPr>
-      </w:pPr>
-      <w:r>
-        <w:rPr>
-          <w:rFonts w:asciiTheme="minorHAnsi" w:hAnsiTheme="minorHAnsi" w:cstheme="minorHAnsi"/>
-          <w:color w:val="0A0A0A"/>
-        </w:rPr>
-        <w:t>anticholinergic inhaler (for COPD or asthma, e.g. Tiotropium or Spiriva),</w:t>
-      </w:r>
-      <w:r>
-        <w:rPr>
-          <w:rFonts w:asciiTheme="minorHAnsi" w:hAnsiTheme="minorHAnsi" w:cstheme="minorHAnsi"/>
-          <w:color w:val="0A0A0A"/>
-        </w:rPr>
-        <w:t xml:space="preserve"> 9368</w:t>
-      </w:r>
-    </w:p>
-    <w:p>
-      <w:pPr>
-        <w:pStyle w:val="NormalWeb"/>
-        <w:numPr>
-          <w:ilvl w:val="0"/>
-          <w:numId w:val="4"/>
-        </w:numPr>
-        <w:spacing w:before="0" w:beforeAutospacing="0" w:after="0" w:afterAutospacing="0"/>
-        <w:rPr>
-          <w:rFonts w:asciiTheme="minorHAnsi" w:hAnsiTheme="minorHAnsi" w:cstheme="minorHAnsi"/>
-          <w:color w:val="0A0A0A"/>
-        </w:rPr>
-      </w:pPr>
-      <w:r>
-        <w:rPr>
-          <w:rFonts w:asciiTheme="minorHAnsi" w:hAnsiTheme="minorHAnsi" w:cstheme="minorHAnsi"/>
-          <w:color w:val="0A0A0A"/>
-        </w:rPr>
-        <w:t xml:space="preserve"> leukotriene receptor antagonist (LTRAs) tablets (e.g. </w:t>
-      </w:r>
-      <w:proofErr w:type="spellStart"/>
-      <w:r>
-        <w:rPr>
-          <w:rFonts w:asciiTheme="minorHAnsi" w:hAnsiTheme="minorHAnsi" w:cstheme="minorHAnsi"/>
-          <w:color w:val="0A0A0A"/>
-        </w:rPr>
-        <w:t>Montelukast</w:t>
-      </w:r>
-      <w:proofErr w:type="spellEnd"/>
-      <w:r>
-        <w:rPr>
-          <w:rFonts w:asciiTheme="minorHAnsi" w:hAnsiTheme="minorHAnsi" w:cstheme="minorHAnsi"/>
-          <w:color w:val="0A0A0A"/>
-        </w:rPr>
-        <w:t>),</w:t>
-      </w:r>
-      <w:r>
-        <w:rPr>
-          <w:rFonts w:asciiTheme="minorHAnsi" w:hAnsiTheme="minorHAnsi" w:cstheme="minorHAnsi"/>
-          <w:color w:val="0A0A0A"/>
-        </w:rPr>
-        <w:t xml:space="preserve"> 7357</w:t>
-      </w:r>
-    </w:p>
-    <w:p>
-      <w:pPr>
-        <w:pStyle w:val="NormalWeb"/>
-        <w:numPr>
-          <w:ilvl w:val="0"/>
-          <w:numId w:val="4"/>
-        </w:numPr>
-        <w:spacing w:before="0" w:beforeAutospacing="0" w:after="0" w:afterAutospacing="0"/>
-        <w:rPr>
-          <w:rFonts w:asciiTheme="minorHAnsi" w:hAnsiTheme="minorHAnsi" w:cstheme="minorHAnsi"/>
-          <w:color w:val="0A0A0A"/>
-        </w:rPr>
-      </w:pPr>
-      <w:r>
-        <w:rPr>
-          <w:rFonts w:asciiTheme="minorHAnsi" w:hAnsiTheme="minorHAnsi" w:cstheme="minorHAnsi"/>
-          <w:color w:val="0A0A0A"/>
-        </w:rPr>
-        <w:t xml:space="preserve"> tablet bronchodilator (e.g. theophylline), </w:t>
-      </w:r>
-      <w:r>
-        <w:rPr>
-          <w:rFonts w:asciiTheme="minorHAnsi" w:hAnsiTheme="minorHAnsi" w:cstheme="minorHAnsi"/>
-          <w:color w:val="0A0A0A"/>
-        </w:rPr>
-        <w:t>923</w:t>
-      </w:r>
-    </w:p>
-    <w:p>
-      <w:pPr>
-        <w:pStyle w:val="NormalWeb"/>
-        <w:numPr>
-          <w:ilvl w:val="0"/>
-          <w:numId w:val="4"/>
-        </w:numPr>
-        <w:spacing w:before="0" w:beforeAutospacing="0" w:after="0" w:afterAutospacing="0"/>
-        <w:rPr>
-          <w:rFonts w:asciiTheme="minorHAnsi" w:hAnsiTheme="minorHAnsi" w:cstheme="minorHAnsi"/>
-          <w:color w:val="0A0A0A"/>
-        </w:rPr>
-      </w:pPr>
-      <w:r>
-        <w:rPr>
-          <w:rFonts w:asciiTheme="minorHAnsi" w:hAnsiTheme="minorHAnsi" w:cstheme="minorHAnsi"/>
-          <w:color w:val="0A0A0A"/>
-        </w:rPr>
-        <w:t xml:space="preserve">corticosteroids (e.g. prednisolone), </w:t>
-      </w:r>
-      <w:r>
-        <w:rPr>
-          <w:rFonts w:asciiTheme="minorHAnsi" w:hAnsiTheme="minorHAnsi" w:cstheme="minorHAnsi"/>
-          <w:color w:val="0A0A0A"/>
-        </w:rPr>
-        <w:t xml:space="preserve"> 4610</w:t>
-      </w:r>
-    </w:p>
-    <w:p>
-      <w:pPr>
-        <w:pStyle w:val="NormalWeb"/>
-        <w:numPr>
-          <w:ilvl w:val="0"/>
-          <w:numId w:val="4"/>
-        </w:numPr>
-        <w:spacing w:before="0" w:beforeAutospacing="0" w:after="0" w:afterAutospacing="0"/>
-        <w:rPr>
-          <w:rFonts w:asciiTheme="minorHAnsi" w:hAnsiTheme="minorHAnsi" w:cstheme="minorHAnsi"/>
-          <w:color w:val="0A0A0A"/>
-        </w:rPr>
-      </w:pPr>
-      <w:r>
-        <w:rPr>
-          <w:rFonts w:asciiTheme="minorHAnsi" w:hAnsiTheme="minorHAnsi" w:cstheme="minorHAnsi"/>
-          <w:color w:val="0A0A0A"/>
-        </w:rPr>
-        <w:t>other</w:t>
-      </w:r>
-      <w:r>
-        <w:rPr>
-          <w:rFonts w:asciiTheme="minorHAnsi" w:hAnsiTheme="minorHAnsi" w:cstheme="minorHAnsi"/>
-          <w:color w:val="0A0A0A"/>
-        </w:rPr>
-        <w:t xml:space="preserve"> not listed 7872</w:t>
-      </w:r>
-    </w:p>
-    <w:p>
-      <w:pPr>
-        <w:pStyle w:val="NormalWeb"/>
-        <w:spacing w:before="0" w:beforeAutospacing="0" w:after="0" w:afterAutospacing="0"/>
-        <w:rPr>
-          <w:rFonts w:asciiTheme="minorHAnsi" w:hAnsiTheme="minorHAnsi" w:cstheme="minorHAnsi"/>
-          <w:b/>
-          <w:color w:val="0A0A0A"/>
-        </w:rPr>
-      </w:pPr>
-    </w:p>
-    <w:p>
-      <w:pPr>
-        <w:pStyle w:val="NormalWeb"/>
-        <w:spacing w:before="0" w:beforeAutospacing="0" w:after="0" w:afterAutospacing="0"/>
-        <w:rPr>
-          <w:rFonts w:asciiTheme="minorHAnsi" w:hAnsiTheme="minorHAnsi" w:cstheme="minorHAnsi"/>
-          <w:b/>
-          <w:color w:val="0A0A0A"/>
-          <w:u w:val="single"/>
-        </w:rPr>
-      </w:pPr>
-      <w:r>
-        <w:rPr>
-          <w:rFonts w:asciiTheme="minorHAnsi" w:hAnsiTheme="minorHAnsi" w:cstheme="minorHAnsi"/>
-          <w:b/>
-          <w:color w:val="0A0A0A"/>
-          <w:u w:val="single"/>
-        </w:rPr>
-        <w:t>Shift work definition</w:t>
-      </w:r>
-    </w:p>
-    <w:p>
-      <w:pPr>
-        <w:pStyle w:val="NormalWeb"/>
-        <w:spacing w:before="0" w:beforeAutospacing="0" w:after="0" w:afterAutospacing="0"/>
-        <w:rPr>
-          <w:rFonts w:asciiTheme="minorHAnsi" w:hAnsiTheme="minorHAnsi" w:cstheme="minorHAnsi"/>
-          <w:b/>
-          <w:color w:val="0A0A0A"/>
-        </w:rPr>
-      </w:pPr>
-    </w:p>
-    <w:p>
-      <w:pPr>
-        <w:pStyle w:val="NormalWeb"/>
-        <w:spacing w:before="0" w:beforeAutospacing="0" w:after="0" w:afterAutospacing="0"/>
-        <w:rPr>
-          <w:rFonts w:asciiTheme="minorHAnsi" w:hAnsiTheme="minorHAnsi" w:cstheme="minorHAnsi"/>
-          <w:color w:val="0A0A0A"/>
-        </w:rPr>
-      </w:pPr>
-      <w:r>
-        <w:rPr>
-          <w:rFonts w:asciiTheme="minorHAnsi" w:hAnsiTheme="minorHAnsi" w:cstheme="minorHAnsi"/>
-          <w:color w:val="0A0A0A"/>
-        </w:rPr>
-        <w:t xml:space="preserve">WORK_SHIFTS_1_1: Does your work involve shift work? Do not </w:t>
-      </w:r>
-      <w:proofErr w:type="gramStart"/>
-      <w:r>
-        <w:rPr>
-          <w:rFonts w:asciiTheme="minorHAnsi" w:hAnsiTheme="minorHAnsi" w:cstheme="minorHAnsi"/>
-          <w:color w:val="0A0A0A"/>
-        </w:rPr>
-        <w:t>know,</w:t>
-      </w:r>
-      <w:proofErr w:type="gramEnd"/>
-      <w:r>
-        <w:rPr>
-          <w:rFonts w:asciiTheme="minorHAnsi" w:hAnsiTheme="minorHAnsi" w:cstheme="minorHAnsi"/>
-          <w:color w:val="0A0A0A"/>
-        </w:rPr>
-        <w:t xml:space="preserve"> prefer not </w:t>
-      </w:r>
-      <w:r>
-        <w:rPr>
-          <w:rFonts w:asciiTheme="minorHAnsi" w:hAnsiTheme="minorHAnsi" w:cstheme="minorHAnsi"/>
-          <w:color w:val="0A0A0A"/>
-        </w:rPr>
-        <w:t>to</w:t>
-      </w:r>
-      <w:r>
-        <w:rPr>
-          <w:rFonts w:asciiTheme="minorHAnsi" w:hAnsiTheme="minorHAnsi" w:cstheme="minorHAnsi"/>
-          <w:color w:val="0A0A0A"/>
-        </w:rPr>
-        <w:t xml:space="preserve"> answer, never/rarely, sometimes, usually, always</w:t>
-      </w:r>
-    </w:p>
-    <w:p>
-      <w:pPr>
-        <w:pStyle w:val="NormalWeb"/>
-        <w:spacing w:before="0" w:beforeAutospacing="0" w:after="0" w:afterAutospacing="0"/>
-        <w:rPr>
-          <w:rFonts w:asciiTheme="minorHAnsi" w:hAnsiTheme="minorHAnsi" w:cstheme="minorHAnsi"/>
-          <w:color w:val="0A0A0A"/>
-        </w:rPr>
-      </w:pPr>
-    </w:p>
-    <w:p>
-      <w:pPr>
-        <w:pStyle w:val="NormalWeb"/>
-        <w:spacing w:before="0" w:beforeAutospacing="0" w:after="0" w:afterAutospacing="0"/>
-        <w:rPr>
-          <w:rFonts w:asciiTheme="minorHAnsi" w:hAnsiTheme="minorHAnsi" w:cstheme="minorHAnsi"/>
-          <w:color w:val="0A0A0A"/>
-        </w:rPr>
-      </w:pPr>
-      <w:r>
-        <w:rPr>
-          <w:rFonts w:asciiTheme="minorHAnsi" w:hAnsiTheme="minorHAnsi" w:cstheme="minorHAnsi"/>
-          <w:color w:val="0A0A0A"/>
-        </w:rPr>
-        <w:t>WORK_</w:t>
-      </w:r>
-      <w:r>
-        <w:rPr>
-          <w:rFonts w:asciiTheme="minorHAnsi" w:hAnsiTheme="minorHAnsi" w:cstheme="minorHAnsi"/>
-          <w:color w:val="0A0A0A"/>
-        </w:rPr>
-        <w:t>NIGHTS</w:t>
-      </w:r>
-      <w:r>
-        <w:rPr>
-          <w:rFonts w:asciiTheme="minorHAnsi" w:hAnsiTheme="minorHAnsi" w:cstheme="minorHAnsi"/>
-          <w:color w:val="0A0A0A"/>
-        </w:rPr>
-        <w:t xml:space="preserve">_1_1: Does your work involve </w:t>
-      </w:r>
-      <w:r>
-        <w:rPr>
-          <w:rFonts w:asciiTheme="minorHAnsi" w:hAnsiTheme="minorHAnsi" w:cstheme="minorHAnsi"/>
-          <w:color w:val="0A0A0A"/>
-        </w:rPr>
-        <w:t>night shifts</w:t>
-      </w:r>
-      <w:r>
-        <w:rPr>
-          <w:rFonts w:asciiTheme="minorHAnsi" w:hAnsiTheme="minorHAnsi" w:cstheme="minorHAnsi"/>
-          <w:color w:val="0A0A0A"/>
-        </w:rPr>
-        <w:t xml:space="preserve">? Do not </w:t>
-      </w:r>
-      <w:proofErr w:type="gramStart"/>
-      <w:r>
-        <w:rPr>
-          <w:rFonts w:asciiTheme="minorHAnsi" w:hAnsiTheme="minorHAnsi" w:cstheme="minorHAnsi"/>
-          <w:color w:val="0A0A0A"/>
-        </w:rPr>
-        <w:t>know,</w:t>
-      </w:r>
-      <w:proofErr w:type="gramEnd"/>
-      <w:r>
-        <w:rPr>
-          <w:rFonts w:asciiTheme="minorHAnsi" w:hAnsiTheme="minorHAnsi" w:cstheme="minorHAnsi"/>
-          <w:color w:val="0A0A0A"/>
-        </w:rPr>
-        <w:t xml:space="preserve"> prefer not </w:t>
-      </w:r>
-      <w:r>
-        <w:rPr>
-          <w:rFonts w:asciiTheme="minorHAnsi" w:hAnsiTheme="minorHAnsi" w:cstheme="minorHAnsi"/>
-          <w:color w:val="0A0A0A"/>
-        </w:rPr>
-        <w:t xml:space="preserve">to </w:t>
-      </w:r>
-      <w:r>
-        <w:rPr>
-          <w:rFonts w:asciiTheme="minorHAnsi" w:hAnsiTheme="minorHAnsi" w:cstheme="minorHAnsi"/>
-          <w:color w:val="0A0A0A"/>
-        </w:rPr>
-        <w:t>answer, never/rarely, sometimes, usually, always</w:t>
-      </w:r>
-    </w:p>
-    <w:p>
-      <w:pPr>
-        <w:pStyle w:val="NormalWeb"/>
-        <w:spacing w:before="0" w:beforeAutospacing="0" w:after="0" w:afterAutospacing="0"/>
-        <w:rPr>
-          <w:rFonts w:asciiTheme="minorHAnsi" w:hAnsiTheme="minorHAnsi" w:cstheme="minorHAnsi"/>
-          <w:color w:val="0A0A0A"/>
-        </w:rPr>
-      </w:pPr>
-    </w:p>
-    <w:p>
-      <w:pPr>
-        <w:pStyle w:val="NormalWeb"/>
-        <w:spacing w:before="0" w:beforeAutospacing="0" w:after="0" w:afterAutospacing="0"/>
-        <w:rPr>
-          <w:rFonts w:asciiTheme="minorHAnsi" w:hAnsiTheme="minorHAnsi" w:cstheme="minorHAnsi"/>
-          <w:i/>
-          <w:color w:val="0A0A0A"/>
-        </w:rPr>
-      </w:pPr>
-      <w:proofErr w:type="gramStart"/>
-      <w:r>
-        <w:rPr>
-          <w:rFonts w:asciiTheme="minorHAnsi" w:hAnsiTheme="minorHAnsi" w:cstheme="minorHAnsi"/>
-          <w:i/>
-          <w:color w:val="0A0A0A"/>
-        </w:rPr>
-        <w:t>Currently defining groups in same way as in UKB.</w:t>
-      </w:r>
-      <w:proofErr w:type="gramEnd"/>
-      <w:r>
-        <w:rPr>
-          <w:rFonts w:asciiTheme="minorHAnsi" w:hAnsiTheme="minorHAnsi" w:cstheme="minorHAnsi"/>
-          <w:i/>
-          <w:color w:val="0A0A0A"/>
-        </w:rPr>
-        <w:t xml:space="preserve"> “</w:t>
-      </w:r>
-      <w:proofErr w:type="gramStart"/>
-      <w:r>
-        <w:rPr>
-          <w:rFonts w:asciiTheme="minorHAnsi" w:hAnsiTheme="minorHAnsi" w:cstheme="minorHAnsi"/>
-          <w:i/>
-          <w:color w:val="0A0A0A"/>
-        </w:rPr>
-        <w:t>no</w:t>
-      </w:r>
-      <w:proofErr w:type="gramEnd"/>
-      <w:r>
-        <w:rPr>
-          <w:rFonts w:asciiTheme="minorHAnsi" w:hAnsiTheme="minorHAnsi" w:cstheme="minorHAnsi"/>
-          <w:i/>
-          <w:color w:val="0A0A0A"/>
-        </w:rPr>
-        <w:t xml:space="preserve"> shift work” if answered “never/rarely” to work_shifts_1_1, else take values from work_nights_1_1 combining “usually” and “sometimes”. </w:t>
-      </w:r>
-    </w:p>
-    <w:p>
-      <w:pPr>
-        <w:pStyle w:val="NormalWeb"/>
-        <w:spacing w:before="0" w:beforeAutospacing="0" w:after="0" w:afterAutospacing="0"/>
-        <w:rPr>
-          <w:rFonts w:asciiTheme="minorHAnsi" w:hAnsiTheme="minorHAnsi" w:cstheme="minorHAnsi"/>
-          <w:b/>
-          <w:color w:val="0A0A0A"/>
-        </w:rPr>
-      </w:pPr>
-    </w:p>
-    <w:p>
-      <w:pPr>
-        <w:pStyle w:val="NormalWeb"/>
-        <w:spacing w:before="0" w:beforeAutospacing="0" w:after="0" w:afterAutospacing="0"/>
-        <w:rPr>
-          <w:rFonts w:asciiTheme="minorHAnsi" w:hAnsiTheme="minorHAnsi" w:cstheme="minorHAnsi"/>
-          <w:color w:val="0A0A0A"/>
-          <w:u w:val="single"/>
-        </w:rPr>
-      </w:pPr>
-      <w:r>
-        <w:rPr>
-          <w:rFonts w:asciiTheme="minorHAnsi" w:hAnsiTheme="minorHAnsi" w:cstheme="minorHAnsi"/>
-          <w:b/>
-          <w:color w:val="0A0A0A"/>
-          <w:u w:val="single"/>
-        </w:rPr>
-        <w:t>Models</w:t>
-      </w:r>
-      <w:r>
-        <w:rPr>
-          <w:rFonts w:asciiTheme="minorHAnsi" w:hAnsiTheme="minorHAnsi" w:cstheme="minorHAnsi"/>
-          <w:b/>
-          <w:color w:val="0A0A0A"/>
-          <w:u w:val="single"/>
-        </w:rPr>
-        <w:t>:</w:t>
-      </w:r>
-      <w:r>
-        <w:rPr>
-          <w:rFonts w:asciiTheme="minorHAnsi" w:hAnsiTheme="minorHAnsi" w:cstheme="minorHAnsi"/>
-          <w:color w:val="0A0A0A"/>
-          <w:u w:val="single"/>
-        </w:rPr>
-        <w:t xml:space="preserve"> </w:t>
-      </w:r>
-    </w:p>
-    <w:p>
-      <w:pPr>
-        <w:pStyle w:val="NormalWeb"/>
-        <w:spacing w:before="0" w:beforeAutospacing="0" w:after="0" w:afterAutospacing="0"/>
-        <w:rPr>
-          <w:rFonts w:asciiTheme="minorHAnsi" w:hAnsiTheme="minorHAnsi" w:cstheme="minorHAnsi"/>
-          <w:color w:val="0A0A0A"/>
-        </w:rPr>
-      </w:pPr>
-    </w:p>
-    <w:p>
-      <w:pPr>
-        <w:pStyle w:val="NormalWeb"/>
-        <w:spacing w:before="0" w:beforeAutospacing="0" w:after="0" w:afterAutospacing="0"/>
-        <w:rPr>
-          <w:rFonts w:asciiTheme="minorHAnsi" w:hAnsiTheme="minorHAnsi" w:cstheme="minorHAnsi"/>
-          <w:color w:val="0A0A0A"/>
-        </w:rPr>
-      </w:pPr>
-      <w:r>
-        <w:rPr>
-          <w:rFonts w:asciiTheme="minorHAnsi" w:hAnsiTheme="minorHAnsi" w:cstheme="minorHAnsi"/>
-          <w:color w:val="0A0A0A"/>
-        </w:rPr>
-        <w:t>Model 1:</w:t>
+          <w:numId w:val="2"/>
+        </w:numPr>
+        <w:spacing w:before="0" w:beforeAutospacing="0" w:after="0" w:afterAutospacing="0"/>
+        <w:rPr>
+          <w:rFonts w:asciiTheme="minorHAnsi" w:hAnsiTheme="minorHAnsi" w:cstheme="minorHAnsi"/>
+          <w:color w:val="0A0A0A"/>
+        </w:rPr>
+      </w:pPr>
+      <w:r>
+        <w:rPr>
+          <w:rFonts w:asciiTheme="minorHAnsi" w:hAnsiTheme="minorHAnsi" w:cstheme="minorHAnsi"/>
+          <w:color w:val="0A0A0A"/>
+        </w:rPr>
+        <w:t>LSOA, MSOA in December (will be separate entity)</w:t>
       </w:r>
     </w:p>
     <w:p>
@@ -1510,7 +1930,7 @@
           <w:rFonts w:asciiTheme="minorHAnsi" w:hAnsiTheme="minorHAnsi" w:cstheme="minorHAnsi"/>
           <w:color w:val="0A0A0A"/>
         </w:rPr>
-        <w:t>Age</w:t>
+        <w:t>Alcohol</w:t>
       </w:r>
     </w:p>
     <w:p>
@@ -1531,7 +1951,28 @@
           <w:rFonts w:asciiTheme="minorHAnsi" w:hAnsiTheme="minorHAnsi" w:cstheme="minorHAnsi"/>
           <w:color w:val="0A0A0A"/>
         </w:rPr>
-        <w:t>SUBMISSION_YEAR – BIRTH_YEAR</w:t>
+        <w:t>UKB: status &amp; daily intake</w:t>
+      </w:r>
+    </w:p>
+    <w:p>
+      <w:pPr>
+        <w:pStyle w:val="NormalWeb"/>
+        <w:numPr>
+          <w:ilvl w:val="1"/>
+          <w:numId w:val="2"/>
+        </w:numPr>
+        <w:spacing w:before="0" w:beforeAutospacing="0" w:after="0" w:afterAutospacing="0"/>
+        <w:rPr>
+          <w:rFonts w:asciiTheme="minorHAnsi" w:hAnsiTheme="minorHAnsi" w:cstheme="minorHAnsi"/>
+          <w:color w:val="0A0A0A"/>
+        </w:rPr>
+      </w:pPr>
+      <w:r>
+        <w:rPr>
+          <w:rFonts w:asciiTheme="minorHAnsi" w:hAnsiTheme="minorHAnsi" w:cstheme="minorHAnsi"/>
+          <w:color w:val="0A0A0A"/>
+        </w:rPr>
+        <w:t>ALCOHOL_CURR_1_1: About how often do you drink alcohol?</w:t>
       </w:r>
     </w:p>
     <w:p>
@@ -1547,31 +1988,83 @@
           <w:color w:val="0A0A0A"/>
         </w:rPr>
       </w:pPr>
-      <w:proofErr w:type="spellStart"/>
-      <w:r>
-        <w:rPr>
-          <w:rFonts w:asciiTheme="minorHAnsi" w:hAnsiTheme="minorHAnsi" w:cstheme="minorHAnsi"/>
-          <w:color w:val="0A0A0A"/>
-        </w:rPr>
-        <w:t>Submission_year</w:t>
-      </w:r>
-      <w:proofErr w:type="spellEnd"/>
-      <w:r>
-        <w:rPr>
-          <w:rFonts w:asciiTheme="minorHAnsi" w:hAnsiTheme="minorHAnsi" w:cstheme="minorHAnsi"/>
-          <w:color w:val="0A0A0A"/>
-        </w:rPr>
-        <w:t xml:space="preserve"> taken from </w:t>
-      </w:r>
-      <w:proofErr w:type="spellStart"/>
-      <w:r>
-        <w:rPr>
-          <w:rFonts w:asciiTheme="minorHAnsi" w:hAnsiTheme="minorHAnsi" w:cstheme="minorHAnsi"/>
-          <w:color w:val="0A0A0A"/>
-        </w:rPr>
-        <w:t>submission_date</w:t>
-      </w:r>
-      <w:proofErr w:type="spellEnd"/>
+      <w:r>
+        <w:rPr>
+          <w:rFonts w:asciiTheme="minorHAnsi" w:hAnsiTheme="minorHAnsi" w:cstheme="minorHAnsi"/>
+          <w:color w:val="0A0A0A"/>
+        </w:rPr>
+        <w:t>Prefer not to answer, daily or almost daily, 3 or 4 times a week, once or twice a week, 1-3 times a month, special occasions only, never</w:t>
+      </w:r>
+    </w:p>
+    <w:p>
+      <w:pPr>
+        <w:pStyle w:val="NormalWeb"/>
+        <w:numPr>
+          <w:ilvl w:val="1"/>
+          <w:numId w:val="2"/>
+        </w:numPr>
+        <w:spacing w:before="0" w:beforeAutospacing="0" w:after="0" w:afterAutospacing="0"/>
+        <w:rPr>
+          <w:rFonts w:asciiTheme="minorHAnsi" w:hAnsiTheme="minorHAnsi" w:cstheme="minorHAnsi"/>
+          <w:color w:val="0A0A0A"/>
+        </w:rPr>
+      </w:pPr>
+      <w:r>
+        <w:rPr>
+          <w:rFonts w:asciiTheme="minorHAnsi" w:hAnsiTheme="minorHAnsi" w:cstheme="minorHAnsi"/>
+          <w:color w:val="0A0A0A"/>
+        </w:rPr>
+        <w:t>ALCOHOL_PREV_1_1: Did you previously drink alcohol?</w:t>
+      </w:r>
+    </w:p>
+    <w:p>
+      <w:pPr>
+        <w:pStyle w:val="NormalWeb"/>
+        <w:numPr>
+          <w:ilvl w:val="2"/>
+          <w:numId w:val="2"/>
+        </w:numPr>
+        <w:spacing w:before="0" w:beforeAutospacing="0" w:after="0" w:afterAutospacing="0"/>
+        <w:rPr>
+          <w:rFonts w:asciiTheme="minorHAnsi" w:hAnsiTheme="minorHAnsi" w:cstheme="minorHAnsi"/>
+          <w:color w:val="0A0A0A"/>
+        </w:rPr>
+      </w:pPr>
+      <w:r>
+        <w:rPr>
+          <w:rFonts w:asciiTheme="minorHAnsi" w:hAnsiTheme="minorHAnsi" w:cstheme="minorHAnsi"/>
+          <w:color w:val="0A0A0A"/>
+        </w:rPr>
+        <w:t>Prefer not to answer, no, yes</w:t>
+      </w:r>
+    </w:p>
+    <w:p>
+      <w:pPr>
+        <w:pStyle w:val="NormalWeb"/>
+        <w:numPr>
+          <w:ilvl w:val="1"/>
+          <w:numId w:val="2"/>
+        </w:numPr>
+        <w:spacing w:before="0" w:beforeAutospacing="0" w:after="0" w:afterAutospacing="0"/>
+        <w:rPr>
+          <w:rFonts w:asciiTheme="minorHAnsi" w:hAnsiTheme="minorHAnsi" w:cstheme="minorHAnsi"/>
+          <w:color w:val="0A0A0A"/>
+        </w:rPr>
+      </w:pPr>
+      <w:r>
+        <w:rPr>
+          <w:rFonts w:asciiTheme="minorHAnsi" w:hAnsiTheme="minorHAnsi" w:cstheme="minorHAnsi"/>
+          <w:color w:val="0A0A0A"/>
+        </w:rPr>
+        <w:t>Also data on frequency of drinking specific types of alcohol (beer/cider, spirits, fort wine, white wine, red wine, other)</w:t>
+      </w:r>
+      <w:r>
+        <w:rPr>
+          <w:rFonts w:asciiTheme="minorHAnsi" w:hAnsiTheme="minorHAnsi" w:cstheme="minorHAnsi"/>
+          <w:color w:val="0A0A0A"/>
+        </w:rPr>
+        <w:t>. Change from 10 years ago. Reason for stopping. Reason for reducing</w:t>
+      </w:r>
     </w:p>
     <w:p>
       <w:pPr>
@@ -1591,7 +2084,7 @@
           <w:rFonts w:asciiTheme="minorHAnsi" w:hAnsiTheme="minorHAnsi" w:cstheme="minorHAnsi"/>
           <w:color w:val="0A0A0A"/>
         </w:rPr>
-        <w:t>Ethnicity</w:t>
+        <w:t>Days exercised</w:t>
       </w:r>
     </w:p>
     <w:p>
@@ -1612,7 +2105,203 @@
           <w:rFonts w:asciiTheme="minorHAnsi" w:hAnsiTheme="minorHAnsi" w:cstheme="minorHAnsi"/>
           <w:color w:val="0A0A0A"/>
         </w:rPr>
-        <w:t>DEMOG_ETHNICITY_1_1: What is your ethnic group?</w:t>
+        <w:t>UKB: walked, moderate, vigorous</w:t>
+      </w:r>
+    </w:p>
+    <w:p>
+      <w:pPr>
+        <w:pStyle w:val="NormalWeb"/>
+        <w:numPr>
+          <w:ilvl w:val="1"/>
+          <w:numId w:val="2"/>
+        </w:numPr>
+        <w:spacing w:before="0" w:beforeAutospacing="0" w:after="0" w:afterAutospacing="0"/>
+        <w:rPr>
+          <w:rFonts w:asciiTheme="minorHAnsi" w:hAnsiTheme="minorHAnsi" w:cstheme="minorHAnsi"/>
+          <w:color w:val="0A0A0A"/>
+        </w:rPr>
+      </w:pPr>
+      <w:r>
+        <w:rPr>
+          <w:rFonts w:asciiTheme="minorHAnsi" w:hAnsiTheme="minorHAnsi" w:cstheme="minorHAnsi"/>
+          <w:color w:val="0A0A0A"/>
+        </w:rPr>
+        <w:t>ACTIVITY_WALK_DAYS_2_1: Thinking about the last 4 weeks, in a typical week, how many days did you walk for a least 10 mins at a time?</w:t>
+      </w:r>
+    </w:p>
+    <w:p>
+      <w:pPr>
+        <w:pStyle w:val="NormalWeb"/>
+        <w:numPr>
+          <w:ilvl w:val="1"/>
+          <w:numId w:val="2"/>
+        </w:numPr>
+        <w:spacing w:before="0" w:beforeAutospacing="0" w:after="0" w:afterAutospacing="0"/>
+        <w:rPr>
+          <w:rFonts w:asciiTheme="minorHAnsi" w:hAnsiTheme="minorHAnsi" w:cstheme="minorHAnsi"/>
+          <w:color w:val="0A0A0A"/>
+        </w:rPr>
+      </w:pPr>
+      <w:r>
+        <w:rPr>
+          <w:rFonts w:asciiTheme="minorHAnsi" w:hAnsiTheme="minorHAnsi" w:cstheme="minorHAnsi"/>
+          <w:color w:val="0A0A0A"/>
+        </w:rPr>
+        <w:t xml:space="preserve">ACTIVITY_WALK_MINS_2_1: </w:t>
+      </w:r>
+      <w:r>
+        <w:rPr>
+          <w:rFonts w:asciiTheme="minorHAnsi" w:hAnsiTheme="minorHAnsi" w:cstheme="minorHAnsi"/>
+          <w:color w:val="0A0A0A"/>
+        </w:rPr>
+        <w:t>Thinking about the last 4 weeks, how many minutes did you usually spend walking on a typical DAY?</w:t>
+      </w:r>
+    </w:p>
+    <w:p>
+      <w:pPr>
+        <w:pStyle w:val="NormalWeb"/>
+        <w:numPr>
+          <w:ilvl w:val="1"/>
+          <w:numId w:val="2"/>
+        </w:numPr>
+        <w:spacing w:before="0" w:beforeAutospacing="0" w:after="0" w:afterAutospacing="0"/>
+        <w:rPr>
+          <w:rFonts w:asciiTheme="minorHAnsi" w:hAnsiTheme="minorHAnsi" w:cstheme="minorHAnsi"/>
+          <w:color w:val="0A0A0A"/>
+        </w:rPr>
+      </w:pPr>
+      <w:r>
+        <w:rPr>
+          <w:rFonts w:asciiTheme="minorHAnsi" w:hAnsiTheme="minorHAnsi" w:cstheme="minorHAnsi"/>
+          <w:color w:val="0A0A0A"/>
+        </w:rPr>
+        <w:t>Similar for VIG and MOD</w:t>
+      </w:r>
+    </w:p>
+    <w:p>
+      <w:pPr>
+        <w:pStyle w:val="NormalWeb"/>
+        <w:numPr>
+          <w:ilvl w:val="1"/>
+          <w:numId w:val="2"/>
+        </w:numPr>
+        <w:spacing w:before="0" w:beforeAutospacing="0" w:after="0" w:afterAutospacing="0"/>
+        <w:rPr>
+          <w:rFonts w:asciiTheme="minorHAnsi" w:hAnsiTheme="minorHAnsi" w:cstheme="minorHAnsi"/>
+          <w:color w:val="0A0A0A"/>
+        </w:rPr>
+      </w:pPr>
+      <w:r>
+        <w:rPr>
+          <w:rFonts w:asciiTheme="minorHAnsi" w:hAnsiTheme="minorHAnsi" w:cstheme="minorHAnsi"/>
+          <w:color w:val="0A0A0A"/>
+        </w:rPr>
+        <w:t>Also data on climbing stairs</w:t>
+      </w:r>
+    </w:p>
+    <w:p>
+      <w:pPr>
+        <w:pStyle w:val="NormalWeb"/>
+        <w:numPr>
+          <w:ilvl w:val="1"/>
+          <w:numId w:val="2"/>
+        </w:numPr>
+        <w:spacing w:before="0" w:beforeAutospacing="0" w:after="0" w:afterAutospacing="0"/>
+        <w:rPr>
+          <w:rFonts w:asciiTheme="minorHAnsi" w:hAnsiTheme="minorHAnsi" w:cstheme="minorHAnsi"/>
+          <w:color w:val="0A0A0A"/>
+        </w:rPr>
+      </w:pPr>
+      <w:r>
+        <w:rPr>
+          <w:rFonts w:asciiTheme="minorHAnsi" w:hAnsiTheme="minorHAnsi" w:cstheme="minorHAnsi"/>
+          <w:color w:val="0A0A0A"/>
+        </w:rPr>
+        <w:t>And type of activity (walking for pleasure, other (swimming, cycling, keep fit, bowling), strenuous sports, light DIY, Heavy DIY)</w:t>
+      </w:r>
+    </w:p>
+    <w:p>
+      <w:pPr>
+        <w:pStyle w:val="NormalWeb"/>
+        <w:numPr>
+          <w:ilvl w:val="0"/>
+          <w:numId w:val="2"/>
+        </w:numPr>
+        <w:spacing w:before="0" w:beforeAutospacing="0" w:after="0" w:afterAutospacing="0"/>
+        <w:rPr>
+          <w:rFonts w:asciiTheme="minorHAnsi" w:hAnsiTheme="minorHAnsi" w:cstheme="minorHAnsi"/>
+          <w:color w:val="0A0A0A"/>
+        </w:rPr>
+      </w:pPr>
+      <w:r>
+        <w:rPr>
+          <w:rFonts w:asciiTheme="minorHAnsi" w:hAnsiTheme="minorHAnsi" w:cstheme="minorHAnsi"/>
+          <w:color w:val="0A0A0A"/>
+        </w:rPr>
+        <w:t>Length of working week</w:t>
+      </w:r>
+    </w:p>
+    <w:p>
+      <w:pPr>
+        <w:pStyle w:val="NormalWeb"/>
+        <w:numPr>
+          <w:ilvl w:val="1"/>
+          <w:numId w:val="2"/>
+        </w:numPr>
+        <w:spacing w:before="0" w:beforeAutospacing="0" w:after="0" w:afterAutospacing="0"/>
+        <w:rPr>
+          <w:rFonts w:asciiTheme="minorHAnsi" w:hAnsiTheme="minorHAnsi" w:cstheme="minorHAnsi"/>
+          <w:color w:val="0A0A0A"/>
+        </w:rPr>
+      </w:pPr>
+      <w:r>
+        <w:rPr>
+          <w:rFonts w:asciiTheme="minorHAnsi" w:hAnsiTheme="minorHAnsi" w:cstheme="minorHAnsi"/>
+          <w:color w:val="0A0A0A"/>
+        </w:rPr>
+        <w:t>WORK_WK_HRS_1_1: Ina typical week, how many hours do you spend at work?</w:t>
+      </w:r>
+    </w:p>
+    <w:p>
+      <w:pPr>
+        <w:pStyle w:val="NormalWeb"/>
+        <w:numPr>
+          <w:ilvl w:val="0"/>
+          <w:numId w:val="2"/>
+        </w:numPr>
+        <w:spacing w:before="0" w:beforeAutospacing="0" w:after="0" w:afterAutospacing="0"/>
+        <w:rPr>
+          <w:rFonts w:asciiTheme="minorHAnsi" w:hAnsiTheme="minorHAnsi" w:cstheme="minorHAnsi"/>
+          <w:color w:val="0A0A0A"/>
+        </w:rPr>
+      </w:pPr>
+      <w:r>
+        <w:rPr>
+          <w:rFonts w:asciiTheme="minorHAnsi" w:hAnsiTheme="minorHAnsi" w:cstheme="minorHAnsi"/>
+          <w:color w:val="0A0A0A"/>
+        </w:rPr>
+        <w:t>Chronotype</w:t>
+      </w:r>
+    </w:p>
+    <w:p>
+      <w:pPr>
+        <w:pStyle w:val="NormalWeb"/>
+        <w:numPr>
+          <w:ilvl w:val="1"/>
+          <w:numId w:val="2"/>
+        </w:numPr>
+        <w:spacing w:before="0" w:beforeAutospacing="0" w:after="0" w:afterAutospacing="0"/>
+        <w:rPr>
+          <w:rFonts w:asciiTheme="minorHAnsi" w:hAnsiTheme="minorHAnsi" w:cstheme="minorHAnsi"/>
+          <w:color w:val="0A0A0A"/>
+        </w:rPr>
+      </w:pPr>
+      <w:r>
+        <w:rPr>
+          <w:rFonts w:asciiTheme="minorHAnsi" w:hAnsiTheme="minorHAnsi" w:cstheme="minorHAnsi"/>
+          <w:color w:val="0A0A0A"/>
+        </w:rPr>
+        <w:t>SLEEP_CHRONOTYPE_1_1: Do you consider yourself to be?</w:t>
       </w:r>
     </w:p>
     <w:p>
@@ -1633,217 +2322,51 @@
           <w:rFonts w:asciiTheme="minorHAnsi" w:hAnsiTheme="minorHAnsi" w:cstheme="minorHAnsi"/>
           <w:color w:val="0A0A0A"/>
         </w:rPr>
-        <w:t xml:space="preserve">Prefer not to answer, white (sub cats for </w:t>
-      </w:r>
-      <w:proofErr w:type="spellStart"/>
-      <w:r>
-        <w:rPr>
-          <w:rFonts w:asciiTheme="minorHAnsi" w:hAnsiTheme="minorHAnsi" w:cstheme="minorHAnsi"/>
-          <w:color w:val="0A0A0A"/>
-        </w:rPr>
-        <w:t>british</w:t>
-      </w:r>
-      <w:proofErr w:type="spellEnd"/>
-      <w:r>
-        <w:rPr>
-          <w:rFonts w:asciiTheme="minorHAnsi" w:hAnsiTheme="minorHAnsi" w:cstheme="minorHAnsi"/>
-          <w:color w:val="0A0A0A"/>
-        </w:rPr>
-        <w:t xml:space="preserve">, </w:t>
-      </w:r>
-      <w:proofErr w:type="spellStart"/>
-      <w:r>
-        <w:rPr>
-          <w:rFonts w:asciiTheme="minorHAnsi" w:hAnsiTheme="minorHAnsi" w:cstheme="minorHAnsi"/>
-          <w:color w:val="0A0A0A"/>
-        </w:rPr>
-        <w:t>irish</w:t>
-      </w:r>
-      <w:proofErr w:type="spellEnd"/>
-      <w:r>
-        <w:rPr>
-          <w:rFonts w:asciiTheme="minorHAnsi" w:hAnsiTheme="minorHAnsi" w:cstheme="minorHAnsi"/>
-          <w:color w:val="0A0A0A"/>
-        </w:rPr>
-        <w:t xml:space="preserve">, gypsy or </w:t>
-      </w:r>
-      <w:proofErr w:type="spellStart"/>
-      <w:r>
-        <w:rPr>
-          <w:rFonts w:asciiTheme="minorHAnsi" w:hAnsiTheme="minorHAnsi" w:cstheme="minorHAnsi"/>
-          <w:color w:val="0A0A0A"/>
-        </w:rPr>
-        <w:t>irish</w:t>
-      </w:r>
-      <w:proofErr w:type="spellEnd"/>
-      <w:r>
-        <w:rPr>
-          <w:rFonts w:asciiTheme="minorHAnsi" w:hAnsiTheme="minorHAnsi" w:cstheme="minorHAnsi"/>
-          <w:color w:val="0A0A0A"/>
-        </w:rPr>
-        <w:t xml:space="preserve"> traveller, polish, other), Asian or Asian </w:t>
-      </w:r>
-      <w:proofErr w:type="spellStart"/>
-      <w:r>
-        <w:rPr>
-          <w:rFonts w:asciiTheme="minorHAnsi" w:hAnsiTheme="minorHAnsi" w:cstheme="minorHAnsi"/>
-          <w:color w:val="0A0A0A"/>
-        </w:rPr>
-        <w:t>british</w:t>
-      </w:r>
-      <w:proofErr w:type="spellEnd"/>
-      <w:r>
-        <w:rPr>
-          <w:rFonts w:asciiTheme="minorHAnsi" w:hAnsiTheme="minorHAnsi" w:cstheme="minorHAnsi"/>
-          <w:color w:val="0A0A0A"/>
-        </w:rPr>
-        <w:t xml:space="preserve"> (sub cats for </w:t>
-      </w:r>
-      <w:proofErr w:type="spellStart"/>
-      <w:r>
-        <w:rPr>
-          <w:rFonts w:asciiTheme="minorHAnsi" w:hAnsiTheme="minorHAnsi" w:cstheme="minorHAnsi"/>
-          <w:color w:val="0A0A0A"/>
-        </w:rPr>
-        <w:t>indian</w:t>
-      </w:r>
-      <w:proofErr w:type="spellEnd"/>
-      <w:r>
-        <w:rPr>
-          <w:rFonts w:asciiTheme="minorHAnsi" w:hAnsiTheme="minorHAnsi" w:cstheme="minorHAnsi"/>
-          <w:color w:val="0A0A0A"/>
-        </w:rPr>
-        <w:t xml:space="preserve">, Pakistani, </w:t>
-      </w:r>
-      <w:proofErr w:type="spellStart"/>
-      <w:r>
-        <w:rPr>
-          <w:rFonts w:asciiTheme="minorHAnsi" w:hAnsiTheme="minorHAnsi" w:cstheme="minorHAnsi"/>
-          <w:color w:val="0A0A0A"/>
-        </w:rPr>
-        <w:t>banglasdeshi,other</w:t>
-      </w:r>
-      <w:proofErr w:type="spellEnd"/>
-      <w:r>
-        <w:rPr>
-          <w:rFonts w:asciiTheme="minorHAnsi" w:hAnsiTheme="minorHAnsi" w:cstheme="minorHAnsi"/>
-          <w:color w:val="0A0A0A"/>
-        </w:rPr>
-        <w:t xml:space="preserve">), Chinese, black or black </w:t>
-      </w:r>
-      <w:proofErr w:type="spellStart"/>
-      <w:r>
-        <w:rPr>
-          <w:rFonts w:asciiTheme="minorHAnsi" w:hAnsiTheme="minorHAnsi" w:cstheme="minorHAnsi"/>
-          <w:color w:val="0A0A0A"/>
-        </w:rPr>
-        <w:t>british</w:t>
-      </w:r>
-      <w:proofErr w:type="spellEnd"/>
-      <w:r>
-        <w:rPr>
-          <w:rFonts w:asciiTheme="minorHAnsi" w:hAnsiTheme="minorHAnsi" w:cstheme="minorHAnsi"/>
-          <w:color w:val="0A0A0A"/>
-        </w:rPr>
-        <w:t xml:space="preserve"> (sub cats for African, </w:t>
-      </w:r>
-      <w:proofErr w:type="spellStart"/>
-      <w:r>
-        <w:rPr>
-          <w:rFonts w:asciiTheme="minorHAnsi" w:hAnsiTheme="minorHAnsi" w:cstheme="minorHAnsi"/>
-          <w:color w:val="0A0A0A"/>
-        </w:rPr>
-        <w:t>Carribean</w:t>
-      </w:r>
-      <w:proofErr w:type="spellEnd"/>
-      <w:r>
-        <w:rPr>
-          <w:rFonts w:asciiTheme="minorHAnsi" w:hAnsiTheme="minorHAnsi" w:cstheme="minorHAnsi"/>
-          <w:color w:val="0A0A0A"/>
-        </w:rPr>
-        <w:t>, other</w:t>
-      </w:r>
-      <w:r>
-        <w:rPr>
-          <w:rFonts w:asciiTheme="minorHAnsi" w:hAnsiTheme="minorHAnsi" w:cstheme="minorHAnsi"/>
-          <w:color w:val="0A0A0A"/>
-        </w:rPr>
-        <w:t xml:space="preserve">), </w:t>
-      </w:r>
-      <w:proofErr w:type="spellStart"/>
-      <w:r>
-        <w:rPr>
-          <w:rFonts w:asciiTheme="minorHAnsi" w:hAnsiTheme="minorHAnsi" w:cstheme="minorHAnsi"/>
-          <w:color w:val="0A0A0A"/>
-        </w:rPr>
-        <w:t>arab</w:t>
-      </w:r>
-      <w:proofErr w:type="spellEnd"/>
-      <w:r>
-        <w:rPr>
-          <w:rFonts w:asciiTheme="minorHAnsi" w:hAnsiTheme="minorHAnsi" w:cstheme="minorHAnsi"/>
-          <w:color w:val="0A0A0A"/>
-        </w:rPr>
-        <w:t xml:space="preserve">, mixed (sub cats for white/black </w:t>
-      </w:r>
-      <w:proofErr w:type="spellStart"/>
-      <w:r>
-        <w:rPr>
-          <w:rFonts w:asciiTheme="minorHAnsi" w:hAnsiTheme="minorHAnsi" w:cstheme="minorHAnsi"/>
-          <w:color w:val="0A0A0A"/>
-        </w:rPr>
-        <w:t>carribean</w:t>
-      </w:r>
-      <w:proofErr w:type="spellEnd"/>
-      <w:r>
-        <w:rPr>
-          <w:rFonts w:asciiTheme="minorHAnsi" w:hAnsiTheme="minorHAnsi" w:cstheme="minorHAnsi"/>
-          <w:color w:val="0A0A0A"/>
-        </w:rPr>
-        <w:t>, white/black African, white/</w:t>
-      </w:r>
-      <w:proofErr w:type="spellStart"/>
-      <w:r>
-        <w:rPr>
-          <w:rFonts w:asciiTheme="minorHAnsi" w:hAnsiTheme="minorHAnsi" w:cstheme="minorHAnsi"/>
-          <w:color w:val="0A0A0A"/>
-        </w:rPr>
-        <w:t>asian</w:t>
-      </w:r>
-      <w:proofErr w:type="spellEnd"/>
-      <w:r>
-        <w:rPr>
-          <w:rFonts w:asciiTheme="minorHAnsi" w:hAnsiTheme="minorHAnsi" w:cstheme="minorHAnsi"/>
-          <w:color w:val="0A0A0A"/>
-        </w:rPr>
-        <w:t>, other), other</w:t>
-      </w:r>
-    </w:p>
-    <w:p>
-      <w:pPr>
-        <w:pStyle w:val="NormalWeb"/>
-        <w:spacing w:before="0" w:beforeAutospacing="0" w:after="0" w:afterAutospacing="0"/>
-        <w:rPr>
-          <w:rFonts w:asciiTheme="minorHAnsi" w:hAnsiTheme="minorHAnsi" w:cstheme="minorHAnsi"/>
-          <w:color w:val="0A0A0A"/>
-        </w:rPr>
-      </w:pPr>
-    </w:p>
-    <w:p>
-      <w:pPr>
-        <w:pStyle w:val="NormalWeb"/>
-        <w:spacing w:before="0" w:beforeAutospacing="0" w:after="0" w:afterAutospacing="0"/>
-        <w:rPr>
-          <w:rFonts w:asciiTheme="minorHAnsi" w:hAnsiTheme="minorHAnsi" w:cstheme="minorHAnsi"/>
-          <w:color w:val="0A0A0A"/>
-        </w:rPr>
-      </w:pPr>
-      <w:r>
-        <w:rPr>
-          <w:rFonts w:asciiTheme="minorHAnsi" w:hAnsiTheme="minorHAnsi" w:cstheme="minorHAnsi"/>
-          <w:color w:val="0A0A0A"/>
-        </w:rPr>
-        <w:t>Model 2:</w:t>
+        <w:t>Do not know, prefer not to answer, definitely a “morning” person, more a “morning” than “evening” person</w:t>
+      </w:r>
+      <w:proofErr w:type="gramStart"/>
+      <w:r>
+        <w:rPr>
+          <w:rFonts w:asciiTheme="minorHAnsi" w:hAnsiTheme="minorHAnsi" w:cstheme="minorHAnsi"/>
+          <w:color w:val="0A0A0A"/>
+        </w:rPr>
+        <w:t>,</w:t>
+      </w:r>
+      <w:r>
+        <w:rPr>
+          <w:rFonts w:asciiTheme="minorHAnsi" w:hAnsiTheme="minorHAnsi" w:cstheme="minorHAnsi"/>
+          <w:color w:val="0A0A0A"/>
+        </w:rPr>
+        <w:t xml:space="preserve"> </w:t>
+      </w:r>
+      <w:r>
+        <w:rPr>
+          <w:rFonts w:asciiTheme="minorHAnsi" w:hAnsiTheme="minorHAnsi" w:cstheme="minorHAnsi"/>
+          <w:color w:val="0A0A0A"/>
+        </w:rPr>
+        <w:t xml:space="preserve"> more</w:t>
+      </w:r>
+      <w:proofErr w:type="gramEnd"/>
+      <w:r>
+        <w:rPr>
+          <w:rFonts w:asciiTheme="minorHAnsi" w:hAnsiTheme="minorHAnsi" w:cstheme="minorHAnsi"/>
+          <w:color w:val="0A0A0A"/>
+        </w:rPr>
+        <w:t xml:space="preserve"> an “evening” than a “morning” person,</w:t>
+      </w:r>
+      <w:r>
+        <w:rPr>
+          <w:rFonts w:asciiTheme="minorHAnsi" w:hAnsiTheme="minorHAnsi" w:cstheme="minorHAnsi"/>
+          <w:color w:val="0A0A0A"/>
+        </w:rPr>
+        <w:t xml:space="preserve"> </w:t>
+      </w:r>
+      <w:r>
+        <w:rPr>
+          <w:rFonts w:asciiTheme="minorHAnsi" w:hAnsiTheme="minorHAnsi" w:cstheme="minorHAnsi"/>
+          <w:color w:val="0A0A0A"/>
+        </w:rPr>
+        <w:t>definitely an “evening” person.</w:t>
       </w:r>
     </w:p>
     <w:p>
@@ -1864,8 +2387,35 @@
           <w:rFonts w:asciiTheme="minorHAnsi" w:hAnsiTheme="minorHAnsi" w:cstheme="minorHAnsi"/>
           <w:color w:val="0A0A0A"/>
         </w:rPr>
-        <w:lastRenderedPageBreak/>
-        <w:t>TDI</w:t>
+        <w:t>Job asthma risk</w:t>
+      </w:r>
+    </w:p>
+    <w:p>
+      <w:pPr>
+        <w:pStyle w:val="NormalWeb"/>
+        <w:numPr>
+          <w:ilvl w:val="0"/>
+          <w:numId w:val="2"/>
+        </w:numPr>
+        <w:spacing w:before="0" w:beforeAutospacing="0" w:after="0" w:afterAutospacing="0"/>
+        <w:rPr>
+          <w:rFonts w:asciiTheme="minorHAnsi" w:hAnsiTheme="minorHAnsi" w:cstheme="minorHAnsi"/>
+          <w:color w:val="0A0A0A"/>
+        </w:rPr>
+      </w:pPr>
+      <w:r>
+        <w:rPr>
+          <w:rFonts w:asciiTheme="minorHAnsi" w:hAnsiTheme="minorHAnsi" w:cstheme="minorHAnsi"/>
+          <w:color w:val="0A0A0A"/>
+        </w:rPr>
+        <w:t>Job medical required</w:t>
+      </w:r>
+      <w:r>
+        <w:rPr>
+          <w:rFonts w:asciiTheme="minorHAnsi" w:hAnsiTheme="minorHAnsi" w:cstheme="minorHAnsi"/>
+          <w:color w:val="0A0A0A"/>
+        </w:rPr>
+        <w:t xml:space="preserve"> </w:t>
       </w:r>
     </w:p>
     <w:p>
@@ -1886,563 +2436,6 @@
           <w:rFonts w:asciiTheme="minorHAnsi" w:hAnsiTheme="minorHAnsi" w:cstheme="minorHAnsi"/>
           <w:color w:val="0A0A0A"/>
         </w:rPr>
-        <w:t>No fields in OFH</w:t>
-      </w:r>
-    </w:p>
-    <w:p>
-      <w:pPr>
-        <w:pStyle w:val="NormalWeb"/>
-        <w:numPr>
-          <w:ilvl w:val="1"/>
-          <w:numId w:val="2"/>
-        </w:numPr>
-        <w:spacing w:before="0" w:beforeAutospacing="0" w:after="0" w:afterAutospacing="0"/>
-        <w:rPr>
-          <w:rFonts w:asciiTheme="minorHAnsi" w:hAnsiTheme="minorHAnsi" w:cstheme="minorHAnsi"/>
-          <w:color w:val="0A0A0A"/>
-        </w:rPr>
-      </w:pPr>
-      <w:r>
-        <w:rPr>
-          <w:rFonts w:asciiTheme="minorHAnsi" w:hAnsiTheme="minorHAnsi" w:cstheme="minorHAnsi"/>
-          <w:color w:val="0A0A0A"/>
-        </w:rPr>
-        <w:t xml:space="preserve">Or geographic location data I </w:t>
-      </w:r>
-      <w:proofErr w:type="gramStart"/>
-      <w:r>
-        <w:rPr>
-          <w:rFonts w:asciiTheme="minorHAnsi" w:hAnsiTheme="minorHAnsi" w:cstheme="minorHAnsi"/>
-          <w:color w:val="0A0A0A"/>
-        </w:rPr>
-        <w:t>think ??</w:t>
-      </w:r>
-      <w:proofErr w:type="gramEnd"/>
-    </w:p>
-    <w:p>
-      <w:pPr>
-        <w:pStyle w:val="NormalWeb"/>
-        <w:numPr>
-          <w:ilvl w:val="0"/>
-          <w:numId w:val="2"/>
-        </w:numPr>
-        <w:spacing w:before="0" w:beforeAutospacing="0" w:after="0" w:afterAutospacing="0"/>
-        <w:rPr>
-          <w:rFonts w:asciiTheme="minorHAnsi" w:hAnsiTheme="minorHAnsi" w:cstheme="minorHAnsi"/>
-          <w:color w:val="0A0A0A"/>
-        </w:rPr>
-      </w:pPr>
-      <w:r>
-        <w:rPr>
-          <w:rFonts w:asciiTheme="minorHAnsi" w:hAnsiTheme="minorHAnsi" w:cstheme="minorHAnsi"/>
-          <w:color w:val="0A0A0A"/>
-        </w:rPr>
-        <w:t>Alcohol</w:t>
-      </w:r>
-    </w:p>
-    <w:p>
-      <w:pPr>
-        <w:pStyle w:val="NormalWeb"/>
-        <w:numPr>
-          <w:ilvl w:val="1"/>
-          <w:numId w:val="2"/>
-        </w:numPr>
-        <w:spacing w:before="0" w:beforeAutospacing="0" w:after="0" w:afterAutospacing="0"/>
-        <w:rPr>
-          <w:rFonts w:asciiTheme="minorHAnsi" w:hAnsiTheme="minorHAnsi" w:cstheme="minorHAnsi"/>
-          <w:color w:val="0A0A0A"/>
-        </w:rPr>
-      </w:pPr>
-      <w:r>
-        <w:rPr>
-          <w:rFonts w:asciiTheme="minorHAnsi" w:hAnsiTheme="minorHAnsi" w:cstheme="minorHAnsi"/>
-          <w:color w:val="0A0A0A"/>
-        </w:rPr>
-        <w:t>UKB: status &amp; daily intake</w:t>
-      </w:r>
-    </w:p>
-    <w:p>
-      <w:pPr>
-        <w:pStyle w:val="NormalWeb"/>
-        <w:numPr>
-          <w:ilvl w:val="1"/>
-          <w:numId w:val="2"/>
-        </w:numPr>
-        <w:spacing w:before="0" w:beforeAutospacing="0" w:after="0" w:afterAutospacing="0"/>
-        <w:rPr>
-          <w:rFonts w:asciiTheme="minorHAnsi" w:hAnsiTheme="minorHAnsi" w:cstheme="minorHAnsi"/>
-          <w:color w:val="0A0A0A"/>
-        </w:rPr>
-      </w:pPr>
-      <w:r>
-        <w:rPr>
-          <w:rFonts w:asciiTheme="minorHAnsi" w:hAnsiTheme="minorHAnsi" w:cstheme="minorHAnsi"/>
-          <w:color w:val="0A0A0A"/>
-        </w:rPr>
-        <w:t>ALCOHOL_CURR_1_1: About how often do you drink alcohol?</w:t>
-      </w:r>
-    </w:p>
-    <w:p>
-      <w:pPr>
-        <w:pStyle w:val="NormalWeb"/>
-        <w:numPr>
-          <w:ilvl w:val="2"/>
-          <w:numId w:val="2"/>
-        </w:numPr>
-        <w:spacing w:before="0" w:beforeAutospacing="0" w:after="0" w:afterAutospacing="0"/>
-        <w:rPr>
-          <w:rFonts w:asciiTheme="minorHAnsi" w:hAnsiTheme="minorHAnsi" w:cstheme="minorHAnsi"/>
-          <w:color w:val="0A0A0A"/>
-        </w:rPr>
-      </w:pPr>
-      <w:r>
-        <w:rPr>
-          <w:rFonts w:asciiTheme="minorHAnsi" w:hAnsiTheme="minorHAnsi" w:cstheme="minorHAnsi"/>
-          <w:color w:val="0A0A0A"/>
-        </w:rPr>
-        <w:t>Prefer not to answer, daily or almost daily, 3 or 4 times a week, once or twice a week, 1-3 times a month, special occasions only, never</w:t>
-      </w:r>
-    </w:p>
-    <w:p>
-      <w:pPr>
-        <w:pStyle w:val="NormalWeb"/>
-        <w:numPr>
-          <w:ilvl w:val="1"/>
-          <w:numId w:val="2"/>
-        </w:numPr>
-        <w:spacing w:before="0" w:beforeAutospacing="0" w:after="0" w:afterAutospacing="0"/>
-        <w:rPr>
-          <w:rFonts w:asciiTheme="minorHAnsi" w:hAnsiTheme="minorHAnsi" w:cstheme="minorHAnsi"/>
-          <w:color w:val="0A0A0A"/>
-        </w:rPr>
-      </w:pPr>
-      <w:r>
-        <w:rPr>
-          <w:rFonts w:asciiTheme="minorHAnsi" w:hAnsiTheme="minorHAnsi" w:cstheme="minorHAnsi"/>
-          <w:color w:val="0A0A0A"/>
-        </w:rPr>
-        <w:t>ALCOHOL_PREV_1_1: Did you previously drink alcohol?</w:t>
-      </w:r>
-    </w:p>
-    <w:p>
-      <w:pPr>
-        <w:pStyle w:val="NormalWeb"/>
-        <w:numPr>
-          <w:ilvl w:val="2"/>
-          <w:numId w:val="2"/>
-        </w:numPr>
-        <w:spacing w:before="0" w:beforeAutospacing="0" w:after="0" w:afterAutospacing="0"/>
-        <w:rPr>
-          <w:rFonts w:asciiTheme="minorHAnsi" w:hAnsiTheme="minorHAnsi" w:cstheme="minorHAnsi"/>
-          <w:color w:val="0A0A0A"/>
-        </w:rPr>
-      </w:pPr>
-      <w:r>
-        <w:rPr>
-          <w:rFonts w:asciiTheme="minorHAnsi" w:hAnsiTheme="minorHAnsi" w:cstheme="minorHAnsi"/>
-          <w:color w:val="0A0A0A"/>
-        </w:rPr>
-        <w:t>Prefer not to answer, no, yes</w:t>
-      </w:r>
-    </w:p>
-    <w:p>
-      <w:pPr>
-        <w:pStyle w:val="NormalWeb"/>
-        <w:numPr>
-          <w:ilvl w:val="1"/>
-          <w:numId w:val="2"/>
-        </w:numPr>
-        <w:spacing w:before="0" w:beforeAutospacing="0" w:after="0" w:afterAutospacing="0"/>
-        <w:rPr>
-          <w:rFonts w:asciiTheme="minorHAnsi" w:hAnsiTheme="minorHAnsi" w:cstheme="minorHAnsi"/>
-          <w:color w:val="0A0A0A"/>
-        </w:rPr>
-      </w:pPr>
-      <w:r>
-        <w:rPr>
-          <w:rFonts w:asciiTheme="minorHAnsi" w:hAnsiTheme="minorHAnsi" w:cstheme="minorHAnsi"/>
-          <w:color w:val="0A0A0A"/>
-        </w:rPr>
-        <w:t>Also data on frequency of drinking specific types of alcohol (beer/cider, spirits, fort wine, white wine, red wine, other)</w:t>
-      </w:r>
-      <w:r>
-        <w:rPr>
-          <w:rFonts w:asciiTheme="minorHAnsi" w:hAnsiTheme="minorHAnsi" w:cstheme="minorHAnsi"/>
-          <w:color w:val="0A0A0A"/>
-        </w:rPr>
-        <w:t>. Change from 10 years ago. Reason for stopping. Reason for reducing</w:t>
-      </w:r>
-    </w:p>
-    <w:p>
-      <w:pPr>
-        <w:pStyle w:val="NormalWeb"/>
-        <w:numPr>
-          <w:ilvl w:val="0"/>
-          <w:numId w:val="2"/>
-        </w:numPr>
-        <w:spacing w:before="0" w:beforeAutospacing="0" w:after="0" w:afterAutospacing="0"/>
-        <w:rPr>
-          <w:rFonts w:asciiTheme="minorHAnsi" w:hAnsiTheme="minorHAnsi" w:cstheme="minorHAnsi"/>
-          <w:color w:val="0A0A0A"/>
-        </w:rPr>
-      </w:pPr>
-      <w:r>
-        <w:rPr>
-          <w:rFonts w:asciiTheme="minorHAnsi" w:hAnsiTheme="minorHAnsi" w:cstheme="minorHAnsi"/>
-          <w:color w:val="0A0A0A"/>
-        </w:rPr>
-        <w:t>Days exercised</w:t>
-      </w:r>
-    </w:p>
-    <w:p>
-      <w:pPr>
-        <w:pStyle w:val="NormalWeb"/>
-        <w:numPr>
-          <w:ilvl w:val="1"/>
-          <w:numId w:val="2"/>
-        </w:numPr>
-        <w:spacing w:before="0" w:beforeAutospacing="0" w:after="0" w:afterAutospacing="0"/>
-        <w:rPr>
-          <w:rFonts w:asciiTheme="minorHAnsi" w:hAnsiTheme="minorHAnsi" w:cstheme="minorHAnsi"/>
-          <w:color w:val="0A0A0A"/>
-        </w:rPr>
-      </w:pPr>
-      <w:r>
-        <w:rPr>
-          <w:rFonts w:asciiTheme="minorHAnsi" w:hAnsiTheme="minorHAnsi" w:cstheme="minorHAnsi"/>
-          <w:color w:val="0A0A0A"/>
-        </w:rPr>
-        <w:t>UKB: walked, moderate, vigorous</w:t>
-      </w:r>
-    </w:p>
-    <w:p>
-      <w:pPr>
-        <w:pStyle w:val="NormalWeb"/>
-        <w:numPr>
-          <w:ilvl w:val="1"/>
-          <w:numId w:val="2"/>
-        </w:numPr>
-        <w:spacing w:before="0" w:beforeAutospacing="0" w:after="0" w:afterAutospacing="0"/>
-        <w:rPr>
-          <w:rFonts w:asciiTheme="minorHAnsi" w:hAnsiTheme="minorHAnsi" w:cstheme="minorHAnsi"/>
-          <w:color w:val="0A0A0A"/>
-        </w:rPr>
-      </w:pPr>
-      <w:r>
-        <w:rPr>
-          <w:rFonts w:asciiTheme="minorHAnsi" w:hAnsiTheme="minorHAnsi" w:cstheme="minorHAnsi"/>
-          <w:color w:val="0A0A0A"/>
-        </w:rPr>
-        <w:t>ACTIVITY_WALK_DAYS_2_1: Thinking about the last 4 weeks, in a typical week, how many days did you walk for a least 10 mins at a time?</w:t>
-      </w:r>
-    </w:p>
-    <w:p>
-      <w:pPr>
-        <w:pStyle w:val="NormalWeb"/>
-        <w:numPr>
-          <w:ilvl w:val="1"/>
-          <w:numId w:val="2"/>
-        </w:numPr>
-        <w:spacing w:before="0" w:beforeAutospacing="0" w:after="0" w:afterAutospacing="0"/>
-        <w:rPr>
-          <w:rFonts w:asciiTheme="minorHAnsi" w:hAnsiTheme="minorHAnsi" w:cstheme="minorHAnsi"/>
-          <w:color w:val="0A0A0A"/>
-        </w:rPr>
-      </w:pPr>
-      <w:r>
-        <w:rPr>
-          <w:rFonts w:asciiTheme="minorHAnsi" w:hAnsiTheme="minorHAnsi" w:cstheme="minorHAnsi"/>
-          <w:color w:val="0A0A0A"/>
-        </w:rPr>
-        <w:t xml:space="preserve">ACTIVITY_WALK_MINS_2_1: </w:t>
-      </w:r>
-      <w:r>
-        <w:rPr>
-          <w:rFonts w:asciiTheme="minorHAnsi" w:hAnsiTheme="minorHAnsi" w:cstheme="minorHAnsi"/>
-          <w:color w:val="0A0A0A"/>
-        </w:rPr>
-        <w:t>Thinking about the last 4 weeks, how many minutes did you usually spend walking on a typical DAY?</w:t>
-      </w:r>
-    </w:p>
-    <w:p>
-      <w:pPr>
-        <w:pStyle w:val="NormalWeb"/>
-        <w:numPr>
-          <w:ilvl w:val="1"/>
-          <w:numId w:val="2"/>
-        </w:numPr>
-        <w:spacing w:before="0" w:beforeAutospacing="0" w:after="0" w:afterAutospacing="0"/>
-        <w:rPr>
-          <w:rFonts w:asciiTheme="minorHAnsi" w:hAnsiTheme="minorHAnsi" w:cstheme="minorHAnsi"/>
-          <w:color w:val="0A0A0A"/>
-        </w:rPr>
-      </w:pPr>
-      <w:r>
-        <w:rPr>
-          <w:rFonts w:asciiTheme="minorHAnsi" w:hAnsiTheme="minorHAnsi" w:cstheme="minorHAnsi"/>
-          <w:color w:val="0A0A0A"/>
-        </w:rPr>
-        <w:t>Similar for VIG and MOD</w:t>
-      </w:r>
-    </w:p>
-    <w:p>
-      <w:pPr>
-        <w:pStyle w:val="NormalWeb"/>
-        <w:numPr>
-          <w:ilvl w:val="1"/>
-          <w:numId w:val="2"/>
-        </w:numPr>
-        <w:spacing w:before="0" w:beforeAutospacing="0" w:after="0" w:afterAutospacing="0"/>
-        <w:rPr>
-          <w:rFonts w:asciiTheme="minorHAnsi" w:hAnsiTheme="minorHAnsi" w:cstheme="minorHAnsi"/>
-          <w:color w:val="0A0A0A"/>
-        </w:rPr>
-      </w:pPr>
-      <w:r>
-        <w:rPr>
-          <w:rFonts w:asciiTheme="minorHAnsi" w:hAnsiTheme="minorHAnsi" w:cstheme="minorHAnsi"/>
-          <w:color w:val="0A0A0A"/>
-        </w:rPr>
-        <w:t>Also data on climbing stairs</w:t>
-      </w:r>
-    </w:p>
-    <w:p>
-      <w:pPr>
-        <w:pStyle w:val="NormalWeb"/>
-        <w:numPr>
-          <w:ilvl w:val="1"/>
-          <w:numId w:val="2"/>
-        </w:numPr>
-        <w:spacing w:before="0" w:beforeAutospacing="0" w:after="0" w:afterAutospacing="0"/>
-        <w:rPr>
-          <w:rFonts w:asciiTheme="minorHAnsi" w:hAnsiTheme="minorHAnsi" w:cstheme="minorHAnsi"/>
-          <w:color w:val="0A0A0A"/>
-        </w:rPr>
-      </w:pPr>
-      <w:r>
-        <w:rPr>
-          <w:rFonts w:asciiTheme="minorHAnsi" w:hAnsiTheme="minorHAnsi" w:cstheme="minorHAnsi"/>
-          <w:color w:val="0A0A0A"/>
-        </w:rPr>
-        <w:t>And type of activity (walking for pleasure, other (swimming, cycling, keep fit, bowling), strenuous sports, light DIY, Heavy DIY)</w:t>
-      </w:r>
-    </w:p>
-    <w:p>
-      <w:pPr>
-        <w:pStyle w:val="NormalWeb"/>
-        <w:numPr>
-          <w:ilvl w:val="0"/>
-          <w:numId w:val="2"/>
-        </w:numPr>
-        <w:spacing w:before="0" w:beforeAutospacing="0" w:after="0" w:afterAutospacing="0"/>
-        <w:rPr>
-          <w:rFonts w:asciiTheme="minorHAnsi" w:hAnsiTheme="minorHAnsi" w:cstheme="minorHAnsi"/>
-          <w:color w:val="0A0A0A"/>
-        </w:rPr>
-      </w:pPr>
-      <w:r>
-        <w:rPr>
-          <w:rFonts w:asciiTheme="minorHAnsi" w:hAnsiTheme="minorHAnsi" w:cstheme="minorHAnsi"/>
-          <w:color w:val="0A0A0A"/>
-        </w:rPr>
-        <w:t>Length of working week</w:t>
-      </w:r>
-    </w:p>
-    <w:p>
-      <w:pPr>
-        <w:pStyle w:val="NormalWeb"/>
-        <w:numPr>
-          <w:ilvl w:val="1"/>
-          <w:numId w:val="2"/>
-        </w:numPr>
-        <w:spacing w:before="0" w:beforeAutospacing="0" w:after="0" w:afterAutospacing="0"/>
-        <w:rPr>
-          <w:rFonts w:asciiTheme="minorHAnsi" w:hAnsiTheme="minorHAnsi" w:cstheme="minorHAnsi"/>
-          <w:color w:val="0A0A0A"/>
-        </w:rPr>
-      </w:pPr>
-      <w:r>
-        <w:rPr>
-          <w:rFonts w:asciiTheme="minorHAnsi" w:hAnsiTheme="minorHAnsi" w:cstheme="minorHAnsi"/>
-          <w:color w:val="0A0A0A"/>
-        </w:rPr>
-        <w:t>WORK_WK_HRS_1_1: Ina typical week, how many hours do you spend at work?</w:t>
-      </w:r>
-    </w:p>
-    <w:p>
-      <w:pPr>
-        <w:pStyle w:val="NormalWeb"/>
-        <w:numPr>
-          <w:ilvl w:val="0"/>
-          <w:numId w:val="2"/>
-        </w:numPr>
-        <w:spacing w:before="0" w:beforeAutospacing="0" w:after="0" w:afterAutospacing="0"/>
-        <w:rPr>
-          <w:rFonts w:asciiTheme="minorHAnsi" w:hAnsiTheme="minorHAnsi" w:cstheme="minorHAnsi"/>
-          <w:color w:val="0A0A0A"/>
-        </w:rPr>
-      </w:pPr>
-      <w:r>
-        <w:rPr>
-          <w:rFonts w:asciiTheme="minorHAnsi" w:hAnsiTheme="minorHAnsi" w:cstheme="minorHAnsi"/>
-          <w:color w:val="0A0A0A"/>
-        </w:rPr>
-        <w:t>Chronotype</w:t>
-      </w:r>
-    </w:p>
-    <w:p>
-      <w:pPr>
-        <w:pStyle w:val="NormalWeb"/>
-        <w:numPr>
-          <w:ilvl w:val="1"/>
-          <w:numId w:val="2"/>
-        </w:numPr>
-        <w:spacing w:before="0" w:beforeAutospacing="0" w:after="0" w:afterAutospacing="0"/>
-        <w:rPr>
-          <w:rFonts w:asciiTheme="minorHAnsi" w:hAnsiTheme="minorHAnsi" w:cstheme="minorHAnsi"/>
-          <w:color w:val="0A0A0A"/>
-        </w:rPr>
-      </w:pPr>
-      <w:r>
-        <w:rPr>
-          <w:rFonts w:asciiTheme="minorHAnsi" w:hAnsiTheme="minorHAnsi" w:cstheme="minorHAnsi"/>
-          <w:color w:val="0A0A0A"/>
-        </w:rPr>
-        <w:t>SLEEP_CHRONOTYPE_1_1: Do you consider yourself to be?</w:t>
-      </w:r>
-    </w:p>
-    <w:p>
-      <w:pPr>
-        <w:pStyle w:val="NormalWeb"/>
-        <w:numPr>
-          <w:ilvl w:val="2"/>
-          <w:numId w:val="2"/>
-        </w:numPr>
-        <w:spacing w:before="0" w:beforeAutospacing="0" w:after="0" w:afterAutospacing="0"/>
-        <w:rPr>
-          <w:rFonts w:asciiTheme="minorHAnsi" w:hAnsiTheme="minorHAnsi" w:cstheme="minorHAnsi"/>
-          <w:color w:val="0A0A0A"/>
-        </w:rPr>
-      </w:pPr>
-      <w:r>
-        <w:rPr>
-          <w:rFonts w:asciiTheme="minorHAnsi" w:hAnsiTheme="minorHAnsi" w:cstheme="minorHAnsi"/>
-          <w:color w:val="0A0A0A"/>
-        </w:rPr>
-        <w:t>Do not know, prefer not to answer, definitely a “morning” person, more a “morning” than “evening” person</w:t>
-      </w:r>
-      <w:proofErr w:type="gramStart"/>
-      <w:r>
-        <w:rPr>
-          <w:rFonts w:asciiTheme="minorHAnsi" w:hAnsiTheme="minorHAnsi" w:cstheme="minorHAnsi"/>
-          <w:color w:val="0A0A0A"/>
-        </w:rPr>
-        <w:t>,</w:t>
-      </w:r>
-      <w:r>
-        <w:rPr>
-          <w:rFonts w:asciiTheme="minorHAnsi" w:hAnsiTheme="minorHAnsi" w:cstheme="minorHAnsi"/>
-          <w:color w:val="0A0A0A"/>
-        </w:rPr>
-        <w:t xml:space="preserve"> </w:t>
-      </w:r>
-      <w:r>
-        <w:rPr>
-          <w:rFonts w:asciiTheme="minorHAnsi" w:hAnsiTheme="minorHAnsi" w:cstheme="minorHAnsi"/>
-          <w:color w:val="0A0A0A"/>
-        </w:rPr>
-        <w:t xml:space="preserve"> more</w:t>
-      </w:r>
-      <w:proofErr w:type="gramEnd"/>
-      <w:r>
-        <w:rPr>
-          <w:rFonts w:asciiTheme="minorHAnsi" w:hAnsiTheme="minorHAnsi" w:cstheme="minorHAnsi"/>
-          <w:color w:val="0A0A0A"/>
-        </w:rPr>
-        <w:t xml:space="preserve"> an “evening” than a “morning” person,</w:t>
-      </w:r>
-      <w:r>
-        <w:rPr>
-          <w:rFonts w:asciiTheme="minorHAnsi" w:hAnsiTheme="minorHAnsi" w:cstheme="minorHAnsi"/>
-          <w:color w:val="0A0A0A"/>
-        </w:rPr>
-        <w:t xml:space="preserve"> </w:t>
-      </w:r>
-      <w:r>
-        <w:rPr>
-          <w:rFonts w:asciiTheme="minorHAnsi" w:hAnsiTheme="minorHAnsi" w:cstheme="minorHAnsi"/>
-          <w:color w:val="0A0A0A"/>
-        </w:rPr>
-        <w:t>definitely an “evening” person.</w:t>
-      </w:r>
-    </w:p>
-    <w:p>
-      <w:pPr>
-        <w:pStyle w:val="NormalWeb"/>
-        <w:numPr>
-          <w:ilvl w:val="0"/>
-          <w:numId w:val="2"/>
-        </w:numPr>
-        <w:spacing w:before="0" w:beforeAutospacing="0" w:after="0" w:afterAutospacing="0"/>
-        <w:rPr>
-          <w:rFonts w:asciiTheme="minorHAnsi" w:hAnsiTheme="minorHAnsi" w:cstheme="minorHAnsi"/>
-          <w:color w:val="0A0A0A"/>
-        </w:rPr>
-      </w:pPr>
-      <w:r>
-        <w:rPr>
-          <w:rFonts w:asciiTheme="minorHAnsi" w:hAnsiTheme="minorHAnsi" w:cstheme="minorHAnsi"/>
-          <w:color w:val="0A0A0A"/>
-        </w:rPr>
-        <w:t>Job asthma risk</w:t>
-      </w:r>
-    </w:p>
-    <w:p>
-      <w:pPr>
-        <w:pStyle w:val="NormalWeb"/>
-        <w:numPr>
-          <w:ilvl w:val="0"/>
-          <w:numId w:val="2"/>
-        </w:numPr>
-        <w:spacing w:before="0" w:beforeAutospacing="0" w:after="0" w:afterAutospacing="0"/>
-        <w:rPr>
-          <w:rFonts w:asciiTheme="minorHAnsi" w:hAnsiTheme="minorHAnsi" w:cstheme="minorHAnsi"/>
-          <w:color w:val="0A0A0A"/>
-        </w:rPr>
-      </w:pPr>
-      <w:r>
-        <w:rPr>
-          <w:rFonts w:asciiTheme="minorHAnsi" w:hAnsiTheme="minorHAnsi" w:cstheme="minorHAnsi"/>
-          <w:color w:val="0A0A0A"/>
-        </w:rPr>
-        <w:t>Job medical required</w:t>
-      </w:r>
-      <w:r>
-        <w:rPr>
-          <w:rFonts w:asciiTheme="minorHAnsi" w:hAnsiTheme="minorHAnsi" w:cstheme="minorHAnsi"/>
-          <w:color w:val="0A0A0A"/>
-        </w:rPr>
-        <w:t xml:space="preserve"> </w:t>
-      </w:r>
-    </w:p>
-    <w:p>
-      <w:pPr>
-        <w:pStyle w:val="NormalWeb"/>
-        <w:numPr>
-          <w:ilvl w:val="1"/>
-          <w:numId w:val="2"/>
-        </w:numPr>
-        <w:spacing w:before="0" w:beforeAutospacing="0" w:after="0" w:afterAutospacing="0"/>
-        <w:rPr>
-          <w:rFonts w:asciiTheme="minorHAnsi" w:hAnsiTheme="minorHAnsi" w:cstheme="minorHAnsi"/>
-          <w:color w:val="0A0A0A"/>
-        </w:rPr>
-      </w:pPr>
-      <w:r>
-        <w:rPr>
-          <w:rFonts w:asciiTheme="minorHAnsi" w:hAnsiTheme="minorHAnsi" w:cstheme="minorHAnsi"/>
-          <w:color w:val="0A0A0A"/>
-        </w:rPr>
         <w:t xml:space="preserve">No job SOC codes in OFH or anything detailed about job type. Only has data on distance to work, manual labour, shift </w:t>
       </w:r>
       <w:proofErr w:type="spellStart"/>
@@ -2633,6 +2626,7 @@
           <w:rFonts w:asciiTheme="minorHAnsi" w:hAnsiTheme="minorHAnsi" w:cstheme="minorHAnsi"/>
           <w:color w:val="0A0A0A"/>
         </w:rPr>
+        <w:lastRenderedPageBreak/>
         <w:t>Ever used tobacco products (cigs, cigars, e cigs, etc.)</w:t>
       </w:r>
     </w:p>
@@ -2675,7 +2669,6 @@
           <w:rFonts w:asciiTheme="minorHAnsi" w:hAnsiTheme="minorHAnsi" w:cstheme="minorHAnsi"/>
           <w:color w:val="0A0A0A"/>
         </w:rPr>
-        <w:lastRenderedPageBreak/>
         <w:t>smoking pack years</w:t>
       </w:r>
     </w:p>
@@ -3644,7 +3637,7 @@
                                     </pic:cNvPicPr>
                                   </pic:nvPicPr>
                                   <pic:blipFill>
-                                    <a:blip r:embed="rId6">
+                                    <a:blip r:embed="rId7">
                                       <a:extLst>
                                         <a:ext uri="{28A0092B-C50C-407E-A947-70E740481C1C}">
                                           <a14:useLocalDpi xmlns:a14="http://schemas.microsoft.com/office/drawing/2010/main" val="0"/>
@@ -3772,7 +3765,7 @@
                                           </pic:cNvPicPr>
                                         </pic:nvPicPr>
                                         <pic:blipFill rotWithShape="1">
-                                          <a:blip r:embed="rId7">
+                                          <a:blip r:embed="rId8">
                                             <a:extLst>
                                               <a:ext uri="{28A0092B-C50C-407E-A947-70E740481C1C}">
                                                 <a14:useLocalDpi xmlns:a14="http://schemas.microsoft.com/office/drawing/2010/main" val="0"/>
@@ -3853,7 +3846,7 @@
                                     </pic:cNvPicPr>
                                   </pic:nvPicPr>
                                   <pic:blipFill rotWithShape="1">
-                                    <a:blip r:embed="rId7">
+                                    <a:blip r:embed="rId9">
                                       <a:extLst>
                                         <a:ext uri="{28A0092B-C50C-407E-A947-70E740481C1C}">
                                           <a14:useLocalDpi xmlns:a14="http://schemas.microsoft.com/office/drawing/2010/main" val="0"/>
@@ -4003,7 +3996,7 @@
                                           </pic:cNvPicPr>
                                         </pic:nvPicPr>
                                         <pic:blipFill rotWithShape="1">
-                                          <a:blip r:embed="rId8">
+                                          <a:blip r:embed="rId10">
                                             <a:extLst>
                                               <a:ext uri="{28A0092B-C50C-407E-A947-70E740481C1C}">
                                                 <a14:useLocalDpi xmlns:a14="http://schemas.microsoft.com/office/drawing/2010/main" val="0"/>
@@ -4084,7 +4077,7 @@
                                     </pic:cNvPicPr>
                                   </pic:nvPicPr>
                                   <pic:blipFill rotWithShape="1">
-                                    <a:blip r:embed="rId8">
+                                    <a:blip r:embed="rId11">
                                       <a:extLst>
                                         <a:ext uri="{28A0092B-C50C-407E-A947-70E740481C1C}">
                                           <a14:useLocalDpi xmlns:a14="http://schemas.microsoft.com/office/drawing/2010/main" val="0"/>
@@ -4167,28 +4160,7 @@
           <w:rFonts w:asciiTheme="minorHAnsi" w:hAnsiTheme="minorHAnsi" w:cstheme="minorHAnsi"/>
           <w:color w:val="0A0A0A"/>
         </w:rPr>
-        <w:t>GYN_CONTRACEPT_</w:t>
-      </w:r>
-      <w:r>
-        <w:rPr>
-          <w:rFonts w:asciiTheme="minorHAnsi" w:hAnsiTheme="minorHAnsi" w:cstheme="minorHAnsi"/>
-          <w:color w:val="0A0A0A"/>
-        </w:rPr>
-        <w:t>PILL_FIRST_AGE_1_1</w:t>
-      </w:r>
-      <w:r>
-        <w:rPr>
-          <w:rFonts w:asciiTheme="minorHAnsi" w:hAnsiTheme="minorHAnsi" w:cstheme="minorHAnsi"/>
-          <w:color w:val="0A0A0A"/>
-        </w:rPr>
-        <w:t>:</w:t>
-      </w:r>
-      <w:r>
-        <w:rPr>
-          <w:rFonts w:asciiTheme="minorHAnsi" w:hAnsiTheme="minorHAnsi" w:cstheme="minorHAnsi"/>
-          <w:color w:val="0A0A0A"/>
-        </w:rPr>
-        <w:t xml:space="preserve"> about how old were you when you first went on the contraceptive pill? (</w:t>
+        <w:t>GYN_CONTRACEPT_PILL_FIRST_AGE_1_1: about how old were you when you first went on the contraceptive pill? (</w:t>
       </w:r>
       <w:proofErr w:type="gramStart"/>
       <w:r>
@@ -4407,7 +4379,7 @@
                                           </pic:cNvPicPr>
                                         </pic:nvPicPr>
                                         <pic:blipFill rotWithShape="1">
-                                          <a:blip r:embed="rId8">
+                                          <a:blip r:embed="rId11">
                                             <a:extLst>
                                               <a:ext uri="{28A0092B-C50C-407E-A947-70E740481C1C}">
                                                 <a14:useLocalDpi xmlns:a14="http://schemas.microsoft.com/office/drawing/2010/main" val="0"/>
@@ -4488,7 +4460,7 @@
                                     </pic:cNvPicPr>
                                   </pic:nvPicPr>
                                   <pic:blipFill rotWithShape="1">
-                                    <a:blip r:embed="rId8">
+                                    <a:blip r:embed="rId11">
                                       <a:extLst>
                                         <a:ext uri="{28A0092B-C50C-407E-A947-70E740481C1C}">
                                           <a14:useLocalDpi xmlns:a14="http://schemas.microsoft.com/office/drawing/2010/main" val="0"/>

--- a/OFHcrosssectional_plan.docx
+++ b/OFHcrosssectional_plan.docx
@@ -877,7 +877,7 @@
           <w:rFonts w:asciiTheme="minorHAnsi" w:hAnsiTheme="minorHAnsi" w:cstheme="minorHAnsi"/>
           <w:color w:val="0A0A0A"/>
         </w:rPr>
-        <w:t xml:space="preserve"> none of the above,</w:t>
+        <w:t>none of the above,</w:t>
       </w:r>
       <w:r>
         <w:rPr>
@@ -905,7 +905,7 @@
           <w:rFonts w:asciiTheme="minorHAnsi" w:hAnsiTheme="minorHAnsi" w:cstheme="minorHAnsi"/>
           <w:color w:val="0A0A0A"/>
         </w:rPr>
-        <w:t xml:space="preserve"> asthma reliever inhaler (usually blue), </w:t>
+        <w:t xml:space="preserve">asthma reliever inhaler (usually blue), </w:t>
       </w:r>
       <w:r>
         <w:rPr>
@@ -1017,7 +1017,7 @@
           <w:rFonts w:asciiTheme="minorHAnsi" w:hAnsiTheme="minorHAnsi" w:cstheme="minorHAnsi"/>
           <w:color w:val="0A0A0A"/>
         </w:rPr>
-        <w:t xml:space="preserve"> leukotriene receptor antagonist (LTRAs) tablets (e.g. </w:t>
+        <w:t xml:space="preserve">leukotriene receptor antagonist (LTRAs) tablets (e.g. </w:t>
       </w:r>
       <w:proofErr w:type="spellStart"/>
       <w:r>
@@ -1061,7 +1061,7 @@
           <w:rFonts w:asciiTheme="minorHAnsi" w:hAnsiTheme="minorHAnsi" w:cstheme="minorHAnsi"/>
           <w:color w:val="0A0A0A"/>
         </w:rPr>
-        <w:t xml:space="preserve"> tablet bronchodilator (e.g. theophylline), </w:t>
+        <w:t xml:space="preserve">tablet bronchodilator (e.g. theophylline), </w:t>
       </w:r>
       <w:r>
         <w:rPr>
@@ -1879,544 +1879,537 @@
           <w:rFonts w:asciiTheme="minorHAnsi" w:hAnsiTheme="minorHAnsi" w:cstheme="minorHAnsi"/>
           <w:color w:val="0A0A0A"/>
         </w:rPr>
-        <w:t xml:space="preserve">Region in September (e.g. </w:t>
+        <w:t>Region in September (e.g. North East, East of England)</w:t>
+      </w:r>
+    </w:p>
+    <w:p>
+      <w:pPr>
+        <w:pStyle w:val="NormalWeb"/>
+        <w:numPr>
+          <w:ilvl w:val="1"/>
+          <w:numId w:val="2"/>
+        </w:numPr>
+        <w:spacing w:before="0" w:beforeAutospacing="0" w:after="0" w:afterAutospacing="0"/>
+        <w:rPr>
+          <w:rFonts w:asciiTheme="minorHAnsi" w:hAnsiTheme="minorHAnsi" w:cstheme="minorHAnsi"/>
+          <w:color w:val="0A0A0A"/>
+        </w:rPr>
+      </w:pPr>
+      <w:r>
+        <w:rPr>
+          <w:rFonts w:asciiTheme="minorHAnsi" w:hAnsiTheme="minorHAnsi" w:cstheme="minorHAnsi"/>
+          <w:color w:val="0A0A0A"/>
+        </w:rPr>
+        <w:t>LSOA, MSOA in December (will be separate entity)</w:t>
+      </w:r>
+    </w:p>
+    <w:p>
+      <w:pPr>
+        <w:pStyle w:val="NormalWeb"/>
+        <w:numPr>
+          <w:ilvl w:val="0"/>
+          <w:numId w:val="2"/>
+        </w:numPr>
+        <w:spacing w:before="0" w:beforeAutospacing="0" w:after="0" w:afterAutospacing="0"/>
+        <w:rPr>
+          <w:rFonts w:asciiTheme="minorHAnsi" w:hAnsiTheme="minorHAnsi" w:cstheme="minorHAnsi"/>
+          <w:color w:val="0A0A0A"/>
+        </w:rPr>
+      </w:pPr>
+      <w:r>
+        <w:rPr>
+          <w:rFonts w:asciiTheme="minorHAnsi" w:hAnsiTheme="minorHAnsi" w:cstheme="minorHAnsi"/>
+          <w:color w:val="0A0A0A"/>
+        </w:rPr>
+        <w:t>Alcohol</w:t>
+      </w:r>
+    </w:p>
+    <w:p>
+      <w:pPr>
+        <w:pStyle w:val="NormalWeb"/>
+        <w:numPr>
+          <w:ilvl w:val="1"/>
+          <w:numId w:val="2"/>
+        </w:numPr>
+        <w:spacing w:before="0" w:beforeAutospacing="0" w:after="0" w:afterAutospacing="0"/>
+        <w:rPr>
+          <w:rFonts w:asciiTheme="minorHAnsi" w:hAnsiTheme="minorHAnsi" w:cstheme="minorHAnsi"/>
+          <w:color w:val="0A0A0A"/>
+        </w:rPr>
+      </w:pPr>
+      <w:r>
+        <w:rPr>
+          <w:rFonts w:asciiTheme="minorHAnsi" w:hAnsiTheme="minorHAnsi" w:cstheme="minorHAnsi"/>
+          <w:color w:val="0A0A0A"/>
+        </w:rPr>
+        <w:t>UKB: status &amp; daily intake</w:t>
+      </w:r>
+    </w:p>
+    <w:p>
+      <w:pPr>
+        <w:pStyle w:val="NormalWeb"/>
+        <w:numPr>
+          <w:ilvl w:val="1"/>
+          <w:numId w:val="2"/>
+        </w:numPr>
+        <w:spacing w:before="0" w:beforeAutospacing="0" w:after="0" w:afterAutospacing="0"/>
+        <w:rPr>
+          <w:rFonts w:asciiTheme="minorHAnsi" w:hAnsiTheme="minorHAnsi" w:cstheme="minorHAnsi"/>
+          <w:color w:val="0A0A0A"/>
+        </w:rPr>
+      </w:pPr>
+      <w:r>
+        <w:rPr>
+          <w:rFonts w:asciiTheme="minorHAnsi" w:hAnsiTheme="minorHAnsi" w:cstheme="minorHAnsi"/>
+          <w:color w:val="0A0A0A"/>
+        </w:rPr>
+        <w:t>ALCOHOL_CURR_1_1: About how often do you drink alcohol?</w:t>
+      </w:r>
+    </w:p>
+    <w:p>
+      <w:pPr>
+        <w:pStyle w:val="NormalWeb"/>
+        <w:numPr>
+          <w:ilvl w:val="2"/>
+          <w:numId w:val="2"/>
+        </w:numPr>
+        <w:spacing w:before="0" w:beforeAutospacing="0" w:after="0" w:afterAutospacing="0"/>
+        <w:rPr>
+          <w:rFonts w:asciiTheme="minorHAnsi" w:hAnsiTheme="minorHAnsi" w:cstheme="minorHAnsi"/>
+          <w:color w:val="0A0A0A"/>
+        </w:rPr>
+      </w:pPr>
+      <w:r>
+        <w:rPr>
+          <w:rFonts w:asciiTheme="minorHAnsi" w:hAnsiTheme="minorHAnsi" w:cstheme="minorHAnsi"/>
+          <w:color w:val="0A0A0A"/>
+        </w:rPr>
+        <w:t>Prefer not to answer, daily or almost daily, 3 or 4 times a week, once or twice a week, 1-3 times a month, special occasions only, never</w:t>
+      </w:r>
+    </w:p>
+    <w:p>
+      <w:pPr>
+        <w:pStyle w:val="NormalWeb"/>
+        <w:numPr>
+          <w:ilvl w:val="1"/>
+          <w:numId w:val="2"/>
+        </w:numPr>
+        <w:spacing w:before="0" w:beforeAutospacing="0" w:after="0" w:afterAutospacing="0"/>
+        <w:rPr>
+          <w:rFonts w:asciiTheme="minorHAnsi" w:hAnsiTheme="minorHAnsi" w:cstheme="minorHAnsi"/>
+          <w:color w:val="0A0A0A"/>
+        </w:rPr>
+      </w:pPr>
+      <w:r>
+        <w:rPr>
+          <w:rFonts w:asciiTheme="minorHAnsi" w:hAnsiTheme="minorHAnsi" w:cstheme="minorHAnsi"/>
+          <w:color w:val="0A0A0A"/>
+        </w:rPr>
+        <w:t>ALCOHOL_PREV_1_1: Did you previously drink alcohol?</w:t>
+      </w:r>
+    </w:p>
+    <w:p>
+      <w:pPr>
+        <w:pStyle w:val="NormalWeb"/>
+        <w:numPr>
+          <w:ilvl w:val="2"/>
+          <w:numId w:val="2"/>
+        </w:numPr>
+        <w:spacing w:before="0" w:beforeAutospacing="0" w:after="0" w:afterAutospacing="0"/>
+        <w:rPr>
+          <w:rFonts w:asciiTheme="minorHAnsi" w:hAnsiTheme="minorHAnsi" w:cstheme="minorHAnsi"/>
+          <w:color w:val="0A0A0A"/>
+        </w:rPr>
+      </w:pPr>
+      <w:r>
+        <w:rPr>
+          <w:rFonts w:asciiTheme="minorHAnsi" w:hAnsiTheme="minorHAnsi" w:cstheme="minorHAnsi"/>
+          <w:color w:val="0A0A0A"/>
+        </w:rPr>
+        <w:t>Prefer not to answer, no, yes</w:t>
+      </w:r>
+    </w:p>
+    <w:p>
+      <w:pPr>
+        <w:pStyle w:val="NormalWeb"/>
+        <w:numPr>
+          <w:ilvl w:val="1"/>
+          <w:numId w:val="2"/>
+        </w:numPr>
+        <w:spacing w:before="0" w:beforeAutospacing="0" w:after="0" w:afterAutospacing="0"/>
+        <w:rPr>
+          <w:rFonts w:asciiTheme="minorHAnsi" w:hAnsiTheme="minorHAnsi" w:cstheme="minorHAnsi"/>
+          <w:color w:val="0A0A0A"/>
+        </w:rPr>
+      </w:pPr>
+      <w:r>
+        <w:rPr>
+          <w:rFonts w:asciiTheme="minorHAnsi" w:hAnsiTheme="minorHAnsi" w:cstheme="minorHAnsi"/>
+          <w:color w:val="0A0A0A"/>
+        </w:rPr>
+        <w:t>Also data on frequency of drinking specific types of alcohol (beer/cider, spirits, fort wine, white wine, red wine, other)</w:t>
+      </w:r>
+      <w:r>
+        <w:rPr>
+          <w:rFonts w:asciiTheme="minorHAnsi" w:hAnsiTheme="minorHAnsi" w:cstheme="minorHAnsi"/>
+          <w:color w:val="0A0A0A"/>
+        </w:rPr>
+        <w:t>. Change from 10 years ago. Reason for stopping. Reason for reducing</w:t>
+      </w:r>
+    </w:p>
+    <w:p>
+      <w:pPr>
+        <w:pStyle w:val="NormalWeb"/>
+        <w:numPr>
+          <w:ilvl w:val="0"/>
+          <w:numId w:val="2"/>
+        </w:numPr>
+        <w:spacing w:before="0" w:beforeAutospacing="0" w:after="0" w:afterAutospacing="0"/>
+        <w:rPr>
+          <w:rFonts w:asciiTheme="minorHAnsi" w:hAnsiTheme="minorHAnsi" w:cstheme="minorHAnsi"/>
+          <w:color w:val="0A0A0A"/>
+        </w:rPr>
+      </w:pPr>
+      <w:r>
+        <w:rPr>
+          <w:rFonts w:asciiTheme="minorHAnsi" w:hAnsiTheme="minorHAnsi" w:cstheme="minorHAnsi"/>
+          <w:color w:val="0A0A0A"/>
+        </w:rPr>
+        <w:t>Days exercised</w:t>
+      </w:r>
+    </w:p>
+    <w:p>
+      <w:pPr>
+        <w:pStyle w:val="NormalWeb"/>
+        <w:numPr>
+          <w:ilvl w:val="1"/>
+          <w:numId w:val="2"/>
+        </w:numPr>
+        <w:spacing w:before="0" w:beforeAutospacing="0" w:after="0" w:afterAutospacing="0"/>
+        <w:rPr>
+          <w:rFonts w:asciiTheme="minorHAnsi" w:hAnsiTheme="minorHAnsi" w:cstheme="minorHAnsi"/>
+          <w:color w:val="0A0A0A"/>
+        </w:rPr>
+      </w:pPr>
+      <w:r>
+        <w:rPr>
+          <w:rFonts w:asciiTheme="minorHAnsi" w:hAnsiTheme="minorHAnsi" w:cstheme="minorHAnsi"/>
+          <w:color w:val="0A0A0A"/>
+        </w:rPr>
+        <w:t>UKB: walked, moderate, vigorous</w:t>
+      </w:r>
+    </w:p>
+    <w:p>
+      <w:pPr>
+        <w:pStyle w:val="NormalWeb"/>
+        <w:numPr>
+          <w:ilvl w:val="1"/>
+          <w:numId w:val="2"/>
+        </w:numPr>
+        <w:spacing w:before="0" w:beforeAutospacing="0" w:after="0" w:afterAutospacing="0"/>
+        <w:rPr>
+          <w:rFonts w:asciiTheme="minorHAnsi" w:hAnsiTheme="minorHAnsi" w:cstheme="minorHAnsi"/>
+          <w:color w:val="0A0A0A"/>
+        </w:rPr>
+      </w:pPr>
+      <w:r>
+        <w:rPr>
+          <w:rFonts w:asciiTheme="minorHAnsi" w:hAnsiTheme="minorHAnsi" w:cstheme="minorHAnsi"/>
+          <w:color w:val="0A0A0A"/>
+        </w:rPr>
+        <w:t>ACTIVITY_WALK_DAYS_2_1: Thinking about the last 4 weeks, in a typical week, how many days did you walk for a least 10 mins at a time?</w:t>
+      </w:r>
+    </w:p>
+    <w:p>
+      <w:pPr>
+        <w:pStyle w:val="NormalWeb"/>
+        <w:numPr>
+          <w:ilvl w:val="1"/>
+          <w:numId w:val="2"/>
+        </w:numPr>
+        <w:spacing w:before="0" w:beforeAutospacing="0" w:after="0" w:afterAutospacing="0"/>
+        <w:rPr>
+          <w:rFonts w:asciiTheme="minorHAnsi" w:hAnsiTheme="minorHAnsi" w:cstheme="minorHAnsi"/>
+          <w:color w:val="0A0A0A"/>
+        </w:rPr>
+      </w:pPr>
+      <w:r>
+        <w:rPr>
+          <w:rFonts w:asciiTheme="minorHAnsi" w:hAnsiTheme="minorHAnsi" w:cstheme="minorHAnsi"/>
+          <w:color w:val="0A0A0A"/>
+        </w:rPr>
+        <w:t xml:space="preserve">ACTIVITY_WALK_MINS_2_1: </w:t>
+      </w:r>
+      <w:r>
+        <w:rPr>
+          <w:rFonts w:asciiTheme="minorHAnsi" w:hAnsiTheme="minorHAnsi" w:cstheme="minorHAnsi"/>
+          <w:color w:val="0A0A0A"/>
+        </w:rPr>
+        <w:t>Thinking about the last 4 weeks, how many minutes did you usually spend walking on a typical DAY?</w:t>
+      </w:r>
+    </w:p>
+    <w:p>
+      <w:pPr>
+        <w:pStyle w:val="NormalWeb"/>
+        <w:numPr>
+          <w:ilvl w:val="1"/>
+          <w:numId w:val="2"/>
+        </w:numPr>
+        <w:spacing w:before="0" w:beforeAutospacing="0" w:after="0" w:afterAutospacing="0"/>
+        <w:rPr>
+          <w:rFonts w:asciiTheme="minorHAnsi" w:hAnsiTheme="minorHAnsi" w:cstheme="minorHAnsi"/>
+          <w:color w:val="0A0A0A"/>
+        </w:rPr>
+      </w:pPr>
+      <w:r>
+        <w:rPr>
+          <w:rFonts w:asciiTheme="minorHAnsi" w:hAnsiTheme="minorHAnsi" w:cstheme="minorHAnsi"/>
+          <w:color w:val="0A0A0A"/>
+        </w:rPr>
+        <w:t>Similar for VIG and MOD</w:t>
+      </w:r>
+    </w:p>
+    <w:p>
+      <w:pPr>
+        <w:pStyle w:val="NormalWeb"/>
+        <w:numPr>
+          <w:ilvl w:val="1"/>
+          <w:numId w:val="2"/>
+        </w:numPr>
+        <w:spacing w:before="0" w:beforeAutospacing="0" w:after="0" w:afterAutospacing="0"/>
+        <w:rPr>
+          <w:rFonts w:asciiTheme="minorHAnsi" w:hAnsiTheme="minorHAnsi" w:cstheme="minorHAnsi"/>
+          <w:color w:val="0A0A0A"/>
+        </w:rPr>
+      </w:pPr>
+      <w:r>
+        <w:rPr>
+          <w:rFonts w:asciiTheme="minorHAnsi" w:hAnsiTheme="minorHAnsi" w:cstheme="minorHAnsi"/>
+          <w:color w:val="0A0A0A"/>
+        </w:rPr>
+        <w:t>Also data on climbing stairs</w:t>
+      </w:r>
+    </w:p>
+    <w:p>
+      <w:pPr>
+        <w:pStyle w:val="NormalWeb"/>
+        <w:numPr>
+          <w:ilvl w:val="1"/>
+          <w:numId w:val="2"/>
+        </w:numPr>
+        <w:spacing w:before="0" w:beforeAutospacing="0" w:after="0" w:afterAutospacing="0"/>
+        <w:rPr>
+          <w:rFonts w:asciiTheme="minorHAnsi" w:hAnsiTheme="minorHAnsi" w:cstheme="minorHAnsi"/>
+          <w:color w:val="0A0A0A"/>
+        </w:rPr>
+      </w:pPr>
+      <w:r>
+        <w:rPr>
+          <w:rFonts w:asciiTheme="minorHAnsi" w:hAnsiTheme="minorHAnsi" w:cstheme="minorHAnsi"/>
+          <w:color w:val="0A0A0A"/>
+        </w:rPr>
+        <w:t>And type of activity (walking for pleasure, other (swimming, cycling, keep fit, bowling), strenuous sports, light DIY, Heavy DIY)</w:t>
+      </w:r>
+    </w:p>
+    <w:p>
+      <w:pPr>
+        <w:pStyle w:val="NormalWeb"/>
+        <w:numPr>
+          <w:ilvl w:val="0"/>
+          <w:numId w:val="2"/>
+        </w:numPr>
+        <w:spacing w:before="0" w:beforeAutospacing="0" w:after="0" w:afterAutospacing="0"/>
+        <w:rPr>
+          <w:rFonts w:asciiTheme="minorHAnsi" w:hAnsiTheme="minorHAnsi" w:cstheme="minorHAnsi"/>
+          <w:color w:val="0A0A0A"/>
+        </w:rPr>
+      </w:pPr>
+      <w:r>
+        <w:rPr>
+          <w:rFonts w:asciiTheme="minorHAnsi" w:hAnsiTheme="minorHAnsi" w:cstheme="minorHAnsi"/>
+          <w:color w:val="0A0A0A"/>
+        </w:rPr>
+        <w:t>Length of working week</w:t>
+      </w:r>
+    </w:p>
+    <w:p>
+      <w:pPr>
+        <w:pStyle w:val="NormalWeb"/>
+        <w:numPr>
+          <w:ilvl w:val="1"/>
+          <w:numId w:val="2"/>
+        </w:numPr>
+        <w:spacing w:before="0" w:beforeAutospacing="0" w:after="0" w:afterAutospacing="0"/>
+        <w:rPr>
+          <w:rFonts w:asciiTheme="minorHAnsi" w:hAnsiTheme="minorHAnsi" w:cstheme="minorHAnsi"/>
+          <w:color w:val="0A0A0A"/>
+        </w:rPr>
+      </w:pPr>
+      <w:r>
+        <w:rPr>
+          <w:rFonts w:asciiTheme="minorHAnsi" w:hAnsiTheme="minorHAnsi" w:cstheme="minorHAnsi"/>
+          <w:color w:val="0A0A0A"/>
+        </w:rPr>
+        <w:t>WORK_WK_HRS_1_1: Ina typical week, how many hours do you spend at work?</w:t>
+      </w:r>
+    </w:p>
+    <w:p>
+      <w:pPr>
+        <w:pStyle w:val="NormalWeb"/>
+        <w:numPr>
+          <w:ilvl w:val="0"/>
+          <w:numId w:val="2"/>
+        </w:numPr>
+        <w:spacing w:before="0" w:beforeAutospacing="0" w:after="0" w:afterAutospacing="0"/>
+        <w:rPr>
+          <w:rFonts w:asciiTheme="minorHAnsi" w:hAnsiTheme="minorHAnsi" w:cstheme="minorHAnsi"/>
+          <w:color w:val="0A0A0A"/>
+        </w:rPr>
+      </w:pPr>
+      <w:r>
+        <w:rPr>
+          <w:rFonts w:asciiTheme="minorHAnsi" w:hAnsiTheme="minorHAnsi" w:cstheme="minorHAnsi"/>
+          <w:color w:val="0A0A0A"/>
+        </w:rPr>
+        <w:t>Chronotype</w:t>
+      </w:r>
+    </w:p>
+    <w:p>
+      <w:pPr>
+        <w:pStyle w:val="NormalWeb"/>
+        <w:numPr>
+          <w:ilvl w:val="1"/>
+          <w:numId w:val="2"/>
+        </w:numPr>
+        <w:spacing w:before="0" w:beforeAutospacing="0" w:after="0" w:afterAutospacing="0"/>
+        <w:rPr>
+          <w:rFonts w:asciiTheme="minorHAnsi" w:hAnsiTheme="minorHAnsi" w:cstheme="minorHAnsi"/>
+          <w:color w:val="0A0A0A"/>
+        </w:rPr>
+      </w:pPr>
+      <w:r>
+        <w:rPr>
+          <w:rFonts w:asciiTheme="minorHAnsi" w:hAnsiTheme="minorHAnsi" w:cstheme="minorHAnsi"/>
+          <w:color w:val="0A0A0A"/>
+        </w:rPr>
+        <w:t>SLEEP_CHRONOTYPE_1_1: Do you consider yourself to be?</w:t>
+      </w:r>
+    </w:p>
+    <w:p>
+      <w:pPr>
+        <w:pStyle w:val="NormalWeb"/>
+        <w:numPr>
+          <w:ilvl w:val="2"/>
+          <w:numId w:val="2"/>
+        </w:numPr>
+        <w:spacing w:before="0" w:beforeAutospacing="0" w:after="0" w:afterAutospacing="0"/>
+        <w:rPr>
+          <w:rFonts w:asciiTheme="minorHAnsi" w:hAnsiTheme="minorHAnsi" w:cstheme="minorHAnsi"/>
+          <w:color w:val="0A0A0A"/>
+        </w:rPr>
+      </w:pPr>
+      <w:r>
+        <w:rPr>
+          <w:rFonts w:asciiTheme="minorHAnsi" w:hAnsiTheme="minorHAnsi" w:cstheme="minorHAnsi"/>
+          <w:color w:val="0A0A0A"/>
+        </w:rPr>
+        <w:t>Do not know, prefer not to answer, definitely a “morning” person, more a “morning” than “evening” person</w:t>
+      </w:r>
+      <w:proofErr w:type="gramStart"/>
+      <w:r>
+        <w:rPr>
+          <w:rFonts w:asciiTheme="minorHAnsi" w:hAnsiTheme="minorHAnsi" w:cstheme="minorHAnsi"/>
+          <w:color w:val="0A0A0A"/>
+        </w:rPr>
+        <w:t>,</w:t>
+      </w:r>
+      <w:r>
+        <w:rPr>
+          <w:rFonts w:asciiTheme="minorHAnsi" w:hAnsiTheme="minorHAnsi" w:cstheme="minorHAnsi"/>
+          <w:color w:val="0A0A0A"/>
+        </w:rPr>
+        <w:t xml:space="preserve"> </w:t>
+      </w:r>
+      <w:r>
+        <w:rPr>
+          <w:rFonts w:asciiTheme="minorHAnsi" w:hAnsiTheme="minorHAnsi" w:cstheme="minorHAnsi"/>
+          <w:color w:val="0A0A0A"/>
+        </w:rPr>
+        <w:t xml:space="preserve"> more</w:t>
+      </w:r>
+      <w:proofErr w:type="gramEnd"/>
+      <w:r>
+        <w:rPr>
+          <w:rFonts w:asciiTheme="minorHAnsi" w:hAnsiTheme="minorHAnsi" w:cstheme="minorHAnsi"/>
+          <w:color w:val="0A0A0A"/>
+        </w:rPr>
+        <w:t xml:space="preserve"> an “evening” than a “morning” person,</w:t>
+      </w:r>
+      <w:r>
+        <w:rPr>
+          <w:rFonts w:asciiTheme="minorHAnsi" w:hAnsiTheme="minorHAnsi" w:cstheme="minorHAnsi"/>
+          <w:color w:val="0A0A0A"/>
+        </w:rPr>
+        <w:t xml:space="preserve"> </w:t>
+      </w:r>
+      <w:r>
+        <w:rPr>
+          <w:rFonts w:asciiTheme="minorHAnsi" w:hAnsiTheme="minorHAnsi" w:cstheme="minorHAnsi"/>
+          <w:color w:val="0A0A0A"/>
+        </w:rPr>
+        <w:t>definitely an “evening” person.</w:t>
+      </w:r>
+    </w:p>
+    <w:p>
+      <w:pPr>
+        <w:pStyle w:val="NormalWeb"/>
+        <w:numPr>
+          <w:ilvl w:val="0"/>
+          <w:numId w:val="2"/>
+        </w:numPr>
+        <w:spacing w:before="0" w:beforeAutospacing="0" w:after="0" w:afterAutospacing="0"/>
+        <w:rPr>
+          <w:rFonts w:asciiTheme="minorHAnsi" w:hAnsiTheme="minorHAnsi" w:cstheme="minorHAnsi"/>
+          <w:color w:val="0A0A0A"/>
+        </w:rPr>
+      </w:pPr>
+      <w:r>
+        <w:rPr>
+          <w:rFonts w:asciiTheme="minorHAnsi" w:hAnsiTheme="minorHAnsi" w:cstheme="minorHAnsi"/>
+          <w:color w:val="0A0A0A"/>
+        </w:rPr>
+        <w:t>Job asthma risk</w:t>
+      </w:r>
+    </w:p>
+    <w:p>
+      <w:pPr>
+        <w:pStyle w:val="NormalWeb"/>
+        <w:numPr>
+          <w:ilvl w:val="0"/>
+          <w:numId w:val="2"/>
+        </w:numPr>
+        <w:spacing w:before="0" w:beforeAutospacing="0" w:after="0" w:afterAutospacing="0"/>
+        <w:rPr>
+          <w:rFonts w:asciiTheme="minorHAnsi" w:hAnsiTheme="minorHAnsi" w:cstheme="minorHAnsi"/>
+          <w:color w:val="0A0A0A"/>
+        </w:rPr>
+      </w:pPr>
+      <w:r>
+        <w:rPr>
+          <w:rFonts w:asciiTheme="minorHAnsi" w:hAnsiTheme="minorHAnsi" w:cstheme="minorHAnsi"/>
+          <w:color w:val="0A0A0A"/>
+        </w:rPr>
+        <w:t>Job medical required</w:t>
+      </w:r>
+      <w:r>
+        <w:rPr>
+          <w:rFonts w:asciiTheme="minorHAnsi" w:hAnsiTheme="minorHAnsi" w:cstheme="minorHAnsi"/>
+          <w:color w:val="0A0A0A"/>
+        </w:rPr>
+        <w:t xml:space="preserve"> </w:t>
       </w:r>
       <w:bookmarkStart w:id="0" w:name="_GoBack"/>
       <w:bookmarkEnd w:id="0"/>
-      <w:r>
-        <w:rPr>
-          <w:rFonts w:asciiTheme="minorHAnsi" w:hAnsiTheme="minorHAnsi" w:cstheme="minorHAnsi"/>
-          <w:color w:val="0A0A0A"/>
-        </w:rPr>
-        <w:t>North East, East of England)</w:t>
-      </w:r>
-    </w:p>
-    <w:p>
-      <w:pPr>
-        <w:pStyle w:val="NormalWeb"/>
-        <w:numPr>
-          <w:ilvl w:val="1"/>
-          <w:numId w:val="2"/>
-        </w:numPr>
-        <w:spacing w:before="0" w:beforeAutospacing="0" w:after="0" w:afterAutospacing="0"/>
-        <w:rPr>
-          <w:rFonts w:asciiTheme="minorHAnsi" w:hAnsiTheme="minorHAnsi" w:cstheme="minorHAnsi"/>
-          <w:color w:val="0A0A0A"/>
-        </w:rPr>
-      </w:pPr>
-      <w:r>
-        <w:rPr>
-          <w:rFonts w:asciiTheme="minorHAnsi" w:hAnsiTheme="minorHAnsi" w:cstheme="minorHAnsi"/>
-          <w:color w:val="0A0A0A"/>
-        </w:rPr>
-        <w:t>LSOA, MSOA in December (will be separate entity)</w:t>
-      </w:r>
-    </w:p>
-    <w:p>
-      <w:pPr>
-        <w:pStyle w:val="NormalWeb"/>
-        <w:numPr>
-          <w:ilvl w:val="0"/>
-          <w:numId w:val="2"/>
-        </w:numPr>
-        <w:spacing w:before="0" w:beforeAutospacing="0" w:after="0" w:afterAutospacing="0"/>
-        <w:rPr>
-          <w:rFonts w:asciiTheme="minorHAnsi" w:hAnsiTheme="minorHAnsi" w:cstheme="minorHAnsi"/>
-          <w:color w:val="0A0A0A"/>
-        </w:rPr>
-      </w:pPr>
-      <w:r>
-        <w:rPr>
-          <w:rFonts w:asciiTheme="minorHAnsi" w:hAnsiTheme="minorHAnsi" w:cstheme="minorHAnsi"/>
-          <w:color w:val="0A0A0A"/>
-        </w:rPr>
-        <w:t>Alcohol</w:t>
-      </w:r>
-    </w:p>
-    <w:p>
-      <w:pPr>
-        <w:pStyle w:val="NormalWeb"/>
-        <w:numPr>
-          <w:ilvl w:val="1"/>
-          <w:numId w:val="2"/>
-        </w:numPr>
-        <w:spacing w:before="0" w:beforeAutospacing="0" w:after="0" w:afterAutospacing="0"/>
-        <w:rPr>
-          <w:rFonts w:asciiTheme="minorHAnsi" w:hAnsiTheme="minorHAnsi" w:cstheme="minorHAnsi"/>
-          <w:color w:val="0A0A0A"/>
-        </w:rPr>
-      </w:pPr>
-      <w:r>
-        <w:rPr>
-          <w:rFonts w:asciiTheme="minorHAnsi" w:hAnsiTheme="minorHAnsi" w:cstheme="minorHAnsi"/>
-          <w:color w:val="0A0A0A"/>
-        </w:rPr>
-        <w:t>UKB: status &amp; daily intake</w:t>
-      </w:r>
-    </w:p>
-    <w:p>
-      <w:pPr>
-        <w:pStyle w:val="NormalWeb"/>
-        <w:numPr>
-          <w:ilvl w:val="1"/>
-          <w:numId w:val="2"/>
-        </w:numPr>
-        <w:spacing w:before="0" w:beforeAutospacing="0" w:after="0" w:afterAutospacing="0"/>
-        <w:rPr>
-          <w:rFonts w:asciiTheme="minorHAnsi" w:hAnsiTheme="minorHAnsi" w:cstheme="minorHAnsi"/>
-          <w:color w:val="0A0A0A"/>
-        </w:rPr>
-      </w:pPr>
-      <w:r>
-        <w:rPr>
-          <w:rFonts w:asciiTheme="minorHAnsi" w:hAnsiTheme="minorHAnsi" w:cstheme="minorHAnsi"/>
-          <w:color w:val="0A0A0A"/>
-        </w:rPr>
-        <w:t>ALCOHOL_CURR_1_1: About how often do you drink alcohol?</w:t>
-      </w:r>
-    </w:p>
-    <w:p>
-      <w:pPr>
-        <w:pStyle w:val="NormalWeb"/>
-        <w:numPr>
-          <w:ilvl w:val="2"/>
-          <w:numId w:val="2"/>
-        </w:numPr>
-        <w:spacing w:before="0" w:beforeAutospacing="0" w:after="0" w:afterAutospacing="0"/>
-        <w:rPr>
-          <w:rFonts w:asciiTheme="minorHAnsi" w:hAnsiTheme="minorHAnsi" w:cstheme="minorHAnsi"/>
-          <w:color w:val="0A0A0A"/>
-        </w:rPr>
-      </w:pPr>
-      <w:r>
-        <w:rPr>
-          <w:rFonts w:asciiTheme="minorHAnsi" w:hAnsiTheme="minorHAnsi" w:cstheme="minorHAnsi"/>
-          <w:color w:val="0A0A0A"/>
-        </w:rPr>
-        <w:t>Prefer not to answer, daily or almost daily, 3 or 4 times a week, once or twice a week, 1-3 times a month, special occasions only, never</w:t>
-      </w:r>
-    </w:p>
-    <w:p>
-      <w:pPr>
-        <w:pStyle w:val="NormalWeb"/>
-        <w:numPr>
-          <w:ilvl w:val="1"/>
-          <w:numId w:val="2"/>
-        </w:numPr>
-        <w:spacing w:before="0" w:beforeAutospacing="0" w:after="0" w:afterAutospacing="0"/>
-        <w:rPr>
-          <w:rFonts w:asciiTheme="minorHAnsi" w:hAnsiTheme="minorHAnsi" w:cstheme="minorHAnsi"/>
-          <w:color w:val="0A0A0A"/>
-        </w:rPr>
-      </w:pPr>
-      <w:r>
-        <w:rPr>
-          <w:rFonts w:asciiTheme="minorHAnsi" w:hAnsiTheme="minorHAnsi" w:cstheme="minorHAnsi"/>
-          <w:color w:val="0A0A0A"/>
-        </w:rPr>
-        <w:t>ALCOHOL_PREV_1_1: Did you previously drink alcohol?</w:t>
-      </w:r>
-    </w:p>
-    <w:p>
-      <w:pPr>
-        <w:pStyle w:val="NormalWeb"/>
-        <w:numPr>
-          <w:ilvl w:val="2"/>
-          <w:numId w:val="2"/>
-        </w:numPr>
-        <w:spacing w:before="0" w:beforeAutospacing="0" w:after="0" w:afterAutospacing="0"/>
-        <w:rPr>
-          <w:rFonts w:asciiTheme="minorHAnsi" w:hAnsiTheme="minorHAnsi" w:cstheme="minorHAnsi"/>
-          <w:color w:val="0A0A0A"/>
-        </w:rPr>
-      </w:pPr>
-      <w:r>
-        <w:rPr>
-          <w:rFonts w:asciiTheme="minorHAnsi" w:hAnsiTheme="minorHAnsi" w:cstheme="minorHAnsi"/>
-          <w:color w:val="0A0A0A"/>
-        </w:rPr>
-        <w:t>Prefer not to answer, no, yes</w:t>
-      </w:r>
-    </w:p>
-    <w:p>
-      <w:pPr>
-        <w:pStyle w:val="NormalWeb"/>
-        <w:numPr>
-          <w:ilvl w:val="1"/>
-          <w:numId w:val="2"/>
-        </w:numPr>
-        <w:spacing w:before="0" w:beforeAutospacing="0" w:after="0" w:afterAutospacing="0"/>
-        <w:rPr>
-          <w:rFonts w:asciiTheme="minorHAnsi" w:hAnsiTheme="minorHAnsi" w:cstheme="minorHAnsi"/>
-          <w:color w:val="0A0A0A"/>
-        </w:rPr>
-      </w:pPr>
-      <w:r>
-        <w:rPr>
-          <w:rFonts w:asciiTheme="minorHAnsi" w:hAnsiTheme="minorHAnsi" w:cstheme="minorHAnsi"/>
-          <w:color w:val="0A0A0A"/>
-        </w:rPr>
-        <w:t>Also data on frequency of drinking specific types of alcohol (beer/cider, spirits, fort wine, white wine, red wine, other)</w:t>
-      </w:r>
-      <w:r>
-        <w:rPr>
-          <w:rFonts w:asciiTheme="minorHAnsi" w:hAnsiTheme="minorHAnsi" w:cstheme="minorHAnsi"/>
-          <w:color w:val="0A0A0A"/>
-        </w:rPr>
-        <w:t>. Change from 10 years ago. Reason for stopping. Reason for reducing</w:t>
-      </w:r>
-    </w:p>
-    <w:p>
-      <w:pPr>
-        <w:pStyle w:val="NormalWeb"/>
-        <w:numPr>
-          <w:ilvl w:val="0"/>
-          <w:numId w:val="2"/>
-        </w:numPr>
-        <w:spacing w:before="0" w:beforeAutospacing="0" w:after="0" w:afterAutospacing="0"/>
-        <w:rPr>
-          <w:rFonts w:asciiTheme="minorHAnsi" w:hAnsiTheme="minorHAnsi" w:cstheme="minorHAnsi"/>
-          <w:color w:val="0A0A0A"/>
-        </w:rPr>
-      </w:pPr>
-      <w:r>
-        <w:rPr>
-          <w:rFonts w:asciiTheme="minorHAnsi" w:hAnsiTheme="minorHAnsi" w:cstheme="minorHAnsi"/>
-          <w:color w:val="0A0A0A"/>
-        </w:rPr>
-        <w:t>Days exercised</w:t>
-      </w:r>
-    </w:p>
-    <w:p>
-      <w:pPr>
-        <w:pStyle w:val="NormalWeb"/>
-        <w:numPr>
-          <w:ilvl w:val="1"/>
-          <w:numId w:val="2"/>
-        </w:numPr>
-        <w:spacing w:before="0" w:beforeAutospacing="0" w:after="0" w:afterAutospacing="0"/>
-        <w:rPr>
-          <w:rFonts w:asciiTheme="minorHAnsi" w:hAnsiTheme="minorHAnsi" w:cstheme="minorHAnsi"/>
-          <w:color w:val="0A0A0A"/>
-        </w:rPr>
-      </w:pPr>
-      <w:r>
-        <w:rPr>
-          <w:rFonts w:asciiTheme="minorHAnsi" w:hAnsiTheme="minorHAnsi" w:cstheme="minorHAnsi"/>
-          <w:color w:val="0A0A0A"/>
-        </w:rPr>
-        <w:t>UKB: walked, moderate, vigorous</w:t>
-      </w:r>
-    </w:p>
-    <w:p>
-      <w:pPr>
-        <w:pStyle w:val="NormalWeb"/>
-        <w:numPr>
-          <w:ilvl w:val="1"/>
-          <w:numId w:val="2"/>
-        </w:numPr>
-        <w:spacing w:before="0" w:beforeAutospacing="0" w:after="0" w:afterAutospacing="0"/>
-        <w:rPr>
-          <w:rFonts w:asciiTheme="minorHAnsi" w:hAnsiTheme="minorHAnsi" w:cstheme="minorHAnsi"/>
-          <w:color w:val="0A0A0A"/>
-        </w:rPr>
-      </w:pPr>
-      <w:r>
-        <w:rPr>
-          <w:rFonts w:asciiTheme="minorHAnsi" w:hAnsiTheme="minorHAnsi" w:cstheme="minorHAnsi"/>
-          <w:color w:val="0A0A0A"/>
-        </w:rPr>
-        <w:t>ACTIVITY_WALK_DAYS_2_1: Thinking about the last 4 weeks, in a typical week, how many days did you walk for a least 10 mins at a time?</w:t>
-      </w:r>
-    </w:p>
-    <w:p>
-      <w:pPr>
-        <w:pStyle w:val="NormalWeb"/>
-        <w:numPr>
-          <w:ilvl w:val="1"/>
-          <w:numId w:val="2"/>
-        </w:numPr>
-        <w:spacing w:before="0" w:beforeAutospacing="0" w:after="0" w:afterAutospacing="0"/>
-        <w:rPr>
-          <w:rFonts w:asciiTheme="minorHAnsi" w:hAnsiTheme="minorHAnsi" w:cstheme="minorHAnsi"/>
-          <w:color w:val="0A0A0A"/>
-        </w:rPr>
-      </w:pPr>
-      <w:r>
-        <w:rPr>
-          <w:rFonts w:asciiTheme="minorHAnsi" w:hAnsiTheme="minorHAnsi" w:cstheme="minorHAnsi"/>
-          <w:color w:val="0A0A0A"/>
-        </w:rPr>
-        <w:t xml:space="preserve">ACTIVITY_WALK_MINS_2_1: </w:t>
-      </w:r>
-      <w:r>
-        <w:rPr>
-          <w:rFonts w:asciiTheme="minorHAnsi" w:hAnsiTheme="minorHAnsi" w:cstheme="minorHAnsi"/>
-          <w:color w:val="0A0A0A"/>
-        </w:rPr>
-        <w:t>Thinking about the last 4 weeks, how many minutes did you usually spend walking on a typical DAY?</w:t>
-      </w:r>
-    </w:p>
-    <w:p>
-      <w:pPr>
-        <w:pStyle w:val="NormalWeb"/>
-        <w:numPr>
-          <w:ilvl w:val="1"/>
-          <w:numId w:val="2"/>
-        </w:numPr>
-        <w:spacing w:before="0" w:beforeAutospacing="0" w:after="0" w:afterAutospacing="0"/>
-        <w:rPr>
-          <w:rFonts w:asciiTheme="minorHAnsi" w:hAnsiTheme="minorHAnsi" w:cstheme="minorHAnsi"/>
-          <w:color w:val="0A0A0A"/>
-        </w:rPr>
-      </w:pPr>
-      <w:r>
-        <w:rPr>
-          <w:rFonts w:asciiTheme="minorHAnsi" w:hAnsiTheme="minorHAnsi" w:cstheme="minorHAnsi"/>
-          <w:color w:val="0A0A0A"/>
-        </w:rPr>
-        <w:t>Similar for VIG and MOD</w:t>
-      </w:r>
-    </w:p>
-    <w:p>
-      <w:pPr>
-        <w:pStyle w:val="NormalWeb"/>
-        <w:numPr>
-          <w:ilvl w:val="1"/>
-          <w:numId w:val="2"/>
-        </w:numPr>
-        <w:spacing w:before="0" w:beforeAutospacing="0" w:after="0" w:afterAutospacing="0"/>
-        <w:rPr>
-          <w:rFonts w:asciiTheme="minorHAnsi" w:hAnsiTheme="minorHAnsi" w:cstheme="minorHAnsi"/>
-          <w:color w:val="0A0A0A"/>
-        </w:rPr>
-      </w:pPr>
-      <w:r>
-        <w:rPr>
-          <w:rFonts w:asciiTheme="minorHAnsi" w:hAnsiTheme="minorHAnsi" w:cstheme="minorHAnsi"/>
-          <w:color w:val="0A0A0A"/>
-        </w:rPr>
-        <w:t>Also data on climbing stairs</w:t>
-      </w:r>
-    </w:p>
-    <w:p>
-      <w:pPr>
-        <w:pStyle w:val="NormalWeb"/>
-        <w:numPr>
-          <w:ilvl w:val="1"/>
-          <w:numId w:val="2"/>
-        </w:numPr>
-        <w:spacing w:before="0" w:beforeAutospacing="0" w:after="0" w:afterAutospacing="0"/>
-        <w:rPr>
-          <w:rFonts w:asciiTheme="minorHAnsi" w:hAnsiTheme="minorHAnsi" w:cstheme="minorHAnsi"/>
-          <w:color w:val="0A0A0A"/>
-        </w:rPr>
-      </w:pPr>
-      <w:r>
-        <w:rPr>
-          <w:rFonts w:asciiTheme="minorHAnsi" w:hAnsiTheme="minorHAnsi" w:cstheme="minorHAnsi"/>
-          <w:color w:val="0A0A0A"/>
-        </w:rPr>
-        <w:t>And type of activity (walking for pleasure, other (swimming, cycling, keep fit, bowling), strenuous sports, light DIY, Heavy DIY)</w:t>
-      </w:r>
-    </w:p>
-    <w:p>
-      <w:pPr>
-        <w:pStyle w:val="NormalWeb"/>
-        <w:numPr>
-          <w:ilvl w:val="0"/>
-          <w:numId w:val="2"/>
-        </w:numPr>
-        <w:spacing w:before="0" w:beforeAutospacing="0" w:after="0" w:afterAutospacing="0"/>
-        <w:rPr>
-          <w:rFonts w:asciiTheme="minorHAnsi" w:hAnsiTheme="minorHAnsi" w:cstheme="minorHAnsi"/>
-          <w:color w:val="0A0A0A"/>
-        </w:rPr>
-      </w:pPr>
-      <w:r>
-        <w:rPr>
-          <w:rFonts w:asciiTheme="minorHAnsi" w:hAnsiTheme="minorHAnsi" w:cstheme="minorHAnsi"/>
-          <w:color w:val="0A0A0A"/>
-        </w:rPr>
-        <w:t>Length of working week</w:t>
-      </w:r>
-    </w:p>
-    <w:p>
-      <w:pPr>
-        <w:pStyle w:val="NormalWeb"/>
-        <w:numPr>
-          <w:ilvl w:val="1"/>
-          <w:numId w:val="2"/>
-        </w:numPr>
-        <w:spacing w:before="0" w:beforeAutospacing="0" w:after="0" w:afterAutospacing="0"/>
-        <w:rPr>
-          <w:rFonts w:asciiTheme="minorHAnsi" w:hAnsiTheme="minorHAnsi" w:cstheme="minorHAnsi"/>
-          <w:color w:val="0A0A0A"/>
-        </w:rPr>
-      </w:pPr>
-      <w:r>
-        <w:rPr>
-          <w:rFonts w:asciiTheme="minorHAnsi" w:hAnsiTheme="minorHAnsi" w:cstheme="minorHAnsi"/>
-          <w:color w:val="0A0A0A"/>
-        </w:rPr>
-        <w:t>WORK_WK_HRS_1_1: Ina typical week, how many hours do you spend at work?</w:t>
-      </w:r>
-    </w:p>
-    <w:p>
-      <w:pPr>
-        <w:pStyle w:val="NormalWeb"/>
-        <w:numPr>
-          <w:ilvl w:val="0"/>
-          <w:numId w:val="2"/>
-        </w:numPr>
-        <w:spacing w:before="0" w:beforeAutospacing="0" w:after="0" w:afterAutospacing="0"/>
-        <w:rPr>
-          <w:rFonts w:asciiTheme="minorHAnsi" w:hAnsiTheme="minorHAnsi" w:cstheme="minorHAnsi"/>
-          <w:color w:val="0A0A0A"/>
-        </w:rPr>
-      </w:pPr>
-      <w:r>
-        <w:rPr>
-          <w:rFonts w:asciiTheme="minorHAnsi" w:hAnsiTheme="minorHAnsi" w:cstheme="minorHAnsi"/>
-          <w:color w:val="0A0A0A"/>
-        </w:rPr>
-        <w:t>Chronotype</w:t>
-      </w:r>
-    </w:p>
-    <w:p>
-      <w:pPr>
-        <w:pStyle w:val="NormalWeb"/>
-        <w:numPr>
-          <w:ilvl w:val="1"/>
-          <w:numId w:val="2"/>
-        </w:numPr>
-        <w:spacing w:before="0" w:beforeAutospacing="0" w:after="0" w:afterAutospacing="0"/>
-        <w:rPr>
-          <w:rFonts w:asciiTheme="minorHAnsi" w:hAnsiTheme="minorHAnsi" w:cstheme="minorHAnsi"/>
-          <w:color w:val="0A0A0A"/>
-        </w:rPr>
-      </w:pPr>
-      <w:r>
-        <w:rPr>
-          <w:rFonts w:asciiTheme="minorHAnsi" w:hAnsiTheme="minorHAnsi" w:cstheme="minorHAnsi"/>
-          <w:color w:val="0A0A0A"/>
-        </w:rPr>
-        <w:t>SLEEP_CHRONOTYPE_1_1: Do you consider yourself to be?</w:t>
-      </w:r>
-    </w:p>
-    <w:p>
-      <w:pPr>
-        <w:pStyle w:val="NormalWeb"/>
-        <w:numPr>
-          <w:ilvl w:val="2"/>
-          <w:numId w:val="2"/>
-        </w:numPr>
-        <w:spacing w:before="0" w:beforeAutospacing="0" w:after="0" w:afterAutospacing="0"/>
-        <w:rPr>
-          <w:rFonts w:asciiTheme="minorHAnsi" w:hAnsiTheme="minorHAnsi" w:cstheme="minorHAnsi"/>
-          <w:color w:val="0A0A0A"/>
-        </w:rPr>
-      </w:pPr>
-      <w:r>
-        <w:rPr>
-          <w:rFonts w:asciiTheme="minorHAnsi" w:hAnsiTheme="minorHAnsi" w:cstheme="minorHAnsi"/>
-          <w:color w:val="0A0A0A"/>
-        </w:rPr>
-        <w:t>Do not know, prefer not to answer, definitely a “morning” person, more a “morning” than “evening” person</w:t>
-      </w:r>
-      <w:proofErr w:type="gramStart"/>
-      <w:r>
-        <w:rPr>
-          <w:rFonts w:asciiTheme="minorHAnsi" w:hAnsiTheme="minorHAnsi" w:cstheme="minorHAnsi"/>
-          <w:color w:val="0A0A0A"/>
-        </w:rPr>
-        <w:t>,</w:t>
-      </w:r>
-      <w:r>
-        <w:rPr>
-          <w:rFonts w:asciiTheme="minorHAnsi" w:hAnsiTheme="minorHAnsi" w:cstheme="minorHAnsi"/>
-          <w:color w:val="0A0A0A"/>
-        </w:rPr>
-        <w:t xml:space="preserve"> </w:t>
-      </w:r>
-      <w:r>
-        <w:rPr>
-          <w:rFonts w:asciiTheme="minorHAnsi" w:hAnsiTheme="minorHAnsi" w:cstheme="minorHAnsi"/>
-          <w:color w:val="0A0A0A"/>
-        </w:rPr>
-        <w:t xml:space="preserve"> more</w:t>
-      </w:r>
-      <w:proofErr w:type="gramEnd"/>
-      <w:r>
-        <w:rPr>
-          <w:rFonts w:asciiTheme="minorHAnsi" w:hAnsiTheme="minorHAnsi" w:cstheme="minorHAnsi"/>
-          <w:color w:val="0A0A0A"/>
-        </w:rPr>
-        <w:t xml:space="preserve"> an “evening” than a “morning” person,</w:t>
-      </w:r>
-      <w:r>
-        <w:rPr>
-          <w:rFonts w:asciiTheme="minorHAnsi" w:hAnsiTheme="minorHAnsi" w:cstheme="minorHAnsi"/>
-          <w:color w:val="0A0A0A"/>
-        </w:rPr>
-        <w:t xml:space="preserve"> </w:t>
-      </w:r>
-      <w:r>
-        <w:rPr>
-          <w:rFonts w:asciiTheme="minorHAnsi" w:hAnsiTheme="minorHAnsi" w:cstheme="minorHAnsi"/>
-          <w:color w:val="0A0A0A"/>
-        </w:rPr>
-        <w:t>definitely an “evening” person.</w:t>
-      </w:r>
-    </w:p>
-    <w:p>
-      <w:pPr>
-        <w:pStyle w:val="NormalWeb"/>
-        <w:numPr>
-          <w:ilvl w:val="0"/>
-          <w:numId w:val="2"/>
-        </w:numPr>
-        <w:spacing w:before="0" w:beforeAutospacing="0" w:after="0" w:afterAutospacing="0"/>
-        <w:rPr>
-          <w:rFonts w:asciiTheme="minorHAnsi" w:hAnsiTheme="minorHAnsi" w:cstheme="minorHAnsi"/>
-          <w:color w:val="0A0A0A"/>
-        </w:rPr>
-      </w:pPr>
-      <w:r>
-        <w:rPr>
-          <w:rFonts w:asciiTheme="minorHAnsi" w:hAnsiTheme="minorHAnsi" w:cstheme="minorHAnsi"/>
-          <w:color w:val="0A0A0A"/>
-        </w:rPr>
-        <w:t>Job asthma risk</w:t>
-      </w:r>
-    </w:p>
-    <w:p>
-      <w:pPr>
-        <w:pStyle w:val="NormalWeb"/>
-        <w:numPr>
-          <w:ilvl w:val="0"/>
-          <w:numId w:val="2"/>
-        </w:numPr>
-        <w:spacing w:before="0" w:beforeAutospacing="0" w:after="0" w:afterAutospacing="0"/>
-        <w:rPr>
-          <w:rFonts w:asciiTheme="minorHAnsi" w:hAnsiTheme="minorHAnsi" w:cstheme="minorHAnsi"/>
-          <w:color w:val="0A0A0A"/>
-        </w:rPr>
-      </w:pPr>
-      <w:r>
-        <w:rPr>
-          <w:rFonts w:asciiTheme="minorHAnsi" w:hAnsiTheme="minorHAnsi" w:cstheme="minorHAnsi"/>
-          <w:color w:val="0A0A0A"/>
-        </w:rPr>
-        <w:t>Job medical required</w:t>
-      </w:r>
-      <w:r>
-        <w:rPr>
-          <w:rFonts w:asciiTheme="minorHAnsi" w:hAnsiTheme="minorHAnsi" w:cstheme="minorHAnsi"/>
-          <w:color w:val="0A0A0A"/>
-        </w:rPr>
-        <w:t xml:space="preserve"> </w:t>
-      </w:r>
     </w:p>
     <w:p>
       <w:pPr>
@@ -4379,7 +4372,7 @@
                                           </pic:cNvPicPr>
                                         </pic:nvPicPr>
                                         <pic:blipFill rotWithShape="1">
-                                          <a:blip r:embed="rId11">
+                                          <a:blip r:embed="rId10">
                                             <a:extLst>
                                               <a:ext uri="{28A0092B-C50C-407E-A947-70E740481C1C}">
                                                 <a14:useLocalDpi xmlns:a14="http://schemas.microsoft.com/office/drawing/2010/main" val="0"/>

--- a/OFHcrosssectional_plan.docx
+++ b/OFHcrosssectional_plan.docx
@@ -925,20 +925,20 @@
         <w:spacing w:before="0" w:beforeAutospacing="0" w:after="0" w:afterAutospacing="0"/>
         <w:rPr>
           <w:rFonts w:asciiTheme="minorHAnsi" w:hAnsiTheme="minorHAnsi" w:cstheme="minorHAnsi"/>
-          <w:color w:val="0A0A0A"/>
-        </w:rPr>
-      </w:pPr>
-      <w:r>
-        <w:rPr>
-          <w:rFonts w:asciiTheme="minorHAnsi" w:hAnsiTheme="minorHAnsi" w:cstheme="minorHAnsi"/>
-          <w:color w:val="0A0A0A"/>
+          <w:color w:val="FF0000"/>
+        </w:rPr>
+      </w:pPr>
+      <w:r>
+        <w:rPr>
+          <w:rFonts w:asciiTheme="minorHAnsi" w:hAnsiTheme="minorHAnsi" w:cstheme="minorHAnsi"/>
+          <w:color w:val="FF0000"/>
         </w:rPr>
         <w:t xml:space="preserve">asthma preventer inhaler (containing steroid medicine), </w:t>
       </w:r>
       <w:r>
         <w:rPr>
           <w:rFonts w:asciiTheme="minorHAnsi" w:hAnsiTheme="minorHAnsi" w:cstheme="minorHAnsi"/>
-          <w:color w:val="0A0A0A"/>
+          <w:color w:val="FF0000"/>
         </w:rPr>
         <w:t>71836</w:t>
       </w:r>
@@ -953,23 +953,25 @@
         <w:spacing w:before="0" w:beforeAutospacing="0" w:after="0" w:afterAutospacing="0"/>
         <w:rPr>
           <w:rFonts w:asciiTheme="minorHAnsi" w:hAnsiTheme="minorHAnsi" w:cstheme="minorHAnsi"/>
-          <w:color w:val="0A0A0A"/>
-        </w:rPr>
-      </w:pPr>
-      <w:r>
-        <w:rPr>
-          <w:rFonts w:asciiTheme="minorHAnsi" w:hAnsiTheme="minorHAnsi" w:cstheme="minorHAnsi"/>
-          <w:color w:val="0A0A0A"/>
+          <w:color w:val="FF0000"/>
+        </w:rPr>
+      </w:pPr>
+      <w:r>
+        <w:rPr>
+          <w:rFonts w:asciiTheme="minorHAnsi" w:hAnsiTheme="minorHAnsi" w:cstheme="minorHAnsi"/>
+          <w:color w:val="FF0000"/>
         </w:rPr>
         <w:t xml:space="preserve">asthma combination inhaler, </w:t>
       </w:r>
       <w:r>
         <w:rPr>
           <w:rFonts w:asciiTheme="minorHAnsi" w:hAnsiTheme="minorHAnsi" w:cstheme="minorHAnsi"/>
-          <w:color w:val="0A0A0A"/>
+          <w:color w:val="FF0000"/>
         </w:rPr>
         <w:t>20759</w:t>
       </w:r>
+      <w:bookmarkStart w:id="0" w:name="_GoBack"/>
+      <w:bookmarkEnd w:id="0"/>
     </w:p>
     <w:p>
       <w:pPr>
@@ -1009,13 +1011,13 @@
         <w:spacing w:before="0" w:beforeAutospacing="0" w:after="0" w:afterAutospacing="0"/>
         <w:rPr>
           <w:rFonts w:asciiTheme="minorHAnsi" w:hAnsiTheme="minorHAnsi" w:cstheme="minorHAnsi"/>
-          <w:color w:val="0A0A0A"/>
-        </w:rPr>
-      </w:pPr>
-      <w:r>
-        <w:rPr>
-          <w:rFonts w:asciiTheme="minorHAnsi" w:hAnsiTheme="minorHAnsi" w:cstheme="minorHAnsi"/>
-          <w:color w:val="0A0A0A"/>
+          <w:color w:val="FF0000"/>
+        </w:rPr>
+      </w:pPr>
+      <w:r>
+        <w:rPr>
+          <w:rFonts w:asciiTheme="minorHAnsi" w:hAnsiTheme="minorHAnsi" w:cstheme="minorHAnsi"/>
+          <w:color w:val="FF0000"/>
         </w:rPr>
         <w:t xml:space="preserve">leukotriene receptor antagonist (LTRAs) tablets (e.g. </w:t>
       </w:r>
@@ -1023,7 +1025,7 @@
       <w:r>
         <w:rPr>
           <w:rFonts w:asciiTheme="minorHAnsi" w:hAnsiTheme="minorHAnsi" w:cstheme="minorHAnsi"/>
-          <w:color w:val="0A0A0A"/>
+          <w:color w:val="FF0000"/>
         </w:rPr>
         <w:t>Montelukast</w:t>
       </w:r>
@@ -1031,14 +1033,14 @@
       <w:r>
         <w:rPr>
           <w:rFonts w:asciiTheme="minorHAnsi" w:hAnsiTheme="minorHAnsi" w:cstheme="minorHAnsi"/>
-          <w:color w:val="0A0A0A"/>
+          <w:color w:val="FF0000"/>
         </w:rPr>
         <w:t>),</w:t>
       </w:r>
       <w:r>
         <w:rPr>
           <w:rFonts w:asciiTheme="minorHAnsi" w:hAnsiTheme="minorHAnsi" w:cstheme="minorHAnsi"/>
-          <w:color w:val="0A0A0A"/>
+          <w:color w:val="FF0000"/>
         </w:rPr>
         <w:t xml:space="preserve"> 7357</w:t>
       </w:r>
@@ -1133,8 +1135,94 @@
         <w:spacing w:before="0" w:beforeAutospacing="0" w:after="0" w:afterAutospacing="0"/>
         <w:rPr>
           <w:rFonts w:asciiTheme="minorHAnsi" w:hAnsiTheme="minorHAnsi" w:cstheme="minorHAnsi"/>
+          <w:color w:val="0A0A0A"/>
+        </w:rPr>
+      </w:pPr>
+    </w:p>
+    <w:p>
+      <w:pPr>
+        <w:pStyle w:val="NormalWeb"/>
+        <w:spacing w:before="0" w:beforeAutospacing="0" w:after="0" w:afterAutospacing="0"/>
+        <w:rPr>
+          <w:rFonts w:asciiTheme="minorHAnsi" w:hAnsiTheme="minorHAnsi" w:cstheme="minorHAnsi"/>
+          <w:color w:val="0A0A0A"/>
+        </w:rPr>
+      </w:pPr>
+      <w:proofErr w:type="gramStart"/>
+      <w:r>
+        <w:rPr>
+          <w:rFonts w:asciiTheme="minorHAnsi" w:hAnsiTheme="minorHAnsi" w:cstheme="minorHAnsi"/>
+          <w:color w:val="0A0A0A"/>
+        </w:rPr>
+        <w:t>Reported asthma and on one of the medications in red?</w:t>
+      </w:r>
+      <w:proofErr w:type="gramEnd"/>
+    </w:p>
+    <w:p>
+      <w:pPr>
+        <w:pStyle w:val="NormalWeb"/>
+        <w:spacing w:before="0" w:beforeAutospacing="0" w:after="0" w:afterAutospacing="0"/>
+        <w:rPr>
+          <w:rFonts w:asciiTheme="minorHAnsi" w:hAnsiTheme="minorHAnsi" w:cstheme="minorHAnsi"/>
+          <w:color w:val="0A0A0A"/>
+        </w:rPr>
+      </w:pPr>
+    </w:p>
+    <w:p>
+      <w:pPr>
+        <w:pStyle w:val="NormalWeb"/>
+        <w:spacing w:before="0" w:beforeAutospacing="0" w:after="0" w:afterAutospacing="0"/>
+        <w:rPr>
+          <w:rFonts w:asciiTheme="minorHAnsi" w:hAnsiTheme="minorHAnsi" w:cstheme="minorHAnsi"/>
+          <w:color w:val="0A0A0A"/>
+        </w:rPr>
+      </w:pPr>
+      <w:r>
+        <w:rPr>
+          <w:rFonts w:asciiTheme="minorHAnsi" w:hAnsiTheme="minorHAnsi" w:cstheme="minorHAnsi"/>
+          <w:color w:val="0A0A0A"/>
+        </w:rPr>
+        <w:t>Overlap between reliever and preventer groups?</w:t>
+      </w:r>
+    </w:p>
+    <w:p>
+      <w:pPr>
+        <w:pStyle w:val="NormalWeb"/>
+        <w:spacing w:before="0" w:beforeAutospacing="0" w:after="0" w:afterAutospacing="0"/>
+        <w:rPr>
+          <w:rFonts w:asciiTheme="minorHAnsi" w:hAnsiTheme="minorHAnsi" w:cstheme="minorHAnsi"/>
+          <w:color w:val="0A0A0A"/>
+        </w:rPr>
+      </w:pPr>
+    </w:p>
+    <w:p>
+      <w:pPr>
+        <w:pStyle w:val="NormalWeb"/>
+        <w:spacing w:before="0" w:beforeAutospacing="0" w:after="0" w:afterAutospacing="0"/>
+        <w:rPr>
+          <w:rFonts w:asciiTheme="minorHAnsi" w:hAnsiTheme="minorHAnsi" w:cstheme="minorHAnsi"/>
+          <w:color w:val="0A0A0A"/>
+        </w:rPr>
+      </w:pPr>
+      <w:proofErr w:type="gramStart"/>
+      <w:r>
+        <w:rPr>
+          <w:rFonts w:asciiTheme="minorHAnsi" w:hAnsiTheme="minorHAnsi" w:cstheme="minorHAnsi"/>
+          <w:color w:val="0A0A0A"/>
+        </w:rPr>
+        <w:t>Table of asthma doctor diagnosis with medication.</w:t>
+      </w:r>
+      <w:proofErr w:type="gramEnd"/>
+    </w:p>
+    <w:p>
+      <w:pPr>
+        <w:pStyle w:val="NormalWeb"/>
+        <w:spacing w:before="0" w:beforeAutospacing="0" w:after="0" w:afterAutospacing="0"/>
+        <w:rPr>
+          <w:rFonts w:asciiTheme="minorHAnsi" w:hAnsiTheme="minorHAnsi" w:cstheme="minorHAnsi"/>
           <w:b/>
           <w:color w:val="0A0A0A"/>
+          <w:u w:val="single"/>
         </w:rPr>
       </w:pPr>
     </w:p>
@@ -1575,6 +1663,7 @@
           <w:rFonts w:asciiTheme="minorHAnsi" w:hAnsiTheme="minorHAnsi" w:cstheme="minorHAnsi"/>
           <w:color w:val="0A0A0A"/>
         </w:rPr>
+        <w:lastRenderedPageBreak/>
         <w:t xml:space="preserve">Prefer not to answer, white (sub cats for </w:t>
       </w:r>
       <w:proofErr w:type="spellStart"/>
@@ -1806,7 +1895,6 @@
           <w:rFonts w:asciiTheme="minorHAnsi" w:hAnsiTheme="minorHAnsi" w:cstheme="minorHAnsi"/>
           <w:color w:val="0A0A0A"/>
         </w:rPr>
-        <w:lastRenderedPageBreak/>
         <w:t>TDI</w:t>
       </w:r>
     </w:p>
@@ -1907,6 +1995,27 @@
       <w:pPr>
         <w:pStyle w:val="NormalWeb"/>
         <w:numPr>
+          <w:ilvl w:val="1"/>
+          <w:numId w:val="2"/>
+        </w:numPr>
+        <w:spacing w:before="0" w:beforeAutospacing="0" w:after="0" w:afterAutospacing="0"/>
+        <w:rPr>
+          <w:rFonts w:asciiTheme="minorHAnsi" w:hAnsiTheme="minorHAnsi" w:cstheme="minorHAnsi"/>
+          <w:color w:val="0A0A0A"/>
+        </w:rPr>
+      </w:pPr>
+      <w:r>
+        <w:rPr>
+          <w:rFonts w:asciiTheme="minorHAnsi" w:hAnsiTheme="minorHAnsi" w:cstheme="minorHAnsi"/>
+          <w:color w:val="0A0A0A"/>
+        </w:rPr>
+        <w:t>Could use household income as an alternative for deprivation</w:t>
+      </w:r>
+    </w:p>
+    <w:p>
+      <w:pPr>
+        <w:pStyle w:val="NormalWeb"/>
+        <w:numPr>
           <w:ilvl w:val="0"/>
           <w:numId w:val="2"/>
         </w:numPr>
@@ -1944,6 +2053,29 @@
         </w:rPr>
         <w:t>UKB: status &amp; daily intake</w:t>
       </w:r>
+      <w:r>
+        <w:rPr>
+          <w:rFonts w:asciiTheme="minorHAnsi" w:hAnsiTheme="minorHAnsi" w:cstheme="minorHAnsi"/>
+          <w:color w:val="0A0A0A"/>
+        </w:rPr>
+        <w:t>. Status is; prefer not to answer, never, previous, current. Intake is; daily</w:t>
+      </w:r>
+      <w:proofErr w:type="gramStart"/>
+      <w:r>
+        <w:rPr>
+          <w:rFonts w:asciiTheme="minorHAnsi" w:hAnsiTheme="minorHAnsi" w:cstheme="minorHAnsi"/>
+          <w:color w:val="0A0A0A"/>
+        </w:rPr>
+        <w:t>,3</w:t>
+      </w:r>
+      <w:proofErr w:type="gramEnd"/>
+      <w:r>
+        <w:rPr>
+          <w:rFonts w:asciiTheme="minorHAnsi" w:hAnsiTheme="minorHAnsi" w:cstheme="minorHAnsi"/>
+          <w:color w:val="0A0A0A"/>
+        </w:rPr>
+        <w:t>-4 times a week, 1 or 2 a week, 1-3 a month, special occasions, never, prefer not to answer.</w:t>
+      </w:r>
     </w:p>
     <w:p>
       <w:pPr>
@@ -2187,7 +2319,23 @@
           <w:rFonts w:asciiTheme="minorHAnsi" w:hAnsiTheme="minorHAnsi" w:cstheme="minorHAnsi"/>
           <w:color w:val="0A0A0A"/>
         </w:rPr>
-        <w:t>Also data on climbing stairs</w:t>
+        <w:t xml:space="preserve">Numeric but with “do not </w:t>
+      </w:r>
+      <w:proofErr w:type="spellStart"/>
+      <w:r>
+        <w:rPr>
+          <w:rFonts w:asciiTheme="minorHAnsi" w:hAnsiTheme="minorHAnsi" w:cstheme="minorHAnsi"/>
+          <w:color w:val="0A0A0A"/>
+        </w:rPr>
+        <w:t>know”,”prefer</w:t>
+      </w:r>
+      <w:proofErr w:type="spellEnd"/>
+      <w:r>
+        <w:rPr>
+          <w:rFonts w:asciiTheme="minorHAnsi" w:hAnsiTheme="minorHAnsi" w:cstheme="minorHAnsi"/>
+          <w:color w:val="0A0A0A"/>
+        </w:rPr>
+        <w:t xml:space="preserve"> not to answer” and “unable to walk”</w:t>
       </w:r>
     </w:p>
     <w:p>
@@ -2208,6 +2356,27 @@
           <w:rFonts w:asciiTheme="minorHAnsi" w:hAnsiTheme="minorHAnsi" w:cstheme="minorHAnsi"/>
           <w:color w:val="0A0A0A"/>
         </w:rPr>
+        <w:t>Also data on climbing stairs</w:t>
+      </w:r>
+    </w:p>
+    <w:p>
+      <w:pPr>
+        <w:pStyle w:val="NormalWeb"/>
+        <w:numPr>
+          <w:ilvl w:val="1"/>
+          <w:numId w:val="2"/>
+        </w:numPr>
+        <w:spacing w:before="0" w:beforeAutospacing="0" w:after="0" w:afterAutospacing="0"/>
+        <w:rPr>
+          <w:rFonts w:asciiTheme="minorHAnsi" w:hAnsiTheme="minorHAnsi" w:cstheme="minorHAnsi"/>
+          <w:color w:val="0A0A0A"/>
+        </w:rPr>
+      </w:pPr>
+      <w:r>
+        <w:rPr>
+          <w:rFonts w:asciiTheme="minorHAnsi" w:hAnsiTheme="minorHAnsi" w:cstheme="minorHAnsi"/>
+          <w:color w:val="0A0A0A"/>
+        </w:rPr>
         <w:t>And type of activity (walking for pleasure, other (swimming, cycling, keep fit, bowling), strenuous sports, light DIY, Heavy DIY)</w:t>
       </w:r>
     </w:p>
@@ -2257,6 +2426,43 @@
       <w:pPr>
         <w:pStyle w:val="NormalWeb"/>
         <w:numPr>
+          <w:ilvl w:val="1"/>
+          <w:numId w:val="2"/>
+        </w:numPr>
+        <w:spacing w:before="0" w:beforeAutospacing="0" w:after="0" w:afterAutospacing="0"/>
+        <w:rPr>
+          <w:rFonts w:asciiTheme="minorHAnsi" w:hAnsiTheme="minorHAnsi" w:cstheme="minorHAnsi"/>
+          <w:color w:val="0A0A0A"/>
+        </w:rPr>
+      </w:pPr>
+      <w:r>
+        <w:rPr>
+          <w:rFonts w:asciiTheme="minorHAnsi" w:hAnsiTheme="minorHAnsi" w:cstheme="minorHAnsi"/>
+          <w:color w:val="0A0A0A"/>
+        </w:rPr>
+        <w:t xml:space="preserve">Numeric but with “do not </w:t>
+      </w:r>
+      <w:proofErr w:type="spellStart"/>
+      <w:r>
+        <w:rPr>
+          <w:rFonts w:asciiTheme="minorHAnsi" w:hAnsiTheme="minorHAnsi" w:cstheme="minorHAnsi"/>
+          <w:color w:val="0A0A0A"/>
+        </w:rPr>
+        <w:t>know”,”prefer</w:t>
+      </w:r>
+      <w:proofErr w:type="spellEnd"/>
+      <w:r>
+        <w:rPr>
+          <w:rFonts w:asciiTheme="minorHAnsi" w:hAnsiTheme="minorHAnsi" w:cstheme="minorHAnsi"/>
+          <w:color w:val="0A0A0A"/>
+        </w:rPr>
+        <w:t xml:space="preserve"> not to answer”</w:t>
+      </w:r>
+    </w:p>
+    <w:p>
+      <w:pPr>
+        <w:pStyle w:val="NormalWeb"/>
+        <w:numPr>
           <w:ilvl w:val="0"/>
           <w:numId w:val="2"/>
         </w:numPr>
@@ -2408,8 +2614,6 @@
         </w:rPr>
         <w:t xml:space="preserve"> </w:t>
       </w:r>
-      <w:bookmarkStart w:id="0" w:name="_GoBack"/>
-      <w:bookmarkEnd w:id="0"/>
     </w:p>
     <w:p>
       <w:pPr>
@@ -2429,23 +2633,22 @@
           <w:rFonts w:asciiTheme="minorHAnsi" w:hAnsiTheme="minorHAnsi" w:cstheme="minorHAnsi"/>
           <w:color w:val="0A0A0A"/>
         </w:rPr>
-        <w:t xml:space="preserve">No job SOC codes in OFH or anything detailed about job type. Only has data on distance to work, manual labour, shift </w:t>
-      </w:r>
-      <w:proofErr w:type="spellStart"/>
-      <w:r>
-        <w:rPr>
-          <w:rFonts w:asciiTheme="minorHAnsi" w:hAnsiTheme="minorHAnsi" w:cstheme="minorHAnsi"/>
-          <w:color w:val="0A0A0A"/>
-        </w:rPr>
-        <w:t>wrok</w:t>
-      </w:r>
-      <w:proofErr w:type="spellEnd"/>
-      <w:r>
-        <w:rPr>
-          <w:rFonts w:asciiTheme="minorHAnsi" w:hAnsiTheme="minorHAnsi" w:cstheme="minorHAnsi"/>
-          <w:color w:val="0A0A0A"/>
-        </w:rPr>
-        <w:t>, transport to/from work, walking or standing most of time, work hours, times a week travelled to work, years in current job</w:t>
+        <w:lastRenderedPageBreak/>
+        <w:t>No job SOC codes in OFH or anything detailed about job type. Only has data on distance to work, manual labour, shift w</w:t>
+      </w:r>
+      <w:r>
+        <w:rPr>
+          <w:rFonts w:asciiTheme="minorHAnsi" w:hAnsiTheme="minorHAnsi" w:cstheme="minorHAnsi"/>
+          <w:color w:val="0A0A0A"/>
+        </w:rPr>
+        <w:t>or</w:t>
+      </w:r>
+      <w:r>
+        <w:rPr>
+          <w:rFonts w:asciiTheme="minorHAnsi" w:hAnsiTheme="minorHAnsi" w:cstheme="minorHAnsi"/>
+          <w:color w:val="0A0A0A"/>
+        </w:rPr>
+        <w:t>k, transport to/from work, walking or standing most of time, work hours, times a week travelled to work, years in current job</w:t>
       </w:r>
     </w:p>
     <w:p>
@@ -2619,7 +2822,6 @@
           <w:rFonts w:asciiTheme="minorHAnsi" w:hAnsiTheme="minorHAnsi" w:cstheme="minorHAnsi"/>
           <w:color w:val="0A0A0A"/>
         </w:rPr>
-        <w:lastRenderedPageBreak/>
         <w:t>Ever used tobacco products (cigs, cigars, e cigs, etc.)</w:t>
       </w:r>
     </w:p>
@@ -3216,6 +3418,7 @@
           <w:rFonts w:asciiTheme="minorHAnsi" w:hAnsiTheme="minorHAnsi" w:cstheme="minorHAnsi"/>
           <w:color w:val="0A0A0A"/>
         </w:rPr>
+        <w:lastRenderedPageBreak/>
         <w:t>LIFESTYLE_OUTDOOR_SUM_HRS_1_1</w:t>
       </w:r>
     </w:p>
@@ -3322,6 +3525,69 @@
           <w:color w:val="0A0A0A"/>
         </w:rPr>
         <w:t>No phone data</w:t>
+      </w:r>
+    </w:p>
+    <w:p>
+      <w:pPr>
+        <w:pStyle w:val="NormalWeb"/>
+        <w:numPr>
+          <w:ilvl w:val="0"/>
+          <w:numId w:val="3"/>
+        </w:numPr>
+        <w:spacing w:before="0" w:beforeAutospacing="0" w:after="0" w:afterAutospacing="0"/>
+        <w:rPr>
+          <w:rFonts w:asciiTheme="minorHAnsi" w:hAnsiTheme="minorHAnsi" w:cstheme="minorHAnsi"/>
+          <w:color w:val="0A0A0A"/>
+        </w:rPr>
+      </w:pPr>
+      <w:r>
+        <w:rPr>
+          <w:rFonts w:asciiTheme="minorHAnsi" w:hAnsiTheme="minorHAnsi" w:cstheme="minorHAnsi"/>
+          <w:color w:val="0A0A0A"/>
+        </w:rPr>
+        <w:t>Household income</w:t>
+      </w:r>
+    </w:p>
+    <w:p>
+      <w:pPr>
+        <w:pStyle w:val="NormalWeb"/>
+        <w:numPr>
+          <w:ilvl w:val="1"/>
+          <w:numId w:val="3"/>
+        </w:numPr>
+        <w:spacing w:before="0" w:beforeAutospacing="0" w:after="0" w:afterAutospacing="0"/>
+        <w:rPr>
+          <w:rFonts w:asciiTheme="minorHAnsi" w:hAnsiTheme="minorHAnsi" w:cstheme="minorHAnsi"/>
+          <w:color w:val="0A0A0A"/>
+        </w:rPr>
+      </w:pPr>
+      <w:r>
+        <w:rPr>
+          <w:rFonts w:asciiTheme="minorHAnsi" w:hAnsiTheme="minorHAnsi" w:cstheme="minorHAnsi"/>
+          <w:color w:val="0A0A0A"/>
+        </w:rPr>
+        <w:t>HOUSING_INCOME_1_1</w:t>
+      </w:r>
+    </w:p>
+    <w:p>
+      <w:pPr>
+        <w:pStyle w:val="NormalWeb"/>
+        <w:numPr>
+          <w:ilvl w:val="1"/>
+          <w:numId w:val="3"/>
+        </w:numPr>
+        <w:spacing w:before="0" w:beforeAutospacing="0" w:after="0" w:afterAutospacing="0"/>
+        <w:rPr>
+          <w:rFonts w:asciiTheme="minorHAnsi" w:hAnsiTheme="minorHAnsi" w:cstheme="minorHAnsi"/>
+          <w:color w:val="0A0A0A"/>
+        </w:rPr>
+      </w:pPr>
+      <w:r>
+        <w:rPr>
+          <w:rFonts w:asciiTheme="minorHAnsi" w:hAnsiTheme="minorHAnsi" w:cstheme="minorHAnsi"/>
+          <w:color w:val="0A0A0A"/>
+        </w:rPr>
+        <w:t>Do not know, prefer not to answer, &lt;£18k, £18k&lt;=x&lt;£31k, £31k&lt;=x&lt;£52k, £52k&lt;=x&lt;=£100k, &gt;£100k</w:t>
       </w:r>
     </w:p>
     <w:p>
